--- a/downloads/workbook/ai-3-week-13.docx
+++ b/downloads/workbook/ai-3-week-13.docx
@@ -1302,6 +1302,178 @@
         <w:t>Project connection: Label Study Buddy claims by their visual, audio or text evidence and retain uncertainty when modalities omit information.</w:t>
       </w:r>
     </w:p>
+    <w:p>
+      <w:pPr>
+        <w:pStyle w:val="Heading1"/>
+      </w:pPr>
+      <w:r>
+        <w:t>19. Project portfolio milestone</w:t>
+      </w:r>
+    </w:p>
+    <w:p>
+      <w:r>
+        <w:t>Project: Verified Study Buddy</w:t>
+      </w:r>
+    </w:p>
+    <w:p>
+      <w:r>
+        <w:t>Current milestone: Test changed cases. Keep normal, boundary and failure cases; compare expected and observed results.</w:t>
+      </w:r>
+    </w:p>
+    <w:p>
+      <w:r>
+        <w:t>Label Study Buddy claims by their visual, audio or text evidence and retain uncertainty when modalities omit information.</w:t>
+      </w:r>
+    </w:p>
+    <w:tbl>
+      <w:tblPr>
+        <w:tblStyle w:val="LightShading-Accent1"/>
+        <w:tblW w:type="auto" w:w="0"/>
+        <w:tblLook w:firstColumn="1" w:firstRow="1" w:lastColumn="0" w:lastRow="0" w:noHBand="0" w:noVBand="1" w:val="04A0"/>
+      </w:tblPr>
+      <w:tblGrid>
+        <w:gridCol w:w="5112"/>
+        <w:gridCol w:w="5112"/>
+      </w:tblGrid>
+      <w:tr>
+        <w:trPr>
+          <w:tblHeader/>
+        </w:trPr>
+        <w:tc>
+          <w:tcPr>
+            <w:tcW w:type="dxa" w:w="5112"/>
+          </w:tcPr>
+          <w:p>
+            <w:r>
+              <w:t>Evidence to keep</w:t>
+            </w:r>
+          </w:p>
+        </w:tc>
+        <w:tc>
+          <w:tcPr>
+            <w:tcW w:type="dxa" w:w="5112"/>
+          </w:tcPr>
+          <w:p>
+            <w:r>
+              <w:t>My record</w:t>
+            </w:r>
+          </w:p>
+        </w:tc>
+      </w:tr>
+      <w:tr>
+        <w:tc>
+          <w:tcPr>
+            <w:tcW w:type="dxa" w:w="5112"/>
+          </w:tcPr>
+          <w:p>
+            <w:r>
+              <w:t>This week’s input and deciding step</w:t>
+            </w:r>
+          </w:p>
+        </w:tc>
+        <w:tc>
+          <w:tcPr>
+            <w:tcW w:type="dxa" w:w="5112"/>
+          </w:tcPr>
+          <w:p>
+            <w:r/>
+          </w:p>
+        </w:tc>
+      </w:tr>
+      <w:tr>
+        <w:tc>
+          <w:tcPr>
+            <w:tcW w:type="dxa" w:w="5112"/>
+          </w:tcPr>
+          <w:p>
+            <w:r>
+              <w:t>Prediction and actual result (or labelled paper trace)</w:t>
+            </w:r>
+          </w:p>
+        </w:tc>
+        <w:tc>
+          <w:tcPr>
+            <w:tcW w:type="dxa" w:w="5112"/>
+          </w:tcPr>
+          <w:p>
+            <w:r/>
+          </w:p>
+        </w:tc>
+      </w:tr>
+      <w:tr>
+        <w:tc>
+          <w:tcPr>
+            <w:tcW w:type="dxa" w:w="5112"/>
+          </w:tcPr>
+          <w:p>
+            <w:r>
+              <w:t>One change since the previous checkpoint and why</w:t>
+            </w:r>
+          </w:p>
+        </w:tc>
+        <w:tc>
+          <w:tcPr>
+            <w:tcW w:type="dxa" w:w="5112"/>
+          </w:tcPr>
+          <w:p>
+            <w:r/>
+          </w:p>
+        </w:tc>
+      </w:tr>
+      <w:tr>
+        <w:tc>
+          <w:tcPr>
+            <w:tcW w:type="dxa" w:w="5112"/>
+          </w:tcPr>
+          <w:p>
+            <w:r>
+              <w:t>One error or limit and the next test</w:t>
+            </w:r>
+          </w:p>
+        </w:tc>
+        <w:tc>
+          <w:tcPr>
+            <w:tcW w:type="dxa" w:w="5112"/>
+          </w:tcPr>
+          <w:p>
+            <w:r/>
+          </w:p>
+        </w:tc>
+      </w:tr>
+    </w:tbl>
+    <w:p>
+      <w:pPr>
+        <w:pStyle w:val="Heading3"/>
+      </w:pPr>
+      <w:r>
+        <w:t>Explain what this week adds to your project. Reuse last week’s record rather than starting again.</w:t>
+      </w:r>
+    </w:p>
+    <w:p>
+      <w:r>
+        <w:t>________________________________________________________________</w:t>
+      </w:r>
+    </w:p>
+    <w:p>
+      <w:r>
+        <w:t>________________________________________________________________</w:t>
+      </w:r>
+    </w:p>
+    <w:p>
+      <w:r>
+        <w:t>________________________________________________________________</w:t>
+      </w:r>
+    </w:p>
+    <w:p>
+      <w:r>
+        <w:t>________________________________________________________________</w:t>
+      </w:r>
+    </w:p>
+    <w:p>
+      <w:r>
+        <w:t>________________________________________________________________</w:t>
+      </w:r>
+    </w:p>
     <w:sectPr>
       <w:pgSz w:w="12240" w:h="15840"/>
       <w:pgMar w:top="936" w:right="1008" w:bottom="936" w:left="1008" w:header="720" w:footer="720" w:gutter="0"/>

--- a/downloads/workbook/ai-3-week-13.docx
+++ b/downloads/workbook/ai-3-week-13.docx
@@ -1474,6 +1474,240 @@
         <w:t>________________________________________________________________</w:t>
       </w:r>
     </w:p>
+    <w:p>
+      <w:pPr>
+        <w:pStyle w:val="Heading1"/>
+      </w:pPr>
+      <w:r>
+        <w:t>20. Supported practice and learning evidence</w:t>
+      </w:r>
+    </w:p>
+    <w:p>
+      <w:r>
+        <w:t>Use this supported practice once, in the browser or on paper. Keep the reserved independent assessment for a separate first attempt before teacher feedback.</w:t>
+      </w:r>
+    </w:p>
+    <w:p>
+      <w:r>
+        <w:t>A fictional Study Buddy audits a desk description and a separate caption.</w:t>
+      </w:r>
+    </w:p>
+    <w:p>
+      <w:pPr>
+        <w:pStyle w:val="Heading3"/>
+      </w:pPr>
+      <w:r>
+        <w:t>Practice 1: explain the deciding evidence</w:t>
+      </w:r>
+    </w:p>
+    <w:p>
+      <w:r>
+        <w:t>Which labelled step matches this detail? At least three are supported; total five is not established by the description.</w:t>
+      </w:r>
+    </w:p>
+    <w:p>
+      <w:r>
+        <w:t>1. Caption claim</w:t>
+      </w:r>
+    </w:p>
+    <w:p>
+      <w:r>
+        <w:t>2. Supported response</w:t>
+      </w:r>
+    </w:p>
+    <w:p>
+      <w:r>
+        <w:t>3. Hidden region</w:t>
+      </w:r>
+    </w:p>
+    <w:p>
+      <w:r>
+        <w:t>4. Visible evidence</w:t>
+      </w:r>
+    </w:p>
+    <w:p>
+      <w:pPr>
+        <w:pStyle w:val="Heading3"/>
+      </w:pPr>
+      <w:r>
+        <w:t>My selected conclusion, deciding fact and explanation</w:t>
+      </w:r>
+    </w:p>
+    <w:p>
+      <w:r>
+        <w:t>________________________________________________________________</w:t>
+      </w:r>
+    </w:p>
+    <w:p>
+      <w:r>
+        <w:t>________________________________________________________________</w:t>
+      </w:r>
+    </w:p>
+    <w:p>
+      <w:r>
+        <w:t>________________________________________________________________</w:t>
+      </w:r>
+    </w:p>
+    <w:p>
+      <w:r>
+        <w:t>________________________________________________________________</w:t>
+      </w:r>
+    </w:p>
+    <w:p>
+      <w:r>
+        <w:t>________________________________________________________________</w:t>
+      </w:r>
+    </w:p>
+    <w:p>
+      <w:r>
+        <w:t>Hint if needed: Read the steps in the pictorial case. Match the supplied detail to the stage that performs or records it.</w:t>
+      </w:r>
+    </w:p>
+    <w:p>
+      <w:r>
+        <w:t>After your attempt, compare with the supported explanation: Supported response At least three are supported; total five is not established by the description. A caption is another claim, not a way of seeing through an opaque object. Keep observable information separate from inferences. The visible three give a lower bound under the stated desk scope; there is no supplied maximum for the closed box. Do not replace unknown contents with zero merely because none are visible.</w:t>
+      </w:r>
+    </w:p>
+    <w:p>
+      <w:pPr>
+        <w:pStyle w:val="Heading3"/>
+      </w:pPr>
+      <w:r>
+        <w:t>Practice 2: explain the deciding evidence</w:t>
+      </w:r>
+    </w:p>
+    <w:p>
+      <w:r>
+        <w:t>Changed-case practice: Open the closed box and a verified observation shows two pencils inside, with no other desk locations. Which conclusion is supported by the supplied facts?</w:t>
+      </w:r>
+    </w:p>
+    <w:p>
+      <w:r>
+        <w:t>1. We can decide the result without examining the changed input or the procedure.</w:t>
+      </w:r>
+    </w:p>
+    <w:p>
+      <w:r>
+        <w:t>2. The total is now supported as five.</w:t>
+      </w:r>
+    </w:p>
+    <w:p>
+      <w:r>
+        <w:t>3. This one example guarantees correct results for every future input.</w:t>
+      </w:r>
+    </w:p>
+    <w:p>
+      <w:pPr>
+        <w:pStyle w:val="Heading3"/>
+      </w:pPr>
+      <w:r>
+        <w:t>My selected conclusion, deciding fact and explanation</w:t>
+      </w:r>
+    </w:p>
+    <w:p>
+      <w:r>
+        <w:t>________________________________________________________________</w:t>
+      </w:r>
+    </w:p>
+    <w:p>
+      <w:r>
+        <w:t>________________________________________________________________</w:t>
+      </w:r>
+    </w:p>
+    <w:p>
+      <w:r>
+        <w:t>________________________________________________________________</w:t>
+      </w:r>
+    </w:p>
+    <w:p>
+      <w:r>
+        <w:t>________________________________________________________________</w:t>
+      </w:r>
+    </w:p>
+    <w:p>
+      <w:r>
+        <w:t>________________________________________________________________</w:t>
+      </w:r>
+    </w:p>
+    <w:p>
+      <w:r>
+        <w:t>Hint if needed: Use the changed condition and the deciding step in the pictorial trace. The answer must say what follows from those facts.</w:t>
+      </w:r>
+    </w:p>
+    <w:p>
+      <w:r>
+        <w:t>After your attempt, compare with the supported explanation: The total is now supported as five. 3 visible initially plus 2 newly observed gives 5 under the complete-location assumption.</w:t>
+      </w:r>
+    </w:p>
+    <w:p>
+      <w:pPr>
+        <w:pStyle w:val="Heading3"/>
+      </w:pPr>
+      <w:r>
+        <w:t>Repair a missing building block</w:t>
+      </w:r>
+    </w:p>
+    <w:p>
+      <w:r>
+        <w:t>Review Speech and Audio Systems (ai-3/12). Goal: Explain the mechanism and terminology of speech pipelines and multimodal evidence. Short practice: Which stage was initially wrong, and which stage was correctly operating on a wrong input?. Return to this week and explain what you changed.</w:t>
+      </w:r>
+    </w:p>
+    <w:p>
+      <w:r>
+        <w:t>Review Image Generation Models (ai-3/10). Goal: Explain the mechanism and terminology of image generation and provenance. Short practice: What may these two grids explain, and what can they not establish about a real generator?. Return to this week and explain what you changed.</w:t>
+      </w:r>
+    </w:p>
+    <w:p>
+      <w:r>
+        <w:t>Review Iterative Prompting (ai-3/7). Goal: Explain the mechanism and terminology of controlled prompt experiments. Short practice: What evidence supports improvement here, and what remains unproven?. Return to this week and explain what you changed.</w:t>
+      </w:r>
+    </w:p>
+    <w:p>
+      <w:pPr>
+        <w:pStyle w:val="Heading3"/>
+      </w:pPr>
+      <w:r>
+        <w:t>Keep your completed work</w:t>
+      </w:r>
+    </w:p>
+    <w:p>
+      <w:r>
+        <w:t>Use Download completed work in the hosted lesson to export your answers, reflections, practice feedback and code-run evidence. Open the HTML copy to read or print it. Drafts stay in this browser when storage is available; clear drafts on a shared device.</w:t>
+      </w:r>
+    </w:p>
+    <w:p>
+      <w:pPr>
+        <w:pStyle w:val="Heading3"/>
+      </w:pPr>
+      <w:r>
+        <w:t>What I repaired, the evidence I kept and the next test</w:t>
+      </w:r>
+    </w:p>
+    <w:p>
+      <w:r>
+        <w:t>________________________________________________________________</w:t>
+      </w:r>
+    </w:p>
+    <w:p>
+      <w:r>
+        <w:t>________________________________________________________________</w:t>
+      </w:r>
+    </w:p>
+    <w:p>
+      <w:r>
+        <w:t>________________________________________________________________</w:t>
+      </w:r>
+    </w:p>
+    <w:p>
+      <w:r>
+        <w:t>________________________________________________________________</w:t>
+      </w:r>
+    </w:p>
+    <w:p>
+      <w:r>
+        <w:t>________________________________________________________________</w:t>
+      </w:r>
+    </w:p>
     <w:sectPr>
       <w:pgSz w:w="12240" w:h="15840"/>
       <w:pgMar w:top="936" w:right="1008" w:bottom="936" w:left="1008" w:header="720" w:footer="720" w:gutter="0"/>

--- a/downloads/workbook/ai-3-week-13.docx
+++ b/downloads/workbook/ai-3-week-13.docx
@@ -30,6 +30,17 @@
     </w:p>
     <w:p>
       <w:r>
+        <w:t>Record your starting explanation for Multimodal Evidence before opening notes. Show any later correction separately.</w:t>
+      </w:r>
+    </w:p>
+    <w:p>
+      <w:pPr>
+        <w:spacing w:line="336" w:lineRule="auto" w:after="180"/>
+      </w:pPr>
+      <w:r>
+        <w:rPr>
+          <w:b w:val="0"/>
+        </w:rPr>
         <w:t>Try the recall before opening notes. Then use a different colour or a labelled second line to correct your explanation.</w:t>
       </w:r>
     </w:p>
@@ -42,7 +53,13 @@
       </w:r>
     </w:p>
     <w:p>
-      <w:r>
+      <w:pPr>
+        <w:spacing w:line="336" w:lineRule="auto" w:after="180"/>
+      </w:pPr>
+      <w:r>
+        <w:rPr>
+          <w:b w:val="0"/>
+        </w:rPr>
         <w:t>Without opening the old lesson, explain one key idea from Speech and Audio Systems. Give an example and a mistake that the idea helps you avoid.</w:t>
       </w:r>
     </w:p>
@@ -78,7 +95,13 @@
       </w:r>
     </w:p>
     <w:p>
-      <w:r>
+      <w:pPr>
+        <w:spacing w:line="336" w:lineRule="auto" w:after="180"/>
+      </w:pPr>
+      <w:r>
+        <w:rPr>
+          <w:b w:val="0"/>
+        </w:rPr>
         <w:t>Without opening the old lesson, explain one key idea from Image Generation Models. Give an example and a mistake that the idea helps you avoid.</w:t>
       </w:r>
     </w:p>
@@ -114,7 +137,13 @@
       </w:r>
     </w:p>
     <w:p>
-      <w:r>
+      <w:pPr>
+        <w:spacing w:line="336" w:lineRule="auto" w:after="180"/>
+      </w:pPr>
+      <w:r>
+        <w:rPr>
+          <w:b w:val="0"/>
+        </w:rPr>
         <w:t>Without opening the old lesson, explain one key idea from Iterative Prompting. Give an example and a mistake that the idea helps you avoid.</w:t>
       </w:r>
     </w:p>
@@ -151,7 +180,30 @@
     </w:p>
     <w:p>
       <w:r>
-        <w:t>Use W2: Trace the worked case for Speech pipelines and multimodal evidence. Record the answer once; the lesson and workbook refer to the same attempt.</w:t>
+        <w:t>Complete the supported Multimodal Evidence trace and record the first step you can explain without help.</w:t>
+      </w:r>
+    </w:p>
+    <w:p>
+      <w:pPr>
+        <w:spacing w:line="336" w:lineRule="auto" w:after="180"/>
+      </w:pPr>
+      <w:r>
+        <w:rPr>
+          <w:b w:val="0"/>
+        </w:rPr>
+        <w:t xml:space="preserve">Use W2: Trace the worked case for Speech pipelines and multimodal </w:t>
+      </w:r>
+      <w:r>
+        <w:rPr>
+          <w:b/>
+        </w:rPr>
+        <w:t>evidence</w:t>
+      </w:r>
+      <w:r>
+        <w:rPr>
+          <w:b w:val="0"/>
+        </w:rPr>
+        <w:t>. Record the answer once; the lesson and workbook refer to the same attempt.</w:t>
       </w:r>
     </w:p>
     <w:tbl>
@@ -279,7 +331,41 @@
     </w:p>
     <w:p>
       <w:r>
-        <w:t>Use the worked case for Speech pipelines and multimodal evidence. Proposed explanation: “The worked result establishes every future case”. Decide whether this explanation is supported. Point to the step or supplied fact that decides; explain your repair if needed.</w:t>
+        <w:t>Check the proposed Multimodal Evidence explanation against the supplied facts before discussing it.</w:t>
+      </w:r>
+    </w:p>
+    <w:p>
+      <w:pPr>
+        <w:spacing w:line="336" w:lineRule="auto" w:after="180"/>
+      </w:pPr>
+      <w:r>
+        <w:rPr>
+          <w:b w:val="0"/>
+        </w:rPr>
+        <w:t xml:space="preserve">Use the worked case for Speech pipelines and multimodal </w:t>
+      </w:r>
+      <w:r>
+        <w:rPr>
+          <w:b/>
+        </w:rPr>
+        <w:t>evidence</w:t>
+      </w:r>
+      <w:r>
+        <w:rPr>
+          <w:b w:val="0"/>
+        </w:rPr>
+        <w:t>. Proposed explanation: “The worked result establishes every future case”. Decide whether this explanation is supported.</w:t>
+      </w:r>
+    </w:p>
+    <w:p>
+      <w:pPr>
+        <w:spacing w:line="336" w:lineRule="auto" w:after="180"/>
+      </w:pPr>
+      <w:r>
+        <w:rPr>
+          <w:b w:val="0"/>
+        </w:rPr>
+        <w:t>Point to the step or supplied fact that decides; explain your repair if needed.</w:t>
       </w:r>
     </w:p>
     <w:p>
@@ -319,6 +405,11 @@
       </w:r>
     </w:p>
     <w:p>
+      <w:r>
+        <w:t>Write one first attempt at the reserved independent case before feedback. Repeated copies of that case refer to the same recorded attempt.</w:t>
+      </w:r>
+    </w:p>
+    <w:p>
       <w:pPr>
         <w:pStyle w:val="Heading3"/>
       </w:pPr>
@@ -327,7 +418,14 @@
       </w:r>
     </w:p>
     <w:p>
-      <w:r>
+      <w:pPr>
+        <w:spacing w:line="336" w:lineRule="auto" w:after="180"/>
+        <w:shd w:fill="F5F1FB"/>
+      </w:pPr>
+      <w:r>
+        <w:rPr>
+          <w:b w:val="0"/>
+        </w:rPr>
         <w:t>A description reports two visible plants and a third opaque pot whose contents cannot be seen. A caption says “three plants”. What is supported?</w:t>
       </w:r>
     </w:p>
@@ -375,7 +473,13 @@
       </w:r>
     </w:p>
     <w:p>
-      <w:r>
+      <w:pPr>
+        <w:spacing w:line="336" w:lineRule="auto" w:after="180"/>
+      </w:pPr>
+      <w:r>
+        <w:rPr>
+          <w:b w:val="0"/>
+        </w:rPr>
         <w:t>Attempt this case before feedback. Record any help. Earlier examples below are further practice; a case already practised with feedback cannot establish fresh transfer.</w:t>
       </w:r>
     </w:p>
@@ -389,7 +493,30 @@
     </w:p>
     <w:p>
       <w:r>
-        <w:t>A caption says four seedlings; the image shows three and an opaque box. Is a fourth seedling disproved? Write an evidence-aware response.</w:t>
+        <w:t>Connect the Multimodal Evidence target to a trace and a justified conclusion.</w:t>
+      </w:r>
+    </w:p>
+    <w:p>
+      <w:pPr>
+        <w:spacing w:line="336" w:lineRule="auto" w:after="180"/>
+      </w:pPr>
+      <w:r>
+        <w:rPr>
+          <w:b w:val="0"/>
+        </w:rPr>
+        <w:t xml:space="preserve">A caption says four seedlings; the image shows three and an opaque box. Is a fourth seedling disproved? Write an </w:t>
+      </w:r>
+      <w:r>
+        <w:rPr>
+          <w:b/>
+        </w:rPr>
+        <w:t>evidence</w:t>
+      </w:r>
+      <w:r>
+        <w:rPr>
+          <w:b w:val="0"/>
+        </w:rPr>
+        <w:t>-aware response.</w:t>
       </w:r>
     </w:p>
     <w:p>
@@ -402,17 +529,47 @@
     </w:p>
     <w:p>
       <w:r>
+        <w:t>Solve the supplied Multimodal Evidence case and show the deciding evidence.</w:t>
+      </w:r>
+    </w:p>
+    <w:p>
+      <w:pPr>
+        <w:spacing w:line="336" w:lineRule="auto" w:after="180"/>
+      </w:pPr>
+      <w:r>
+        <w:rPr>
+          <w:b w:val="0"/>
+        </w:rPr>
         <w:t>An image shows three plants; caption claims a fourth outside the frame.</w:t>
       </w:r>
     </w:p>
     <w:p>
-      <w:r>
+      <w:pPr>
+        <w:spacing w:line="336" w:lineRule="auto" w:after="180"/>
+        <w:shd w:fill="F5F1FB"/>
+      </w:pPr>
+      <w:r>
+        <w:rPr>
+          <w:b w:val="0"/>
+        </w:rPr>
         <w:t>What can the image establish?</w:t>
       </w:r>
     </w:p>
     <w:p>
-      <w:r>
-        <w:t>Show your trace, calculation or evidence</w:t>
+      <w:pPr>
+        <w:spacing w:line="336" w:lineRule="auto" w:after="180"/>
+      </w:pPr>
+      <w:r>
+        <w:rPr>
+          <w:b w:val="0"/>
+        </w:rPr>
+        <w:t xml:space="preserve">Show your trace, calculation or </w:t>
+      </w:r>
+      <w:r>
+        <w:rPr>
+          <w:b/>
+        </w:rPr>
+        <w:t>evidence</w:t>
       </w:r>
     </w:p>
     <w:p>
@@ -458,11 +615,29 @@
     </w:p>
     <w:p>
       <w:r>
+        <w:t>Apply the procedure to the changed case and record why the conclusion follows.</w:t>
+      </w:r>
+    </w:p>
+    <w:p>
+      <w:pPr>
+        <w:spacing w:line="336" w:lineRule="auto" w:after="180"/>
+        <w:shd w:fill="F5F1FB"/>
+      </w:pPr>
+      <w:r>
+        <w:rPr>
+          <w:b w:val="0"/>
+        </w:rPr>
         <w:t>A chart image shows 12 plants; its caption says 21. What should a multimodal assistant report before drawing a conclusion?</w:t>
       </w:r>
     </w:p>
     <w:p>
-      <w:r>
+      <w:pPr>
+        <w:spacing w:line="336" w:lineRule="auto" w:after="180"/>
+      </w:pPr>
+      <w:r>
+        <w:rPr>
+          <w:b w:val="0"/>
+        </w:rPr>
         <w:t>My independent answer and reason</w:t>
       </w:r>
     </w:p>
@@ -517,7 +692,30 @@
     </w:p>
     <w:p>
       <w:r>
-        <w:t>Create a changed input, boundary case or missing-information case. Write the expected answer or safe response before testing.</w:t>
+        <w:t>Specify a changed input, expected result and observation separately.</w:t>
+      </w:r>
+    </w:p>
+    <w:p>
+      <w:pPr>
+        <w:spacing w:line="336" w:lineRule="auto" w:after="180"/>
+      </w:pPr>
+      <w:r>
+        <w:rPr>
+          <w:b w:val="0"/>
+        </w:rPr>
+        <w:t xml:space="preserve">Create a changed </w:t>
+      </w:r>
+      <w:r>
+        <w:rPr>
+          <w:b/>
+        </w:rPr>
+        <w:t>input</w:t>
+      </w:r>
+      <w:r>
+        <w:rPr>
+          <w:b w:val="0"/>
+        </w:rPr>
+        <w:t>, boundary case or missing-information case. Write the expected answer or safe response before testing.</w:t>
       </w:r>
     </w:p>
     <w:tbl>
@@ -646,12 +844,41 @@
     </w:p>
     <w:p>
       <w:r>
+        <w:t>Justify what Multimodal Evidence adds to Verified Study Buddy and keep the evidence.</w:t>
+      </w:r>
+    </w:p>
+    <w:p>
+      <w:pPr>
+        <w:spacing w:line="336" w:lineRule="auto" w:after="180"/>
+      </w:pPr>
+      <w:r>
+        <w:rPr>
+          <w:b w:val="0"/>
+        </w:rPr>
         <w:t>Accept diagrams plus questions only when the source and topic align with the learner’s task.</w:t>
       </w:r>
     </w:p>
     <w:p>
-      <w:r>
-        <w:t>The project change and evidence I will keep</w:t>
+      <w:pPr>
+        <w:spacing w:line="336" w:lineRule="auto" w:after="180"/>
+      </w:pPr>
+      <w:r>
+        <w:rPr>
+          <w:b w:val="0"/>
+        </w:rPr>
+        <w:t xml:space="preserve">The project change and </w:t>
+      </w:r>
+      <w:r>
+        <w:rPr>
+          <w:b/>
+        </w:rPr>
+        <w:t>evidence</w:t>
+      </w:r>
+      <w:r>
+        <w:rPr>
+          <w:b w:val="0"/>
+        </w:rPr>
+        <w:t xml:space="preserve"> I will keep</w:t>
       </w:r>
     </w:p>
     <w:p>
@@ -697,11 +924,54 @@
     </w:p>
     <w:p>
       <w:r>
-        <w:t>I can explain the mechanism. I can show evidence. I can handle a changed case. I can name a limit. Mark each as not yet, with help or independently, and attach supporting work.</w:t>
-      </w:r>
-    </w:p>
-    <w:p>
-      <w:r>
+        <w:t>Judge explanation, evidence, transfer and limits separately; attach the work behind your judgement.</w:t>
+      </w:r>
+    </w:p>
+    <w:p>
+      <w:pPr>
+        <w:pStyle w:val="ListBullet"/>
+      </w:pPr>
+      <w:r>
+        <w:t>I can explain the mechanism.</w:t>
+      </w:r>
+    </w:p>
+    <w:p>
+      <w:pPr>
+        <w:pStyle w:val="ListBullet"/>
+      </w:pPr>
+      <w:r>
+        <w:t>I can show evidence.</w:t>
+      </w:r>
+    </w:p>
+    <w:p>
+      <w:pPr>
+        <w:pStyle w:val="ListBullet"/>
+      </w:pPr>
+      <w:r>
+        <w:t>I can handle a changed case.</w:t>
+      </w:r>
+    </w:p>
+    <w:p>
+      <w:pPr>
+        <w:pStyle w:val="ListBullet"/>
+      </w:pPr>
+      <w:r>
+        <w:t>I can name a limit.</w:t>
+      </w:r>
+    </w:p>
+    <w:p>
+      <w:r>
+        <w:t>Mark each as not yet, with help or independently, and attach supporting work.</w:t>
+      </w:r>
+    </w:p>
+    <w:p>
+      <w:pPr>
+        <w:spacing w:line="336" w:lineRule="auto" w:after="180"/>
+      </w:pPr>
+      <w:r>
+        <w:rPr>
+          <w:b w:val="0"/>
+        </w:rPr>
         <w:t>Teacher review ____________________  Next step ____________________</w:t>
       </w:r>
     </w:p>
@@ -715,7 +985,30 @@
     </w:p>
     <w:p>
       <w:r>
-        <w:t>A caption says four seedlings; the image shows three and an opaque box. Is a fourth seedling disproved? Write an evidence-aware response.</w:t>
+        <w:t>Use this earlier case as transfer practice. A case already discussed with feedback is not fresh assessment evidence.</w:t>
+      </w:r>
+    </w:p>
+    <w:p>
+      <w:pPr>
+        <w:spacing w:line="336" w:lineRule="auto" w:after="180"/>
+      </w:pPr>
+      <w:r>
+        <w:rPr>
+          <w:b w:val="0"/>
+        </w:rPr>
+        <w:t xml:space="preserve">A caption says four seedlings; the image shows three and an opaque box. Is a fourth seedling disproved? Write an </w:t>
+      </w:r>
+      <w:r>
+        <w:rPr>
+          <w:b/>
+        </w:rPr>
+        <w:t>evidence</w:t>
+      </w:r>
+      <w:r>
+        <w:rPr>
+          <w:b w:val="0"/>
+        </w:rPr>
+        <w:t>-aware response.</w:t>
       </w:r>
     </w:p>
     <w:p>
@@ -762,7 +1055,13 @@
       </w:r>
     </w:p>
     <w:p>
-      <w:r>
+      <w:pPr>
+        <w:spacing w:line="336" w:lineRule="auto" w:after="180"/>
+      </w:pPr>
+      <w:r>
+        <w:rPr>
+          <w:b w:val="0"/>
+        </w:rPr>
         <w:t>Record support used: none, hint or teacher explanation.</w:t>
       </w:r>
     </w:p>
@@ -776,7 +1075,54 @@
     </w:p>
     <w:p>
       <w:r>
-        <w:t>Explain the weekly mechanism in your own words. Use the worked scenario to name its input, decision rule and output.</w:t>
+        <w:t>Explain the mechanism. Apply the supplied Multimodal Evidence facts and keep your reasoning.</w:t>
+      </w:r>
+    </w:p>
+    <w:p>
+      <w:pPr>
+        <w:spacing w:line="336" w:lineRule="auto" w:after="180"/>
+      </w:pPr>
+      <w:r>
+        <w:rPr>
+          <w:b w:val="0"/>
+        </w:rPr>
+        <w:t xml:space="preserve">Explain the weekly </w:t>
+      </w:r>
+      <w:r>
+        <w:rPr>
+          <w:b/>
+        </w:rPr>
+        <w:t>mechanism</w:t>
+      </w:r>
+      <w:r>
+        <w:rPr>
+          <w:b w:val="0"/>
+        </w:rPr>
+        <w:t xml:space="preserve"> in your own words. Use the worked scenario to name its </w:t>
+      </w:r>
+      <w:r>
+        <w:rPr>
+          <w:b/>
+        </w:rPr>
+        <w:t>input</w:t>
+      </w:r>
+      <w:r>
+        <w:rPr>
+          <w:b w:val="0"/>
+        </w:rPr>
+        <w:t xml:space="preserve">, decision rule and </w:t>
+      </w:r>
+      <w:r>
+        <w:rPr>
+          <w:b/>
+        </w:rPr>
+        <w:t>output</w:t>
+      </w:r>
+      <w:r>
+        <w:rPr>
+          <w:b w:val="0"/>
+        </w:rPr>
+        <w:t>.</w:t>
       </w:r>
     </w:p>
     <w:p>
@@ -827,7 +1173,29 @@
     </w:p>
     <w:p>
       <w:r>
-        <w:t>Audio transcript reads fifteen boxes; a clear written inventory says fifty boxes. The original audio is unavailable and the assistant reports fifteen as certain. Show the intermediate steps and give the conclusion with its scope.</w:t>
+        <w:t>Trace the worked case. Apply the supplied Multimodal Evidence facts and keep your reasoning.</w:t>
+      </w:r>
+    </w:p>
+    <w:p>
+      <w:pPr>
+        <w:spacing w:line="336" w:lineRule="auto" w:after="180"/>
+      </w:pPr>
+      <w:r>
+        <w:rPr>
+          <w:b w:val="0"/>
+        </w:rPr>
+        <w:t>Audio transcript reads fifteen boxes; a clear written inventory says fifty boxes. The original audio is unavailable and the assistant reports fifteen as certain.</w:t>
+      </w:r>
+    </w:p>
+    <w:p>
+      <w:pPr>
+        <w:spacing w:line="336" w:lineRule="auto" w:after="180"/>
+      </w:pPr>
+      <w:r>
+        <w:rPr>
+          <w:b w:val="0"/>
+        </w:rPr>
+        <w:t>Show the intermediate steps and give the conclusion with its scope.</w:t>
       </w:r>
     </w:p>
     <w:p>
@@ -883,7 +1251,41 @@
     </w:p>
     <w:p>
       <w:r>
-        <w:t>A report omits this qualification: A stage-level accuracy or authority policy does not establish every modality agrees or every downstream claim is supported. Explain how omitting it could change a reader's interpretation, and write an accurate replacement.</w:t>
+        <w:t>Audit the limit. Apply the supplied Multimodal Evidence facts and keep your reasoning.</w:t>
+      </w:r>
+    </w:p>
+    <w:p>
+      <w:pPr>
+        <w:spacing w:line="336" w:lineRule="auto" w:after="180"/>
+      </w:pPr>
+      <w:r>
+        <w:rPr>
+          <w:b w:val="0"/>
+        </w:rPr>
+        <w:t xml:space="preserve">A report omits this qualification: A stage-level accuracy or authority policy does not establish every </w:t>
+      </w:r>
+      <w:r>
+        <w:rPr>
+          <w:b/>
+        </w:rPr>
+        <w:t>modality</w:t>
+      </w:r>
+      <w:r>
+        <w:rPr>
+          <w:b w:val="0"/>
+        </w:rPr>
+        <w:t xml:space="preserve"> agrees or every downstream claim is supported.</w:t>
+      </w:r>
+    </w:p>
+    <w:p>
+      <w:pPr>
+        <w:spacing w:line="336" w:lineRule="auto" w:after="180"/>
+      </w:pPr>
+      <w:r>
+        <w:rPr>
+          <w:b w:val="0"/>
+        </w:rPr>
+        <w:t>Explain how omitting it could change a reader's interpretation, and write an accurate replacement.</w:t>
       </w:r>
     </w:p>
     <w:p>
@@ -934,7 +1336,30 @@
     </w:p>
     <w:p>
       <w:r>
-        <w:t>Transcript says room E; a current written approval says room F. The task requires current approved room. Written approval is declared authoritative; trace the response and the transcription limit.</w:t>
+        <w:t>Attempt before feedback. If this repeats the selected independent case, reuse that first attempt; otherwise keep a separate record. Apply a new case independently. Apply the supplied Multimodal Evidence facts and keep your reasoning.</w:t>
+      </w:r>
+    </w:p>
+    <w:p>
+      <w:pPr>
+        <w:spacing w:line="336" w:lineRule="auto" w:after="180"/>
+      </w:pPr>
+      <w:r>
+        <w:rPr>
+          <w:b w:val="0"/>
+        </w:rPr>
+        <w:t xml:space="preserve">Transcript says room E; a current written approval says room F. The task requires current approved room. Written approval is declared authoritative; trace the response and the </w:t>
+      </w:r>
+      <w:r>
+        <w:rPr>
+          <w:b/>
+        </w:rPr>
+        <w:t>transcription</w:t>
+      </w:r>
+      <w:r>
+        <w:rPr>
+          <w:b w:val="0"/>
+        </w:rPr>
+        <w:t xml:space="preserve"> limit.</w:t>
       </w:r>
     </w:p>
     <w:p>
@@ -995,7 +1420,29 @@
     </w:p>
     <w:p>
       <w:r>
-        <w:t>For the worked scenario, propose one additional case that could reveal a failure, describe its expected outcome before running it, and explain what would need to remain fixed for a fair comparison. Do not reuse W4 as a new final test after receiving feedback.</w:t>
+        <w:t>Design a revealing follow-up. Apply the supplied Multimodal Evidence facts and keep your reasoning.</w:t>
+      </w:r>
+    </w:p>
+    <w:p>
+      <w:pPr>
+        <w:spacing w:line="336" w:lineRule="auto" w:after="180"/>
+      </w:pPr>
+      <w:r>
+        <w:rPr>
+          <w:b w:val="0"/>
+        </w:rPr>
+        <w:t>For the worked scenario, propose one additional case that could reveal a failure, describe its expected outcome before running it, and explain what would need to remain fixed for a fair comparison.</w:t>
+      </w:r>
+    </w:p>
+    <w:p>
+      <w:pPr>
+        <w:spacing w:line="336" w:lineRule="auto" w:after="180"/>
+      </w:pPr>
+      <w:r>
+        <w:rPr>
+          <w:b w:val="0"/>
+        </w:rPr>
+        <w:t>Do not reuse W4 as a new final test after receiving feedback.</w:t>
       </w:r>
     </w:p>
     <w:p>
@@ -1047,6 +1494,11 @@
       </w:pPr>
       <w:r>
         <w:t>17. Feedback, return check and learning record</w:t>
+      </w:r>
+    </w:p>
+    <w:p>
+      <w:r>
+        <w:t>Record the first repaired step and a different case to revisit after a delay.</w:t>
       </w:r>
     </w:p>
     <w:tbl>
@@ -1186,7 +1638,13 @@
       </w:tr>
     </w:tbl>
     <w:p>
-      <w:r>
+      <w:pPr>
+        <w:spacing w:line="336" w:lineRule="auto" w:after="180"/>
+      </w:pPr>
+      <w:r>
+        <w:rPr>
+          <w:b w:val="0"/>
+        </w:rPr>
         <w:t>Revisit this idea with your teacher after a delay. Familiarity is different from explaining and using it on a changed case.</w:t>
       </w:r>
     </w:p>
@@ -1200,17 +1658,52 @@
     </w:p>
     <w:p>
       <w:r>
+        <w:t>A fictional Study Buddy audits a desk description and a separate caption. Explain the labelled step before checking the changed condition.</w:t>
+      </w:r>
+    </w:p>
+    <w:p>
+      <w:pPr>
+        <w:spacing w:line="336" w:lineRule="auto" w:after="180"/>
+      </w:pPr>
+      <w:r>
+        <w:rPr>
+          <w:b w:val="0"/>
+        </w:rPr>
         <w:t>A fictional Study Buddy audits a desk description and a separate caption.</w:t>
       </w:r>
     </w:p>
     <w:p>
-      <w:r>
+      <w:pPr>
+        <w:spacing w:line="336" w:lineRule="auto" w:after="180"/>
+      </w:pPr>
+      <w:r>
+        <w:rPr>
+          <w:b w:val="0"/>
+        </w:rPr>
         <w:t>Description: one open transparent box visibly contains three pencils; one closed opaque box hides its contents.</w:t>
       </w:r>
     </w:p>
     <w:p>
-      <w:r>
-        <w:t>Caption: “There are five pencils on this desk.” No other evidence reveals the closed box.</w:t>
+      <w:pPr>
+        <w:spacing w:line="336" w:lineRule="auto" w:after="180"/>
+      </w:pPr>
+      <w:r>
+        <w:rPr>
+          <w:b w:val="0"/>
+        </w:rPr>
+        <w:t xml:space="preserve">Caption: “There are five pencils on this desk.” No other </w:t>
+      </w:r>
+      <w:r>
+        <w:rPr>
+          <w:b/>
+        </w:rPr>
+        <w:t>evidence</w:t>
+      </w:r>
+      <w:r>
+        <w:rPr>
+          <w:b w:val="0"/>
+        </w:rPr>
+        <w:t xml:space="preserve"> reveals the closed box.</w:t>
       </w:r>
     </w:p>
     <w:p>
@@ -1250,7 +1743,14 @@
       </w:r>
     </w:p>
     <w:p>
-      <w:r>
+      <w:pPr>
+        <w:spacing w:line="336" w:lineRule="auto" w:after="180"/>
+        <w:shd w:fill="F5F1FB"/>
+      </w:pPr>
+      <w:r>
+        <w:rPr>
+          <w:b w:val="0"/>
+        </w:rPr>
         <w:t>Why were both “exactly three” and “exactly five” unsupported before opening the box?</w:t>
       </w:r>
     </w:p>
@@ -1293,13 +1793,58 @@
       </w:r>
     </w:p>
     <w:p>
-      <w:r>
-        <w:t>Support used: alone / hint / worked example. This record is practice evidence.</w:t>
-      </w:r>
-    </w:p>
-    <w:p>
-      <w:r>
-        <w:t>Project connection: Label Study Buddy claims by their visual, audio or text evidence and retain uncertainty when modalities omit information.</w:t>
+      <w:pPr>
+        <w:pStyle w:val="Heading3"/>
+      </w:pPr>
+      <w:r>
+        <w:t>Record the help used</w:t>
+      </w:r>
+    </w:p>
+    <w:p>
+      <w:pPr>
+        <w:spacing w:line="336" w:lineRule="auto" w:after="180"/>
+        <w:shd w:fill="F1F6F8"/>
+      </w:pPr>
+      <w:r>
+        <w:rPr>
+          <w:b w:val="0"/>
+        </w:rPr>
+        <w:t xml:space="preserve">Support used: alone / hint / worked example. This record is practice </w:t>
+      </w:r>
+      <w:r>
+        <w:rPr>
+          <w:b/>
+        </w:rPr>
+        <w:t>evidence</w:t>
+      </w:r>
+      <w:r>
+        <w:rPr>
+          <w:b w:val="0"/>
+        </w:rPr>
+        <w:t>.</w:t>
+      </w:r>
+    </w:p>
+    <w:p>
+      <w:pPr>
+        <w:spacing w:line="336" w:lineRule="auto" w:after="180"/>
+      </w:pPr>
+      <w:r>
+        <w:rPr>
+          <w:b w:val="0"/>
+        </w:rPr>
+        <w:t xml:space="preserve">Project connection: Label Study Buddy claims by their visual, audio or text </w:t>
+      </w:r>
+      <w:r>
+        <w:rPr>
+          <w:b/>
+        </w:rPr>
+        <w:t>evidence</w:t>
+      </w:r>
+      <w:r>
+        <w:rPr>
+          <w:b w:val="0"/>
+        </w:rPr>
+        <w:t xml:space="preserve"> and retain uncertainty when modalities omit information.</w:t>
       </w:r>
     </w:p>
     <w:p>
@@ -1312,17 +1857,52 @@
     </w:p>
     <w:p>
       <w:r>
+        <w:t>Keep this week’s input, deciding step, result and limit together in the Verified Study Buddy record.</w:t>
+      </w:r>
+    </w:p>
+    <w:p>
+      <w:pPr>
+        <w:spacing w:line="336" w:lineRule="auto" w:after="180"/>
+      </w:pPr>
+      <w:r>
+        <w:rPr>
+          <w:b w:val="0"/>
+        </w:rPr>
         <w:t>Project: Verified Study Buddy</w:t>
       </w:r>
     </w:p>
     <w:p>
-      <w:r>
+      <w:pPr>
+        <w:spacing w:line="336" w:lineRule="auto" w:after="180"/>
+      </w:pPr>
+      <w:r>
+        <w:rPr>
+          <w:b w:val="0"/>
+        </w:rPr>
         <w:t>Current milestone: Test changed cases. Keep normal, boundary and failure cases; compare expected and observed results.</w:t>
       </w:r>
     </w:p>
     <w:p>
-      <w:r>
-        <w:t>Label Study Buddy claims by their visual, audio or text evidence and retain uncertainty when modalities omit information.</w:t>
+      <w:pPr>
+        <w:spacing w:line="336" w:lineRule="auto" w:after="180"/>
+      </w:pPr>
+      <w:r>
+        <w:rPr>
+          <w:b w:val="0"/>
+        </w:rPr>
+        <w:t xml:space="preserve">Label Study Buddy claims by their visual, audio or text </w:t>
+      </w:r>
+      <w:r>
+        <w:rPr>
+          <w:b/>
+        </w:rPr>
+        <w:t>evidence</w:t>
+      </w:r>
+      <w:r>
+        <w:rPr>
+          <w:b w:val="0"/>
+        </w:rPr>
+        <w:t xml:space="preserve"> and retain uncertainty when modalities omit information.</w:t>
       </w:r>
     </w:p>
     <w:tbl>
@@ -1484,11 +2064,28 @@
     </w:p>
     <w:p>
       <w:r>
+        <w:t>Try the supported questions before comparing with hints and feedback. Record what you repaired and the evidence you retained.</w:t>
+      </w:r>
+    </w:p>
+    <w:p>
+      <w:pPr>
+        <w:spacing w:line="336" w:lineRule="auto" w:after="180"/>
+      </w:pPr>
+      <w:r>
+        <w:rPr>
+          <w:b w:val="0"/>
+        </w:rPr>
         <w:t>Use this supported practice once, in the browser or on paper. Keep the reserved independent assessment for a separate first attempt before teacher feedback.</w:t>
       </w:r>
     </w:p>
     <w:p>
-      <w:r>
+      <w:pPr>
+        <w:spacing w:line="336" w:lineRule="auto" w:after="180"/>
+      </w:pPr>
+      <w:r>
+        <w:rPr>
+          <w:b w:val="0"/>
+        </w:rPr>
         <w:t>A fictional Study Buddy audits a desk description and a separate caption.</w:t>
       </w:r>
     </w:p>
@@ -1501,28 +2098,68 @@
       </w:r>
     </w:p>
     <w:p>
-      <w:r>
+      <w:pPr>
+        <w:spacing w:line="336" w:lineRule="auto" w:after="180"/>
+      </w:pPr>
+      <w:r>
+        <w:rPr>
+          <w:b w:val="0"/>
+        </w:rPr>
         <w:t>Which labelled step matches this detail? At least three are supported; total five is not established by the description.</w:t>
       </w:r>
     </w:p>
     <w:p>
-      <w:r>
+      <w:pPr>
+        <w:spacing w:line="336" w:lineRule="auto" w:after="180"/>
+        <w:shd w:fill="F4F9FC"/>
+      </w:pPr>
+      <w:r>
+        <w:rPr>
+          <w:b w:val="0"/>
+        </w:rPr>
         <w:t>1. Caption claim</w:t>
       </w:r>
     </w:p>
     <w:p>
-      <w:r>
+      <w:pPr>
+        <w:spacing w:line="336" w:lineRule="auto" w:after="180"/>
+        <w:shd w:fill="F4F9FC"/>
+      </w:pPr>
+      <w:r>
+        <w:rPr>
+          <w:b w:val="0"/>
+        </w:rPr>
         <w:t>2. Supported response</w:t>
       </w:r>
     </w:p>
     <w:p>
-      <w:r>
+      <w:pPr>
+        <w:spacing w:line="336" w:lineRule="auto" w:after="180"/>
+        <w:shd w:fill="F4F9FC"/>
+      </w:pPr>
+      <w:r>
+        <w:rPr>
+          <w:b w:val="0"/>
+        </w:rPr>
         <w:t>3. Hidden region</w:t>
       </w:r>
     </w:p>
     <w:p>
-      <w:r>
-        <w:t>4. Visible evidence</w:t>
+      <w:pPr>
+        <w:spacing w:line="336" w:lineRule="auto" w:after="180"/>
+        <w:shd w:fill="F4F9FC"/>
+      </w:pPr>
+      <w:r>
+        <w:rPr>
+          <w:b w:val="0"/>
+        </w:rPr>
+        <w:t xml:space="preserve">4. Visible </w:t>
+      </w:r>
+      <w:r>
+        <w:rPr>
+          <w:b/>
+        </w:rPr>
+        <w:t>evidence</w:t>
       </w:r>
     </w:p>
     <w:p>
@@ -1559,41 +2196,167 @@
       </w:r>
     </w:p>
     <w:p>
-      <w:r>
+      <w:pPr>
+        <w:pStyle w:val="Heading3"/>
+      </w:pPr>
+      <w:r>
+        <w:t>Hint · try first</w:t>
+      </w:r>
+    </w:p>
+    <w:p>
+      <w:pPr>
+        <w:spacing w:line="336" w:lineRule="auto" w:after="180"/>
+        <w:shd w:fill="F1F6F8"/>
+      </w:pPr>
+      <w:r>
+        <w:rPr>
+          <w:b w:val="0"/>
+        </w:rPr>
         <w:t>Hint if needed: Read the steps in the pictorial case. Match the supplied detail to the stage that performs or records it.</w:t>
       </w:r>
     </w:p>
     <w:p>
-      <w:r>
-        <w:t>After your attempt, compare with the supported explanation: Supported response At least three are supported; total five is not established by the description. A caption is another claim, not a way of seeing through an opaque object. Keep observable information separate from inferences. The visible three give a lower bound under the stated desk scope; there is no supplied maximum for the closed box. Do not replace unknown contents with zero merely because none are visible.</w:t>
-      </w:r>
-    </w:p>
-    <w:p>
       <w:pPr>
         <w:pStyle w:val="Heading3"/>
       </w:pPr>
       <w:r>
+        <w:t>Feedback · compare after trying</w:t>
+      </w:r>
+    </w:p>
+    <w:p>
+      <w:pPr>
+        <w:spacing w:line="336" w:lineRule="auto" w:after="180"/>
+        <w:shd w:fill="F1F6FC"/>
+      </w:pPr>
+      <w:r>
+        <w:rPr>
+          <w:b w:val="0"/>
+        </w:rPr>
+        <w:t>After your attempt, compare with the supported explanation: Supported response At least three are supported; total five is not established by the description.</w:t>
+      </w:r>
+    </w:p>
+    <w:p>
+      <w:pPr>
+        <w:spacing w:line="336" w:lineRule="auto" w:after="180"/>
+        <w:shd w:fill="F1F6FC"/>
+      </w:pPr>
+      <w:r>
+        <w:rPr>
+          <w:b w:val="0"/>
+        </w:rPr>
+        <w:t>A caption is another claim, not a way of seeing through an opaque object. Keep observable information separate from inferences.</w:t>
+      </w:r>
+    </w:p>
+    <w:p>
+      <w:pPr>
+        <w:spacing w:line="336" w:lineRule="auto" w:after="180"/>
+        <w:shd w:fill="F1F6FC"/>
+      </w:pPr>
+      <w:r>
+        <w:rPr>
+          <w:b w:val="0"/>
+        </w:rPr>
+        <w:t>The visible three give a lower bound under the stated desk scope; there is no supplied maximum for the closed box. Do not replace unknown contents with zero merely because none are visible.</w:t>
+      </w:r>
+    </w:p>
+    <w:p>
+      <w:pPr>
+        <w:pStyle w:val="Heading3"/>
+      </w:pPr>
+      <w:r>
         <w:t>Practice 2: explain the deciding evidence</w:t>
       </w:r>
     </w:p>
     <w:p>
-      <w:r>
-        <w:t>Changed-case practice: Open the closed box and a verified observation shows two pencils inside, with no other desk locations. Which conclusion is supported by the supplied facts?</w:t>
-      </w:r>
-    </w:p>
-    <w:p>
-      <w:r>
-        <w:t>1. We can decide the result without examining the changed input or the procedure.</w:t>
-      </w:r>
-    </w:p>
-    <w:p>
-      <w:r>
+      <w:pPr>
+        <w:pStyle w:val="Heading3"/>
+      </w:pPr>
+      <w:r>
+        <w:t>Changed case · predict first</w:t>
+      </w:r>
+    </w:p>
+    <w:p>
+      <w:pPr>
+        <w:spacing w:line="336" w:lineRule="auto" w:after="180"/>
+        <w:shd w:fill="F5F1FB"/>
+      </w:pPr>
+      <w:r>
+        <w:rPr>
+          <w:b w:val="0"/>
+        </w:rPr>
+        <w:t xml:space="preserve">Changed-case practice: Open the closed box and a verified </w:t>
+      </w:r>
+      <w:r>
+        <w:rPr>
+          <w:b/>
+        </w:rPr>
+        <w:t>observation</w:t>
+      </w:r>
+      <w:r>
+        <w:rPr>
+          <w:b w:val="0"/>
+        </w:rPr>
+        <w:t xml:space="preserve"> shows two pencils inside, with no other desk locations. Which conclusion is supported by the supplied facts?</w:t>
+      </w:r>
+    </w:p>
+    <w:p>
+      <w:pPr>
+        <w:spacing w:line="336" w:lineRule="auto" w:after="180"/>
+        <w:shd w:fill="F4F9FC"/>
+      </w:pPr>
+      <w:r>
+        <w:rPr>
+          <w:b w:val="0"/>
+        </w:rPr>
+        <w:t xml:space="preserve">1. We can decide the result without examining the changed </w:t>
+      </w:r>
+      <w:r>
+        <w:rPr>
+          <w:b/>
+        </w:rPr>
+        <w:t>input</w:t>
+      </w:r>
+      <w:r>
+        <w:rPr>
+          <w:b w:val="0"/>
+        </w:rPr>
+        <w:t xml:space="preserve"> or the procedure.</w:t>
+      </w:r>
+    </w:p>
+    <w:p>
+      <w:pPr>
+        <w:spacing w:line="336" w:lineRule="auto" w:after="180"/>
+        <w:shd w:fill="F4F9FC"/>
+      </w:pPr>
+      <w:r>
+        <w:rPr>
+          <w:b w:val="0"/>
+        </w:rPr>
         <w:t>2. The total is now supported as five.</w:t>
       </w:r>
     </w:p>
     <w:p>
-      <w:r>
-        <w:t>3. This one example guarantees correct results for every future input.</w:t>
+      <w:pPr>
+        <w:spacing w:line="336" w:lineRule="auto" w:after="180"/>
+        <w:shd w:fill="F4F9FC"/>
+      </w:pPr>
+      <w:r>
+        <w:rPr>
+          <w:b w:val="0"/>
+        </w:rPr>
+        <w:t xml:space="preserve">3. This one example guarantees correct results for every future </w:t>
+      </w:r>
+      <w:r>
+        <w:rPr>
+          <w:b/>
+        </w:rPr>
+        <w:t>input</w:t>
+      </w:r>
+      <w:r>
+        <w:rPr>
+          <w:b w:val="0"/>
+        </w:rPr>
+        <w:t>.</w:t>
       </w:r>
     </w:p>
     <w:p>
@@ -1630,12 +2393,42 @@
       </w:r>
     </w:p>
     <w:p>
-      <w:r>
+      <w:pPr>
+        <w:pStyle w:val="Heading3"/>
+      </w:pPr>
+      <w:r>
+        <w:t>Hint · try first</w:t>
+      </w:r>
+    </w:p>
+    <w:p>
+      <w:pPr>
+        <w:spacing w:line="336" w:lineRule="auto" w:after="180"/>
+        <w:shd w:fill="F1F6F8"/>
+      </w:pPr>
+      <w:r>
+        <w:rPr>
+          <w:b w:val="0"/>
+        </w:rPr>
         <w:t>Hint if needed: Use the changed condition and the deciding step in the pictorial trace. The answer must say what follows from those facts.</w:t>
       </w:r>
     </w:p>
     <w:p>
-      <w:r>
+      <w:pPr>
+        <w:pStyle w:val="Heading3"/>
+      </w:pPr>
+      <w:r>
+        <w:t>Feedback · compare after trying</w:t>
+      </w:r>
+    </w:p>
+    <w:p>
+      <w:pPr>
+        <w:spacing w:line="336" w:lineRule="auto" w:after="180"/>
+        <w:shd w:fill="F1F6FC"/>
+      </w:pPr>
+      <w:r>
+        <w:rPr>
+          <w:b w:val="0"/>
+        </w:rPr>
         <w:t>After your attempt, compare with the supported explanation: The total is now supported as five. 3 visible initially plus 2 newly observed gives 5 under the complete-location assumption.</w:t>
       </w:r>
     </w:p>
@@ -1648,18 +2441,141 @@
       </w:r>
     </w:p>
     <w:p>
-      <w:r>
-        <w:t>Review Speech and Audio Systems (ai-3/12). Goal: Explain the mechanism and terminology of speech pipelines and multimodal evidence. Short practice: Which stage was initially wrong, and which stage was correctly operating on a wrong input?. Return to this week and explain what you changed.</w:t>
-      </w:r>
-    </w:p>
-    <w:p>
-      <w:r>
-        <w:t>Review Image Generation Models (ai-3/10). Goal: Explain the mechanism and terminology of image generation and provenance. Short practice: What may these two grids explain, and what can they not establish about a real generator?. Return to this week and explain what you changed.</w:t>
-      </w:r>
-    </w:p>
-    <w:p>
-      <w:r>
-        <w:t>Review Iterative Prompting (ai-3/7). Goal: Explain the mechanism and terminology of controlled prompt experiments. Short practice: What evidence supports improvement here, and what remains unproven?. Return to this week and explain what you changed.</w:t>
+      <w:pPr>
+        <w:spacing w:line="336" w:lineRule="auto" w:after="180"/>
+      </w:pPr>
+      <w:r>
+        <w:rPr>
+          <w:b w:val="0"/>
+        </w:rPr>
+        <w:t xml:space="preserve">Review Speech and Audio Systems (ai-3/12). Goal: Explain the </w:t>
+      </w:r>
+      <w:r>
+        <w:rPr>
+          <w:b/>
+        </w:rPr>
+        <w:t>mechanism</w:t>
+      </w:r>
+      <w:r>
+        <w:rPr>
+          <w:b w:val="0"/>
+        </w:rPr>
+        <w:t xml:space="preserve"> and terminology of speech pipelines and multimodal </w:t>
+      </w:r>
+      <w:r>
+        <w:rPr>
+          <w:b/>
+        </w:rPr>
+        <w:t>evidence</w:t>
+      </w:r>
+      <w:r>
+        <w:rPr>
+          <w:b w:val="0"/>
+        </w:rPr>
+        <w:t>.</w:t>
+      </w:r>
+    </w:p>
+    <w:p>
+      <w:pPr>
+        <w:spacing w:line="336" w:lineRule="auto" w:after="180"/>
+      </w:pPr>
+      <w:r>
+        <w:rPr>
+          <w:b w:val="0"/>
+        </w:rPr>
+        <w:t xml:space="preserve">Short practice: Which stage was initially wrong, and which stage was correctly operating on a wrong </w:t>
+      </w:r>
+      <w:r>
+        <w:rPr>
+          <w:b/>
+        </w:rPr>
+        <w:t>input</w:t>
+      </w:r>
+      <w:r>
+        <w:rPr>
+          <w:b w:val="0"/>
+        </w:rPr>
+        <w:t>?. Return to this week and explain what you changed.</w:t>
+      </w:r>
+    </w:p>
+    <w:p>
+      <w:pPr>
+        <w:spacing w:line="336" w:lineRule="auto" w:after="180"/>
+      </w:pPr>
+      <w:r>
+        <w:rPr>
+          <w:b w:val="0"/>
+        </w:rPr>
+        <w:t xml:space="preserve">Review Image Generation Models (ai-3/10). Goal: Explain the </w:t>
+      </w:r>
+      <w:r>
+        <w:rPr>
+          <w:b/>
+        </w:rPr>
+        <w:t>mechanism</w:t>
+      </w:r>
+      <w:r>
+        <w:rPr>
+          <w:b w:val="0"/>
+        </w:rPr>
+        <w:t xml:space="preserve"> and terminology of image generation and provenance.</w:t>
+      </w:r>
+    </w:p>
+    <w:p>
+      <w:pPr>
+        <w:spacing w:line="336" w:lineRule="auto" w:after="180"/>
+      </w:pPr>
+      <w:r>
+        <w:rPr>
+          <w:b w:val="0"/>
+        </w:rPr>
+        <w:t>Short practice: What may these two grids explain, and what can they not establish about a real generator?. Return to this week and explain what you changed.</w:t>
+      </w:r>
+    </w:p>
+    <w:p>
+      <w:pPr>
+        <w:spacing w:line="336" w:lineRule="auto" w:after="180"/>
+      </w:pPr>
+      <w:r>
+        <w:rPr>
+          <w:b w:val="0"/>
+        </w:rPr>
+        <w:t xml:space="preserve">Review Iterative Prompting (ai-3/7). Goal: Explain the </w:t>
+      </w:r>
+      <w:r>
+        <w:rPr>
+          <w:b/>
+        </w:rPr>
+        <w:t>mechanism</w:t>
+      </w:r>
+      <w:r>
+        <w:rPr>
+          <w:b w:val="0"/>
+        </w:rPr>
+        <w:t xml:space="preserve"> and terminology of controlled prompt experiments. Short practice: What </w:t>
+      </w:r>
+      <w:r>
+        <w:rPr>
+          <w:b/>
+        </w:rPr>
+        <w:t>evidence</w:t>
+      </w:r>
+      <w:r>
+        <w:rPr>
+          <w:b w:val="0"/>
+        </w:rPr>
+        <w:t xml:space="preserve"> supports improvement here, and what remains unproven?.</w:t>
+      </w:r>
+    </w:p>
+    <w:p>
+      <w:pPr>
+        <w:spacing w:line="336" w:lineRule="auto" w:after="180"/>
+      </w:pPr>
+      <w:r>
+        <w:rPr>
+          <w:b w:val="0"/>
+        </w:rPr>
+        <w:t>Return to this week and explain what you changed.</w:t>
       </w:r>
     </w:p>
     <w:p>
@@ -1671,8 +2587,37 @@
       </w:r>
     </w:p>
     <w:p>
-      <w:r>
-        <w:t>Use Download completed work in the hosted lesson to export your answers, reflections, practice feedback and code-run evidence. Open the HTML copy to read or print it. Drafts stay in this browser when storage is available; clear drafts on a shared device.</w:t>
+      <w:pPr>
+        <w:spacing w:line="336" w:lineRule="auto" w:after="180"/>
+      </w:pPr>
+      <w:r>
+        <w:rPr>
+          <w:b w:val="0"/>
+        </w:rPr>
+        <w:t xml:space="preserve">Use Download completed work in the hosted lesson to export your answers, reflections, practice feedback and code-run </w:t>
+      </w:r>
+      <w:r>
+        <w:rPr>
+          <w:b/>
+        </w:rPr>
+        <w:t>evidence</w:t>
+      </w:r>
+      <w:r>
+        <w:rPr>
+          <w:b w:val="0"/>
+        </w:rPr>
+        <w:t>. Open the HTML copy to read or print it.</w:t>
+      </w:r>
+    </w:p>
+    <w:p>
+      <w:pPr>
+        <w:spacing w:line="336" w:lineRule="auto" w:after="180"/>
+      </w:pPr>
+      <w:r>
+        <w:rPr>
+          <w:b w:val="0"/>
+        </w:rPr>
+        <w:t>Drafts stay in this browser when storage is available; clear drafts on a shared device.</w:t>
       </w:r>
     </w:p>
     <w:p>
@@ -1686,6 +2631,857 @@
     <w:p>
       <w:r>
         <w:t>________________________________________________________________</w:t>
+      </w:r>
+    </w:p>
+    <w:p>
+      <w:r>
+        <w:t>________________________________________________________________</w:t>
+      </w:r>
+    </w:p>
+    <w:p>
+      <w:r>
+        <w:t>________________________________________________________________</w:t>
+      </w:r>
+    </w:p>
+    <w:p>
+      <w:r>
+        <w:t>________________________________________________________________</w:t>
+      </w:r>
+    </w:p>
+    <w:p>
+      <w:r>
+        <w:t>________________________________________________________________</w:t>
+      </w:r>
+    </w:p>
+    <w:p>
+      <w:pPr>
+        <w:pStyle w:val="Heading1"/>
+      </w:pPr>
+      <w:r>
+        <w:t>21. Visual concept journey</w:t>
+      </w:r>
+    </w:p>
+    <w:p>
+      <w:r>
+        <w:t>Explain each Multimodal Evidence picture from its labels, then record a relevant limit.</w:t>
+      </w:r>
+    </w:p>
+    <w:p>
+      <w:pPr>
+        <w:pStyle w:val="Heading3"/>
+      </w:pPr>
+      <w:r>
+        <w:t>01. Multimodal Evidence: the case</w:t>
+      </w:r>
+    </w:p>
+    <w:p>
+      <w:r>
+        <w:drawing>
+          <wp:inline xmlns:a="http://schemas.openxmlformats.org/drawingml/2006/main" xmlns:pic="http://schemas.openxmlformats.org/drawingml/2006/picture">
+            <wp:extent cx="5486400" cy="2990088"/>
+            <wp:docPr id="2" name="Picture 2" descr="A fictional Study Buddy audits a desk description and a separate caption. Supplied facts: Description: one open transparent box visibly contains three pencils; one closed opaque box hides its contents. Caption: “There are five pencils on this desk.” No other evidence reveals the closed box."/>
+            <wp:cNvGraphicFramePr>
+              <a:graphicFrameLocks noChangeAspect="1"/>
+            </wp:cNvGraphicFramePr>
+            <a:graphic>
+              <a:graphicData uri="http://schemas.openxmlformats.org/drawingml/2006/picture">
+                <pic:pic>
+                  <pic:nvPicPr>
+                    <pic:cNvPr id="0" name="academy-story-ai-3-13-01.png"/>
+                    <pic:cNvPicPr/>
+                  </pic:nvPicPr>
+                  <pic:blipFill>
+                    <a:blip r:embed="rId10"/>
+                    <a:stretch>
+                      <a:fillRect/>
+                    </a:stretch>
+                  </pic:blipFill>
+                  <pic:spPr>
+                    <a:xfrm>
+                      <a:off x="0" y="0"/>
+                      <a:ext cx="5486400" cy="2990088"/>
+                    </a:xfrm>
+                    <a:prstGeom prst="rect"/>
+                  </pic:spPr>
+                </pic:pic>
+              </a:graphicData>
+            </a:graphic>
+          </wp:inline>
+        </w:drawing>
+      </w:r>
+    </w:p>
+    <w:p>
+      <w:pPr>
+        <w:spacing w:line="336" w:lineRule="auto" w:after="180"/>
+      </w:pPr>
+      <w:r>
+        <w:rPr>
+          <w:b w:val="0"/>
+        </w:rPr>
+        <w:t>A fictional Study Buddy audits a desk description and a separate caption. Supplied facts: Description: one open transparent box visibly contains three pencils; one closed opaque box hides its contents.</w:t>
+      </w:r>
+    </w:p>
+    <w:p>
+      <w:pPr>
+        <w:spacing w:line="336" w:lineRule="auto" w:after="180"/>
+      </w:pPr>
+      <w:r>
+        <w:rPr>
+          <w:b w:val="0"/>
+        </w:rPr>
+        <w:t xml:space="preserve">Caption: “There are five pencils on this desk.” No other </w:t>
+      </w:r>
+      <w:r>
+        <w:rPr>
+          <w:b/>
+        </w:rPr>
+        <w:t>evidence</w:t>
+      </w:r>
+      <w:r>
+        <w:rPr>
+          <w:b w:val="0"/>
+        </w:rPr>
+        <w:t xml:space="preserve"> reveals the closed box.</w:t>
+      </w:r>
+    </w:p>
+    <w:p>
+      <w:pPr>
+        <w:spacing w:line="336" w:lineRule="auto" w:after="180"/>
+        <w:shd w:fill="F5F1FB"/>
+      </w:pPr>
+      <w:r>
+        <w:rPr>
+          <w:b w:val="0"/>
+        </w:rPr>
+        <w:t>Point to the given fact that matters most. Explain why it matters.</w:t>
+      </w:r>
+    </w:p>
+    <w:p>
+      <w:pPr>
+        <w:pStyle w:val="Heading3"/>
+      </w:pPr>
+      <w:r>
+        <w:t>My picture explanation, deciding evidence and one limit</w:t>
+      </w:r>
+    </w:p>
+    <w:p>
+      <w:r>
+        <w:t>________________________________________________________________</w:t>
+      </w:r>
+    </w:p>
+    <w:p>
+      <w:r>
+        <w:t>________________________________________________________________</w:t>
+      </w:r>
+    </w:p>
+    <w:p>
+      <w:r>
+        <w:t>________________________________________________________________</w:t>
+      </w:r>
+    </w:p>
+    <w:p>
+      <w:r>
+        <w:t>________________________________________________________________</w:t>
+      </w:r>
+    </w:p>
+    <w:p>
+      <w:pPr>
+        <w:pStyle w:val="Heading3"/>
+      </w:pPr>
+      <w:r>
+        <w:t>02. Follow the deciding steps</w:t>
+      </w:r>
+    </w:p>
+    <w:p>
+      <w:r>
+        <w:drawing>
+          <wp:inline xmlns:a="http://schemas.openxmlformats.org/drawingml/2006/main" xmlns:pic="http://schemas.openxmlformats.org/drawingml/2006/picture">
+            <wp:extent cx="5486400" cy="4005072"/>
+            <wp:docPr id="3" name="Picture 3" descr="Visible evidence: Three pencils are explicitly visible in the open box. → Hidden region: The closed box’s pencil count is unknown. → Caption claim: Five total requires two additional pencils if these are the only relevant locations. → Supported response: At least three are supported; total five is not established by the description."/>
+            <wp:cNvGraphicFramePr>
+              <a:graphicFrameLocks noChangeAspect="1"/>
+            </wp:cNvGraphicFramePr>
+            <a:graphic>
+              <a:graphicData uri="http://schemas.openxmlformats.org/drawingml/2006/picture">
+                <pic:pic>
+                  <pic:nvPicPr>
+                    <pic:cNvPr id="0" name="academy-story-ai-3-13-02.png"/>
+                    <pic:cNvPicPr/>
+                  </pic:nvPicPr>
+                  <pic:blipFill>
+                    <a:blip r:embed="rId11"/>
+                    <a:stretch>
+                      <a:fillRect/>
+                    </a:stretch>
+                  </pic:blipFill>
+                  <pic:spPr>
+                    <a:xfrm>
+                      <a:off x="0" y="0"/>
+                      <a:ext cx="5486400" cy="4005072"/>
+                    </a:xfrm>
+                    <a:prstGeom prst="rect"/>
+                  </pic:spPr>
+                </pic:pic>
+              </a:graphicData>
+            </a:graphic>
+          </wp:inline>
+        </w:drawing>
+      </w:r>
+    </w:p>
+    <w:p>
+      <w:pPr>
+        <w:spacing w:line="336" w:lineRule="auto" w:after="180"/>
+      </w:pPr>
+      <w:r>
+        <w:rPr>
+          <w:b w:val="0"/>
+        </w:rPr>
+        <w:t xml:space="preserve">Visible </w:t>
+      </w:r>
+      <w:r>
+        <w:rPr>
+          <w:b/>
+        </w:rPr>
+        <w:t>evidence</w:t>
+      </w:r>
+      <w:r>
+        <w:rPr>
+          <w:b w:val="0"/>
+        </w:rPr>
+        <w:t>: Three pencils are explicitly visible in the open box. → Hidden region: The closed box’s pencil count is unknown. → Caption claim: Five total requires two additional pencils if these are the only relevant locations. → Supported response: At least three are supported; total five is not established by the description.</w:t>
+      </w:r>
+    </w:p>
+    <w:p>
+      <w:pPr>
+        <w:spacing w:line="336" w:lineRule="auto" w:after="180"/>
+        <w:shd w:fill="F5F1FB"/>
+      </w:pPr>
+      <w:r>
+        <w:rPr>
+          <w:b w:val="0"/>
+        </w:rPr>
+        <w:t xml:space="preserve">Point to each numbered stage and explain which recorded </w:t>
+      </w:r>
+      <w:r>
+        <w:rPr>
+          <w:b/>
+        </w:rPr>
+        <w:t>input</w:t>
+      </w:r>
+      <w:r>
+        <w:rPr>
+          <w:b w:val="0"/>
+        </w:rPr>
+        <w:t xml:space="preserve"> it uses.</w:t>
+      </w:r>
+    </w:p>
+    <w:p>
+      <w:pPr>
+        <w:pStyle w:val="Heading3"/>
+      </w:pPr>
+      <w:r>
+        <w:t>My picture explanation, deciding evidence and one limit</w:t>
+      </w:r>
+    </w:p>
+    <w:p>
+      <w:r>
+        <w:t>________________________________________________________________</w:t>
+      </w:r>
+    </w:p>
+    <w:p>
+      <w:r>
+        <w:t>________________________________________________________________</w:t>
+      </w:r>
+    </w:p>
+    <w:p>
+      <w:r>
+        <w:t>________________________________________________________________</w:t>
+      </w:r>
+    </w:p>
+    <w:p>
+      <w:r>
+        <w:t>________________________________________________________________</w:t>
+      </w:r>
+    </w:p>
+    <w:p>
+      <w:pPr>
+        <w:pStyle w:val="Heading3"/>
+      </w:pPr>
+      <w:r>
+        <w:t>03. Speech pipelines and multimodal evidence — evidence trace</w:t>
+      </w:r>
+    </w:p>
+    <w:p>
+      <w:r>
+        <w:drawing>
+          <wp:inline xmlns:a="http://schemas.openxmlformats.org/drawingml/2006/main" xmlns:pic="http://schemas.openxmlformats.org/drawingml/2006/picture">
+            <wp:extent cx="5486400" cy="3297936"/>
+            <wp:docPr id="4" name="Picture 4" descr="Speech pipelines and multimodal evidence — evidence trace. Audio transcript reads fifteen boxes; a clear written inventory says fifty boxes. The original audio is unavailable and the assistant reports fifteen as certain. | Track source modality, segment/time references, transcription, interpretation and final claims separately. Compare conflicting evidence without assuming one modality always wins. Ask for clarification when the task needs unresolved information. | There is an unresolved quantity conflict and no audio replay. Preserve both sources and ask the responsible person; certainty is unsupported."/>
+            <wp:cNvGraphicFramePr>
+              <a:graphicFrameLocks noChangeAspect="1"/>
+            </wp:cNvGraphicFramePr>
+            <a:graphic>
+              <a:graphicData uri="http://schemas.openxmlformats.org/drawingml/2006/picture">
+                <pic:pic>
+                  <pic:nvPicPr>
+                    <pic:cNvPr id="0" name="academy-story-ai-3-13-03.png"/>
+                    <pic:cNvPicPr/>
+                  </pic:nvPicPr>
+                  <pic:blipFill>
+                    <a:blip r:embed="rId12"/>
+                    <a:stretch>
+                      <a:fillRect/>
+                    </a:stretch>
+                  </pic:blipFill>
+                  <pic:spPr>
+                    <a:xfrm>
+                      <a:off x="0" y="0"/>
+                      <a:ext cx="5486400" cy="3297936"/>
+                    </a:xfrm>
+                    <a:prstGeom prst="rect"/>
+                  </pic:spPr>
+                </pic:pic>
+              </a:graphicData>
+            </a:graphic>
+          </wp:inline>
+        </w:drawing>
+      </w:r>
+    </w:p>
+    <w:p>
+      <w:pPr>
+        <w:spacing w:line="336" w:lineRule="auto" w:after="180"/>
+      </w:pPr>
+      <w:r>
+        <w:rPr>
+          <w:b w:val="0"/>
+        </w:rPr>
+        <w:t xml:space="preserve">Speech pipelines and multimodal </w:t>
+      </w:r>
+      <w:r>
+        <w:rPr>
+          <w:b/>
+        </w:rPr>
+        <w:t>evidence</w:t>
+      </w:r>
+      <w:r>
+        <w:rPr>
+          <w:b w:val="0"/>
+        </w:rPr>
+        <w:t xml:space="preserve"> — </w:t>
+      </w:r>
+      <w:r>
+        <w:rPr>
+          <w:b/>
+        </w:rPr>
+        <w:t>evidence</w:t>
+      </w:r>
+      <w:r>
+        <w:rPr>
+          <w:b w:val="0"/>
+        </w:rPr>
+        <w:t xml:space="preserve"> trace. Audio transcript reads fifteen boxes; a clear written inventory says fifty boxes.</w:t>
+      </w:r>
+    </w:p>
+    <w:p>
+      <w:pPr>
+        <w:spacing w:line="336" w:lineRule="auto" w:after="180"/>
+      </w:pPr>
+      <w:r>
+        <w:rPr>
+          <w:b w:val="0"/>
+        </w:rPr>
+        <w:t xml:space="preserve">The original audio is unavailable and the assistant reports fifteen as certain. | Track source </w:t>
+      </w:r>
+      <w:r>
+        <w:rPr>
+          <w:b/>
+        </w:rPr>
+        <w:t>modality</w:t>
+      </w:r>
+      <w:r>
+        <w:rPr>
+          <w:b w:val="0"/>
+        </w:rPr>
+        <w:t xml:space="preserve">, segment/time references, </w:t>
+      </w:r>
+      <w:r>
+        <w:rPr>
+          <w:b/>
+        </w:rPr>
+        <w:t>transcription</w:t>
+      </w:r>
+      <w:r>
+        <w:rPr>
+          <w:b w:val="0"/>
+        </w:rPr>
+        <w:t>, interpretation and final claims separately.</w:t>
+      </w:r>
+    </w:p>
+    <w:p>
+      <w:pPr>
+        <w:spacing w:line="336" w:lineRule="auto" w:after="180"/>
+      </w:pPr>
+      <w:r>
+        <w:rPr>
+          <w:b w:val="0"/>
+        </w:rPr>
+        <w:t xml:space="preserve">Compare </w:t>
+      </w:r>
+      <w:r>
+        <w:rPr>
+          <w:b/>
+        </w:rPr>
+        <w:t>conflict</w:t>
+      </w:r>
+      <w:r>
+        <w:rPr>
+          <w:b w:val="0"/>
+        </w:rPr>
+        <w:t xml:space="preserve">ing </w:t>
+      </w:r>
+      <w:r>
+        <w:rPr>
+          <w:b/>
+        </w:rPr>
+        <w:t>evidence</w:t>
+      </w:r>
+      <w:r>
+        <w:rPr>
+          <w:b w:val="0"/>
+        </w:rPr>
+        <w:t xml:space="preserve"> without assuming one </w:t>
+      </w:r>
+      <w:r>
+        <w:rPr>
+          <w:b/>
+        </w:rPr>
+        <w:t>modality</w:t>
+      </w:r>
+      <w:r>
+        <w:rPr>
+          <w:b w:val="0"/>
+        </w:rPr>
+        <w:t xml:space="preserve"> always wins. Ask for clarification when the task needs unresolved information. | There is an unresolved quantity </w:t>
+      </w:r>
+      <w:r>
+        <w:rPr>
+          <w:b/>
+        </w:rPr>
+        <w:t>conflict</w:t>
+      </w:r>
+      <w:r>
+        <w:rPr>
+          <w:b w:val="0"/>
+        </w:rPr>
+        <w:t xml:space="preserve"> and no audio replay.</w:t>
+      </w:r>
+    </w:p>
+    <w:p>
+      <w:pPr>
+        <w:spacing w:line="336" w:lineRule="auto" w:after="180"/>
+      </w:pPr>
+      <w:r>
+        <w:rPr>
+          <w:b w:val="0"/>
+        </w:rPr>
+        <w:t>Preserve both sources and ask the responsible person; certainty is unsupported.</w:t>
+      </w:r>
+    </w:p>
+    <w:p>
+      <w:pPr>
+        <w:spacing w:line="336" w:lineRule="auto" w:after="180"/>
+        <w:shd w:fill="F5F1FB"/>
+      </w:pPr>
+      <w:r>
+        <w:rPr>
+          <w:b w:val="0"/>
+        </w:rPr>
+        <w:t>Read the labels and values. Explain the relationship the model shows.</w:t>
+      </w:r>
+    </w:p>
+    <w:p>
+      <w:pPr>
+        <w:pStyle w:val="Heading3"/>
+      </w:pPr>
+      <w:r>
+        <w:t>My picture explanation, deciding evidence and one limit</w:t>
+      </w:r>
+    </w:p>
+    <w:p>
+      <w:r>
+        <w:t>________________________________________________________________</w:t>
+      </w:r>
+    </w:p>
+    <w:p>
+      <w:r>
+        <w:t>________________________________________________________________</w:t>
+      </w:r>
+    </w:p>
+    <w:p>
+      <w:r>
+        <w:t>________________________________________________________________</w:t>
+      </w:r>
+    </w:p>
+    <w:p>
+      <w:r>
+        <w:t>________________________________________________________________</w:t>
+      </w:r>
+    </w:p>
+    <w:p>
+      <w:pPr>
+        <w:pStyle w:val="Heading3"/>
+      </w:pPr>
+      <w:r>
+        <w:t>04. Change one thing. Trace what follows.</w:t>
+      </w:r>
+    </w:p>
+    <w:p>
+      <w:r>
+        <w:drawing>
+          <wp:inline xmlns:a="http://schemas.openxmlformats.org/drawingml/2006/main" xmlns:pic="http://schemas.openxmlformats.org/drawingml/2006/picture">
+            <wp:extent cx="5486400" cy="3041904"/>
+            <wp:docPr id="5" name="Picture 5" descr="Original case: At least three are supported; total five is not established by the description. Changed condition: Open the closed box and a verified observation shows two pencils inside, with no other desk locations. Expected result: The total is now supported as five. Reason: 3 visible initially plus 2 newly observed gives 5 under the complete-location assumption."/>
+            <wp:cNvGraphicFramePr>
+              <a:graphicFrameLocks noChangeAspect="1"/>
+            </wp:cNvGraphicFramePr>
+            <a:graphic>
+              <a:graphicData uri="http://schemas.openxmlformats.org/drawingml/2006/picture">
+                <pic:pic>
+                  <pic:nvPicPr>
+                    <pic:cNvPr id="0" name="academy-story-ai-3-13-04.png"/>
+                    <pic:cNvPicPr/>
+                  </pic:nvPicPr>
+                  <pic:blipFill>
+                    <a:blip r:embed="rId13"/>
+                    <a:stretch>
+                      <a:fillRect/>
+                    </a:stretch>
+                  </pic:blipFill>
+                  <pic:spPr>
+                    <a:xfrm>
+                      <a:off x="0" y="0"/>
+                      <a:ext cx="5486400" cy="3041904"/>
+                    </a:xfrm>
+                    <a:prstGeom prst="rect"/>
+                  </pic:spPr>
+                </pic:pic>
+              </a:graphicData>
+            </a:graphic>
+          </wp:inline>
+        </w:drawing>
+      </w:r>
+    </w:p>
+    <w:p>
+      <w:pPr>
+        <w:spacing w:line="336" w:lineRule="auto" w:after="180"/>
+      </w:pPr>
+      <w:r>
+        <w:rPr>
+          <w:b w:val="0"/>
+        </w:rPr>
+        <w:t xml:space="preserve">Original case: At least three are supported; total five is not established by the description. Changed condition: Open the closed box and a verified </w:t>
+      </w:r>
+      <w:r>
+        <w:rPr>
+          <w:b/>
+        </w:rPr>
+        <w:t>observation</w:t>
+      </w:r>
+      <w:r>
+        <w:rPr>
+          <w:b w:val="0"/>
+        </w:rPr>
+        <w:t xml:space="preserve"> shows two pencils inside, with no other desk locations.</w:t>
+      </w:r>
+    </w:p>
+    <w:p>
+      <w:pPr>
+        <w:spacing w:line="336" w:lineRule="auto" w:after="180"/>
+      </w:pPr>
+      <w:r>
+        <w:rPr>
+          <w:b w:val="0"/>
+        </w:rPr>
+        <w:t>Expected result: The total is now supported as five. Reason: 3 visible initially plus 2 newly observed gives 5 under the complete-location assumption.</w:t>
+      </w:r>
+    </w:p>
+    <w:p>
+      <w:pPr>
+        <w:spacing w:line="336" w:lineRule="auto" w:after="180"/>
+        <w:shd w:fill="F5F1FB"/>
+      </w:pPr>
+      <w:r>
+        <w:rPr>
+          <w:b w:val="0"/>
+        </w:rPr>
+        <w:t>Predict before checking the worked changed-case result. Name what changed and what the supplied facts allow you to conclude.</w:t>
+      </w:r>
+    </w:p>
+    <w:p>
+      <w:pPr>
+        <w:pStyle w:val="Heading3"/>
+      </w:pPr>
+      <w:r>
+        <w:t>My picture explanation, deciding evidence and one limit</w:t>
+      </w:r>
+    </w:p>
+    <w:p>
+      <w:r>
+        <w:t>________________________________________________________________</w:t>
+      </w:r>
+    </w:p>
+    <w:p>
+      <w:r>
+        <w:t>________________________________________________________________</w:t>
+      </w:r>
+    </w:p>
+    <w:p>
+      <w:r>
+        <w:t>________________________________________________________________</w:t>
+      </w:r>
+    </w:p>
+    <w:p>
+      <w:r>
+        <w:t>________________________________________________________________</w:t>
+      </w:r>
+    </w:p>
+    <w:p>
+      <w:pPr>
+        <w:pStyle w:val="Heading3"/>
+      </w:pPr>
+      <w:r>
+        <w:t>05. Connect the explanation to its limit</w:t>
+      </w:r>
+    </w:p>
+    <w:p>
+      <w:r>
+        <w:drawing>
+          <wp:inline xmlns:a="http://schemas.openxmlformats.org/drawingml/2006/main" xmlns:pic="http://schemas.openxmlformats.org/drawingml/2006/picture">
+            <wp:extent cx="5486400" cy="2834640"/>
+            <wp:docPr id="6" name="Picture 6" descr="A caption is another claim, not a way of seeing through an opaque object. Keep observable information separate from inferences. The visible three give a lower bound under the stated desk scope; there is no supplied maximum for the closed box. Do not replace unknown contents with zero merely because none are visible. Limit: The conclusion depends on the supplied description’s accuracy; no actual image inspection or exhaustive room inventory was performed."/>
+            <wp:cNvGraphicFramePr>
+              <a:graphicFrameLocks noChangeAspect="1"/>
+            </wp:cNvGraphicFramePr>
+            <a:graphic>
+              <a:graphicData uri="http://schemas.openxmlformats.org/drawingml/2006/picture">
+                <pic:pic>
+                  <pic:nvPicPr>
+                    <pic:cNvPr id="0" name="academy-story-ai-3-13-05.png"/>
+                    <pic:cNvPicPr/>
+                  </pic:nvPicPr>
+                  <pic:blipFill>
+                    <a:blip r:embed="rId14"/>
+                    <a:stretch>
+                      <a:fillRect/>
+                    </a:stretch>
+                  </pic:blipFill>
+                  <pic:spPr>
+                    <a:xfrm>
+                      <a:off x="0" y="0"/>
+                      <a:ext cx="5486400" cy="2834640"/>
+                    </a:xfrm>
+                    <a:prstGeom prst="rect"/>
+                  </pic:spPr>
+                </pic:pic>
+              </a:graphicData>
+            </a:graphic>
+          </wp:inline>
+        </w:drawing>
+      </w:r>
+    </w:p>
+    <w:p>
+      <w:pPr>
+        <w:spacing w:line="336" w:lineRule="auto" w:after="180"/>
+      </w:pPr>
+      <w:r>
+        <w:rPr>
+          <w:b w:val="0"/>
+        </w:rPr>
+        <w:t>A caption is another claim, not a way of seeing through an opaque object. Keep observable information separate from inferences.</w:t>
+      </w:r>
+    </w:p>
+    <w:p>
+      <w:pPr>
+        <w:spacing w:line="336" w:lineRule="auto" w:after="180"/>
+      </w:pPr>
+      <w:r>
+        <w:rPr>
+          <w:b w:val="0"/>
+        </w:rPr>
+        <w:t>The visible three give a lower bound under the stated desk scope; there is no supplied maximum for the closed box. Do not replace unknown contents with zero merely because none are visible.</w:t>
+      </w:r>
+    </w:p>
+    <w:p>
+      <w:pPr>
+        <w:spacing w:line="336" w:lineRule="auto" w:after="180"/>
+      </w:pPr>
+      <w:r>
+        <w:rPr>
+          <w:b w:val="0"/>
+        </w:rPr>
+        <w:t>Limit: The conclusion depends on the supplied description’s accuracy; no actual image inspection or exhaustive room inventory was performed.</w:t>
+      </w:r>
+    </w:p>
+    <w:p>
+      <w:pPr>
+        <w:spacing w:line="336" w:lineRule="auto" w:after="180"/>
+        <w:shd w:fill="F5F1FB"/>
+      </w:pPr>
+      <w:r>
+        <w:rPr>
+          <w:b w:val="0"/>
+        </w:rPr>
+        <w:t>Explain the case, then point to a limit on the claim.</w:t>
+      </w:r>
+    </w:p>
+    <w:p>
+      <w:pPr>
+        <w:pStyle w:val="Heading3"/>
+      </w:pPr>
+      <w:r>
+        <w:t>My picture explanation, deciding evidence and one limit</w:t>
+      </w:r>
+    </w:p>
+    <w:p>
+      <w:r>
+        <w:t>________________________________________________________________</w:t>
+      </w:r>
+    </w:p>
+    <w:p>
+      <w:r>
+        <w:t>________________________________________________________________</w:t>
+      </w:r>
+    </w:p>
+    <w:p>
+      <w:r>
+        <w:t>________________________________________________________________</w:t>
+      </w:r>
+    </w:p>
+    <w:p>
+      <w:r>
+        <w:t>________________________________________________________________</w:t>
+      </w:r>
+    </w:p>
+    <w:p>
+      <w:pPr>
+        <w:pStyle w:val="Heading3"/>
+      </w:pPr>
+      <w:r>
+        <w:t>06. Make the idea visible in your project</w:t>
+      </w:r>
+    </w:p>
+    <w:p>
+      <w:r>
+        <w:drawing>
+          <wp:inline xmlns:a="http://schemas.openxmlformats.org/drawingml/2006/main" xmlns:pic="http://schemas.openxmlformats.org/drawingml/2006/picture">
+            <wp:extent cx="5486400" cy="3380232"/>
+            <wp:docPr id="7" name="Picture 7" descr="Label Study Buddy claims by their visual, audio or text evidence and retain uncertainty when modalities omit information. Draw your input, deciding step, result and limit. Supported question: Why were both “exactly three” and “exactly five” unsupported before opening the box?"/>
+            <wp:cNvGraphicFramePr>
+              <a:graphicFrameLocks noChangeAspect="1"/>
+            </wp:cNvGraphicFramePr>
+            <a:graphic>
+              <a:graphicData uri="http://schemas.openxmlformats.org/drawingml/2006/picture">
+                <pic:pic>
+                  <pic:nvPicPr>
+                    <pic:cNvPr id="0" name="academy-story-ai-3-13-06.png"/>
+                    <pic:cNvPicPr/>
+                  </pic:nvPicPr>
+                  <pic:blipFill>
+                    <a:blip r:embed="rId15"/>
+                    <a:stretch>
+                      <a:fillRect/>
+                    </a:stretch>
+                  </pic:blipFill>
+                  <pic:spPr>
+                    <a:xfrm>
+                      <a:off x="0" y="0"/>
+                      <a:ext cx="5486400" cy="3380232"/>
+                    </a:xfrm>
+                    <a:prstGeom prst="rect"/>
+                  </pic:spPr>
+                </pic:pic>
+              </a:graphicData>
+            </a:graphic>
+          </wp:inline>
+        </w:drawing>
+      </w:r>
+    </w:p>
+    <w:p>
+      <w:pPr>
+        <w:spacing w:line="336" w:lineRule="auto" w:after="180"/>
+      </w:pPr>
+      <w:r>
+        <w:rPr>
+          <w:b w:val="0"/>
+        </w:rPr>
+        <w:t xml:space="preserve">Label Study Buddy claims by their visual, audio or text </w:t>
+      </w:r>
+      <w:r>
+        <w:rPr>
+          <w:b/>
+        </w:rPr>
+        <w:t>evidence</w:t>
+      </w:r>
+      <w:r>
+        <w:rPr>
+          <w:b w:val="0"/>
+        </w:rPr>
+        <w:t xml:space="preserve"> and retain uncertainty when modalities omit information. Draw your </w:t>
+      </w:r>
+      <w:r>
+        <w:rPr>
+          <w:b/>
+        </w:rPr>
+        <w:t>input</w:t>
+      </w:r>
+      <w:r>
+        <w:rPr>
+          <w:b w:val="0"/>
+        </w:rPr>
+        <w:t>, deciding step, result and limit.</w:t>
+      </w:r>
+    </w:p>
+    <w:p>
+      <w:pPr>
+        <w:spacing w:line="336" w:lineRule="auto" w:after="180"/>
+      </w:pPr>
+      <w:r>
+        <w:rPr>
+          <w:b w:val="0"/>
+        </w:rPr>
+        <w:t>Supported question: Why were both “exactly three” and “exactly five” unsupported before opening the box?</w:t>
+      </w:r>
+    </w:p>
+    <w:p>
+      <w:pPr>
+        <w:spacing w:line="336" w:lineRule="auto" w:after="180"/>
+        <w:shd w:fill="F5F1FB"/>
+      </w:pPr>
+      <w:r>
+        <w:rPr>
+          <w:b w:val="0"/>
+        </w:rPr>
+        <w:t xml:space="preserve">Draw your project trace and justify the deciding step using </w:t>
+      </w:r>
+      <w:r>
+        <w:rPr>
+          <w:b/>
+        </w:rPr>
+        <w:t>evidence</w:t>
+      </w:r>
+      <w:r>
+        <w:rPr>
+          <w:b w:val="0"/>
+        </w:rPr>
+        <w:t>.</w:t>
+      </w:r>
+    </w:p>
+    <w:p>
+      <w:pPr>
+        <w:pStyle w:val="Heading3"/>
+      </w:pPr>
+      <w:r>
+        <w:t>My picture explanation, deciding evidence and one limit</w:t>
       </w:r>
     </w:p>
     <w:p>

--- a/downloads/workbook/ai-3-week-13.docx
+++ b/downloads/workbook/ai-3-week-13.docx
@@ -1080,6 +1080,26 @@
     </w:p>
     <w:p>
       <w:pPr>
+        <w:pStyle w:val="Heading3"/>
+      </w:pPr>
+      <w:r>
+        <w:t>Where to find the supplied example</w:t>
+      </w:r>
+    </w:p>
+    <w:p>
+      <w:pPr>
+        <w:spacing w:line="336" w:lineRule="auto" w:after="180"/>
+        <w:shd w:fill="F1F6F8"/>
+      </w:pPr>
+      <w:r>
+        <w:rPr>
+          <w:b w:val="0"/>
+        </w:rPr>
+        <w:t>Reference for this exercise: open this week’s student lesson, “Multimodal Evidence”, at “See how it works” and “Follow a worked example”. Use the original worked values or code named in the question; the later pictorial case is a separate example. Keep this reference beside your workbook while practising.</w:t>
+      </w:r>
+    </w:p>
+    <w:p>
+      <w:pPr>
         <w:spacing w:line="336" w:lineRule="auto" w:after="180"/>
       </w:pPr>
       <w:r>
@@ -1178,6 +1198,26 @@
     </w:p>
     <w:p>
       <w:pPr>
+        <w:pStyle w:val="Heading3"/>
+      </w:pPr>
+      <w:r>
+        <w:t>Where to find the supplied example</w:t>
+      </w:r>
+    </w:p>
+    <w:p>
+      <w:pPr>
+        <w:spacing w:line="336" w:lineRule="auto" w:after="180"/>
+        <w:shd w:fill="F1F6F8"/>
+      </w:pPr>
+      <w:r>
+        <w:rPr>
+          <w:b w:val="0"/>
+        </w:rPr>
+        <w:t>Reference for this exercise: open this week’s student lesson, “Multimodal Evidence”, at “See how it works” and “Follow a worked example”. Use the original worked values or code named in the question; the later pictorial case is a separate example. Keep this reference beside your workbook while practising.</w:t>
+      </w:r>
+    </w:p>
+    <w:p>
+      <w:pPr>
         <w:spacing w:line="336" w:lineRule="auto" w:after="180"/>
       </w:pPr>
       <w:r>
@@ -1421,6 +1461,26 @@
     <w:p>
       <w:r>
         <w:t>Design a revealing follow-up. Apply the supplied Multimodal Evidence facts and keep your reasoning.</w:t>
+      </w:r>
+    </w:p>
+    <w:p>
+      <w:pPr>
+        <w:pStyle w:val="Heading3"/>
+      </w:pPr>
+      <w:r>
+        <w:t>Where to find the supplied example</w:t>
+      </w:r>
+    </w:p>
+    <w:p>
+      <w:pPr>
+        <w:spacing w:line="336" w:lineRule="auto" w:after="180"/>
+        <w:shd w:fill="F1F6F8"/>
+      </w:pPr>
+      <w:r>
+        <w:rPr>
+          <w:b w:val="0"/>
+        </w:rPr>
+        <w:t>Reference for this exercise: open this week’s student lesson, “Multimodal Evidence”, at “See how it works” and “Follow a worked example”. Use the original worked values or code named in the question; the later pictorial case is a separate example. Keep this reference beside your workbook while practising.</w:t>
       </w:r>
     </w:p>
     <w:p>

--- a/downloads/workbook/ai-3-week-13.docx
+++ b/downloads/workbook/ai-3-week-13.docx
@@ -25,12 +25,192 @@
         <w:pStyle w:val="Heading1"/>
       </w:pPr>
       <w:r>
-        <w:t>01. Recall and choose your starting point</w:t>
-      </w:r>
-    </w:p>
-    <w:p>
-      <w:r>
-        <w:t>Record your starting explanation for Multimodal Evidence before opening notes. Show any later correction separately.</w:t>
+        <w:t>One current multimodal-evidence record with earlier speech review preserved.</w:t>
+      </w:r>
+    </w:p>
+    <w:p>
+      <w:r>
+        <w:t>Separate roles, trace a lower bound, repair certainty and plan an aligned observation.</w:t>
+      </w:r>
+    </w:p>
+    <w:p>
+      <w:r>
+        <w:t>New responses remain separate from saved speech tasks; retain source scope and uncertainty.</w:t>
+      </w:r>
+    </w:p>
+    <w:p>
+      <w:pPr>
+        <w:pStyle w:val="Heading1"/>
+      </w:pPr>
+      <w:r>
+        <w:t>01. Recall: reconnect earlier ideas</w:t>
+      </w:r>
+    </w:p>
+    <w:p>
+      <w:r>
+        <w:t>Retrieve before opening notes.</w:t>
+      </w:r>
+    </w:p>
+    <w:p>
+      <w:pPr>
+        <w:pStyle w:val="Heading2"/>
+      </w:pPr>
+      <w:r>
+        <w:t>Retrieve and explain</w:t>
+      </w:r>
+    </w:p>
+    <w:p>
+      <w:pPr>
+        <w:pStyle w:val="ListBullet"/>
+      </w:pPr>
+      <w:r>
+        <w:t>Try the recall before opening notes. Then use a different colour or a labelled second line to correct your explanation.</w:t>
+      </w:r>
+    </w:p>
+    <w:p>
+      <w:pPr>
+        <w:pStyle w:val="ListBullet"/>
+      </w:pPr>
+      <w:r>
+        <w:t>Without opening the old lesson, explain one key idea from Speech and Audio Systems. Give an example and a mistake that the idea helps you avoid.</w:t>
+      </w:r>
+    </w:p>
+    <w:p>
+      <w:pPr>
+        <w:pStyle w:val="Heading3"/>
+      </w:pPr>
+      <w:r>
+        <w:t>My remembered idea, example and correction</w:t>
+      </w:r>
+    </w:p>
+    <w:p>
+      <w:r>
+        <w:t>________________________________________________________________</w:t>
+      </w:r>
+    </w:p>
+    <w:p>
+      <w:r>
+        <w:t>________________________________________________________________</w:t>
+      </w:r>
+    </w:p>
+    <w:p>
+      <w:r>
+        <w:t>________________________________________________________________</w:t>
+      </w:r>
+    </w:p>
+    <w:p>
+      <w:pPr>
+        <w:pStyle w:val="ListBullet"/>
+      </w:pPr>
+      <w:r>
+        <w:t>Without opening the old lesson, explain one key idea from Image Generation Models. Give an example and a mistake that the idea helps you avoid.</w:t>
+      </w:r>
+    </w:p>
+    <w:p>
+      <w:pPr>
+        <w:pStyle w:val="Heading3"/>
+      </w:pPr>
+      <w:r>
+        <w:t>My remembered idea, example and correction</w:t>
+      </w:r>
+    </w:p>
+    <w:p>
+      <w:r>
+        <w:t>________________________________________________________________</w:t>
+      </w:r>
+    </w:p>
+    <w:p>
+      <w:r>
+        <w:t>________________________________________________________________</w:t>
+      </w:r>
+    </w:p>
+    <w:p>
+      <w:r>
+        <w:t>________________________________________________________________</w:t>
+      </w:r>
+    </w:p>
+    <w:p>
+      <w:pPr>
+        <w:pStyle w:val="ListBullet"/>
+      </w:pPr>
+      <w:r>
+        <w:t>Without opening the old lesson, explain one key idea from Iterative Prompting. Give an example and a mistake that the idea helps you avoid.</w:t>
+      </w:r>
+    </w:p>
+    <w:p>
+      <w:pPr>
+        <w:pStyle w:val="Heading3"/>
+      </w:pPr>
+      <w:r>
+        <w:t>My remembered idea, example and correction</w:t>
+      </w:r>
+    </w:p>
+    <w:p>
+      <w:r>
+        <w:t>________________________________________________________________</w:t>
+      </w:r>
+    </w:p>
+    <w:p>
+      <w:r>
+        <w:t>________________________________________________________________</w:t>
+      </w:r>
+    </w:p>
+    <w:p>
+      <w:r>
+        <w:t>________________________________________________________________</w:t>
+      </w:r>
+    </w:p>
+    <w:p>
+      <w:pPr>
+        <w:pStyle w:val="Heading2"/>
+      </w:pPr>
+      <w:r>
+        <w:t>Earlier wording, alternatives and picture transcripts · reference / check after trying</w:t>
+      </w:r>
+    </w:p>
+    <w:p>
+      <w:pPr>
+        <w:pStyle w:val="Heading3"/>
+      </w:pPr>
+      <w:r>
+        <w:t>Speech and Audio Systems</w:t>
+      </w:r>
+    </w:p>
+    <w:p>
+      <w:pPr>
+        <w:pStyle w:val="Heading3"/>
+      </w:pPr>
+      <w:r>
+        <w:t>Image Generation Models</w:t>
+      </w:r>
+    </w:p>
+    <w:p>
+      <w:pPr>
+        <w:pStyle w:val="Heading3"/>
+      </w:pPr>
+      <w:r>
+        <w:t>Iterative Prompting</w:t>
+      </w:r>
+    </w:p>
+    <w:p>
+      <w:pPr>
+        <w:pStyle w:val="Heading1"/>
+      </w:pPr>
+      <w:r>
+        <w:t>12. W1 · Separate evidence roles</w:t>
+      </w:r>
+    </w:p>
+    <w:p>
+      <w:r>
+        <w:t>New tasks use separate answer fields; earlier speech/conflict tasks retain saved responses.</w:t>
+      </w:r>
+    </w:p>
+    <w:p>
+      <w:pPr>
+        <w:pStyle w:val="Heading2"/>
+      </w:pPr>
+      <w:r>
+        <w:t>Current evidence and scope</w:t>
       </w:r>
     </w:p>
     <w:p>
@@ -41,7 +221,23 @@
         <w:rPr>
           <w:b w:val="0"/>
         </w:rPr>
-        <w:t>Try the recall before opening notes. Then use a different colour or a labelled second line to correct your explanation.</w:t>
+        <w:t>Current desk record: description reports3visible pencils in openbox;closedopaquebox contentsunknown;captionclaims5total. No actual image inspected. At least3supported;no exacttotal or numericalupperbound supplied. Changed record adds verified2inside and nootherlocations,so5supported then. Keep the older speech/inventory15/50conflict separate.</w:t>
+      </w:r>
+    </w:p>
+    <w:p>
+      <w:pPr>
+        <w:pStyle w:val="Heading2"/>
+      </w:pPr>
+      <w:r>
+        <w:t>Current task and new response</w:t>
+      </w:r>
+    </w:p>
+    <w:p>
+      <w:pPr>
+        <w:pStyle w:val="ListBullet"/>
+      </w:pPr>
+      <w:r>
+        <w:t>Name the directly reported desk contents, the hidden information and the caption claim. Explain what source identity,time and scope would need to match before combining evidence.</w:t>
       </w:r>
     </w:p>
     <w:p>
@@ -49,7 +245,45 @@
         <w:pStyle w:val="Heading3"/>
       </w:pPr>
       <w:r>
-        <w:t>Speech and Audio Systems</w:t>
+        <w:t>My current multimodal-evidence reasoning</w:t>
+      </w:r>
+    </w:p>
+    <w:p>
+      <w:r>
+        <w:t>________________________________________________________________</w:t>
+      </w:r>
+    </w:p>
+    <w:p>
+      <w:r>
+        <w:t>________________________________________________________________</w:t>
+      </w:r>
+    </w:p>
+    <w:p>
+      <w:r>
+        <w:t>________________________________________________________________</w:t>
+      </w:r>
+    </w:p>
+    <w:p>
+      <w:r>
+        <w:t>________________________________________________________________</w:t>
+      </w:r>
+    </w:p>
+    <w:p>
+      <w:r>
+        <w:t>________________________________________________________________</w:t>
+      </w:r>
+    </w:p>
+    <w:p>
+      <w:r>
+        <w:t>________________________________________________________________</w:t>
+      </w:r>
+    </w:p>
+    <w:p>
+      <w:pPr>
+        <w:pStyle w:val="Heading2"/>
+      </w:pPr>
+      <w:r>
+        <w:t>Review · Earlier speech task and saved response · reference / check after trying</w:t>
       </w:r>
     </w:p>
     <w:p>
@@ -60,38 +294,7 @@
         <w:rPr>
           <w:b w:val="0"/>
         </w:rPr>
-        <w:t>Without opening the old lesson, explain one key idea from Speech and Audio Systems. Give an example and a mistake that the idea helps you avoid.</w:t>
-      </w:r>
-    </w:p>
-    <w:p>
-      <w:pPr>
-        <w:pStyle w:val="Heading3"/>
-      </w:pPr>
-      <w:r>
-        <w:t>My remembered idea, example and correction</w:t>
-      </w:r>
-    </w:p>
-    <w:p>
-      <w:r>
-        <w:t>________________________________________________________________</w:t>
-      </w:r>
-    </w:p>
-    <w:p>
-      <w:r>
-        <w:t>________________________________________________________________</w:t>
-      </w:r>
-    </w:p>
-    <w:p>
-      <w:r>
-        <w:t>________________________________________________________________</w:t>
-      </w:r>
-    </w:p>
-    <w:p>
-      <w:pPr>
-        <w:pStyle w:val="Heading3"/>
-      </w:pPr>
-      <w:r>
-        <w:t>Image Generation Models</w:t>
+        <w:t>Reference for this exercise: open this week’s student lesson, “Multimodal Evidence”, at “See how it works” and “Follow a worked example”. Use the original worked values or code named in the question; the later pictorial case is a separate example. Keep this reference beside your workbook while practising.</w:t>
       </w:r>
     </w:p>
     <w:p>
@@ -102,96 +305,761 @@
         <w:rPr>
           <w:b w:val="0"/>
         </w:rPr>
-        <w:t>Without opening the old lesson, explain one key idea from Image Generation Models. Give an example and a mistake that the idea helps you avoid.</w:t>
-      </w:r>
-    </w:p>
-    <w:p>
-      <w:pPr>
-        <w:pStyle w:val="Heading3"/>
-      </w:pPr>
-      <w:r>
-        <w:t>My remembered idea, example and correction</w:t>
-      </w:r>
-    </w:p>
-    <w:p>
-      <w:r>
-        <w:t>________________________________________________________________</w:t>
-      </w:r>
-    </w:p>
-    <w:p>
-      <w:r>
-        <w:t>________________________________________________________________</w:t>
-      </w:r>
-    </w:p>
-    <w:p>
-      <w:r>
-        <w:t>________________________________________________________________</w:t>
-      </w:r>
-    </w:p>
-    <w:p>
-      <w:pPr>
-        <w:pStyle w:val="Heading3"/>
-      </w:pPr>
-      <w:r>
-        <w:t>Iterative Prompting</w:t>
-      </w:r>
-    </w:p>
-    <w:p>
-      <w:pPr>
-        <w:spacing w:line="336" w:lineRule="auto" w:after="180"/>
-      </w:pPr>
+        <w:t xml:space="preserve">Explain the weekly </w:t>
+      </w:r>
+      <w:r>
+        <w:rPr>
+          <w:b/>
+        </w:rPr>
+        <w:t>mechanism</w:t>
+      </w:r>
       <w:r>
         <w:rPr>
           <w:b w:val="0"/>
         </w:rPr>
-        <w:t>Without opening the old lesson, explain one key idea from Iterative Prompting. Give an example and a mistake that the idea helps you avoid.</w:t>
-      </w:r>
-    </w:p>
-    <w:p>
-      <w:pPr>
-        <w:pStyle w:val="Heading3"/>
-      </w:pPr>
-      <w:r>
-        <w:t>My remembered idea, example and correction</w:t>
-      </w:r>
-    </w:p>
-    <w:p>
-      <w:r>
-        <w:t>________________________________________________________________</w:t>
-      </w:r>
-    </w:p>
-    <w:p>
-      <w:r>
-        <w:t>________________________________________________________________</w:t>
-      </w:r>
-    </w:p>
-    <w:p>
-      <w:r>
-        <w:t>________________________________________________________________</w:t>
-      </w:r>
-    </w:p>
-    <w:p>
-      <w:pPr>
-        <w:pStyle w:val="Heading1"/>
-      </w:pPr>
-      <w:r>
-        <w:t>02. Practise with fading help</w:t>
-      </w:r>
-    </w:p>
-    <w:p>
-      <w:r>
-        <w:t>Complete the supported Multimodal Evidence trace and record the first step you can explain without help.</w:t>
-      </w:r>
-    </w:p>
-    <w:p>
-      <w:pPr>
-        <w:spacing w:line="336" w:lineRule="auto" w:after="180"/>
-      </w:pPr>
+        <w:t xml:space="preserve"> in your own words. Use the worked scenario to name its </w:t>
+      </w:r>
+      <w:r>
+        <w:rPr>
+          <w:b/>
+        </w:rPr>
+        <w:t>input</w:t>
+      </w:r>
       <w:r>
         <w:rPr>
           <w:b w:val="0"/>
         </w:rPr>
-        <w:t xml:space="preserve">Use W2: Trace the worked case for Speech pipelines and multimodal </w:t>
+        <w:t xml:space="preserve">, decision rule and </w:t>
+      </w:r>
+      <w:r>
+        <w:rPr>
+          <w:b/>
+        </w:rPr>
+        <w:t>output</w:t>
+      </w:r>
+      <w:r>
+        <w:rPr>
+          <w:b w:val="0"/>
+        </w:rPr>
+        <w:t>.</w:t>
+      </w:r>
+    </w:p>
+    <w:p>
+      <w:pPr>
+        <w:pStyle w:val="Heading3"/>
+      </w:pPr>
+      <w:r>
+        <w:t>My reasoning and evidence</w:t>
+      </w:r>
+    </w:p>
+    <w:p>
+      <w:r>
+        <w:t>________________________________________________________________</w:t>
+      </w:r>
+    </w:p>
+    <w:p>
+      <w:r>
+        <w:t>________________________________________________________________</w:t>
+      </w:r>
+    </w:p>
+    <w:p>
+      <w:r>
+        <w:t>________________________________________________________________</w:t>
+      </w:r>
+    </w:p>
+    <w:p>
+      <w:r>
+        <w:t>________________________________________________________________</w:t>
+      </w:r>
+    </w:p>
+    <w:p>
+      <w:r>
+        <w:t>________________________________________________________________</w:t>
+      </w:r>
+    </w:p>
+    <w:p>
+      <w:r>
+        <w:t>________________________________________________________________</w:t>
+      </w:r>
+    </w:p>
+    <w:p>
+      <w:pPr>
+        <w:pStyle w:val="Heading1"/>
+      </w:pPr>
+      <w:r>
+        <w:t>13. W2 · Trace the supported lower bound</w:t>
+      </w:r>
+    </w:p>
+    <w:p>
+      <w:r>
+        <w:t>New tasks use separate answer fields; earlier speech/conflict tasks retain saved responses.</w:t>
+      </w:r>
+    </w:p>
+    <w:p>
+      <w:pPr>
+        <w:pStyle w:val="Heading2"/>
+      </w:pPr>
+      <w:r>
+        <w:t>Current evidence and scope</w:t>
+      </w:r>
+    </w:p>
+    <w:p>
+      <w:pPr>
+        <w:spacing w:line="336" w:lineRule="auto" w:after="180"/>
+      </w:pPr>
+      <w:r>
+        <w:rPr>
+          <w:b w:val="0"/>
+        </w:rPr>
+        <w:t>Current desk record: description reports3visible pencils in openbox;closedopaquebox contentsunknown;captionclaims5total. No actual image inspected. At least3supported;no exacttotal or numericalupperbound supplied. Changed record adds verified2inside and nootherlocations,so5supported then. Keep the older speech/inventory15/50conflict separate.</w:t>
+      </w:r>
+    </w:p>
+    <w:p>
+      <w:pPr>
+        <w:pStyle w:val="Heading2"/>
+      </w:pPr>
+      <w:r>
+        <w:t>Current task and new response</w:t>
+      </w:r>
+    </w:p>
+    <w:p>
+      <w:pPr>
+        <w:pStyle w:val="ListBullet"/>
+      </w:pPr>
+      <w:r>
+        <w:t>From the supplied desk description and caption, separate direct reported observations, unknown contents and unverified claims. Explain why the supported count is a lower bound rather than an exact total. Then use the supplied changed case: opening the box reveals two pencils and there are no other desk locations.</w:t>
+      </w:r>
+    </w:p>
+    <w:p>
+      <w:pPr>
+        <w:pStyle w:val="Heading3"/>
+      </w:pPr>
+      <w:r>
+        <w:t>My current multimodal-evidence reasoning</w:t>
+      </w:r>
+    </w:p>
+    <w:p>
+      <w:r>
+        <w:t>________________________________________________________________</w:t>
+      </w:r>
+    </w:p>
+    <w:p>
+      <w:r>
+        <w:t>________________________________________________________________</w:t>
+      </w:r>
+    </w:p>
+    <w:p>
+      <w:r>
+        <w:t>________________________________________________________________</w:t>
+      </w:r>
+    </w:p>
+    <w:p>
+      <w:r>
+        <w:t>________________________________________________________________</w:t>
+      </w:r>
+    </w:p>
+    <w:p>
+      <w:r>
+        <w:t>________________________________________________________________</w:t>
+      </w:r>
+    </w:p>
+    <w:p>
+      <w:r>
+        <w:t>________________________________________________________________</w:t>
+      </w:r>
+    </w:p>
+    <w:p>
+      <w:r>
+        <w:t>________________________________________________________________</w:t>
+      </w:r>
+    </w:p>
+    <w:p>
+      <w:pPr>
+        <w:pStyle w:val="Heading2"/>
+      </w:pPr>
+      <w:r>
+        <w:t>Review · Earlier speech task and saved response · reference / check after trying</w:t>
+      </w:r>
+    </w:p>
+    <w:p>
+      <w:pPr>
+        <w:spacing w:line="336" w:lineRule="auto" w:after="180"/>
+      </w:pPr>
+      <w:r>
+        <w:rPr>
+          <w:b w:val="0"/>
+        </w:rPr>
+        <w:t>Reference for this exercise: open this week’s student lesson, “Multimodal Evidence”, at “See how it works” and “Follow a worked example”. Use the original worked values or code named in the question; the later pictorial case is a separate example. Keep this reference beside your workbook while practising.</w:t>
+      </w:r>
+    </w:p>
+    <w:p>
+      <w:pPr>
+        <w:spacing w:line="336" w:lineRule="auto" w:after="180"/>
+      </w:pPr>
+      <w:r>
+        <w:rPr>
+          <w:b w:val="0"/>
+        </w:rPr>
+        <w:t>Audio transcript reads fifteen boxes; a clear written inventory says fifty boxes. The original audio is unavailable and the assistant reports fifteen as certain.</w:t>
+      </w:r>
+    </w:p>
+    <w:p>
+      <w:pPr>
+        <w:spacing w:line="336" w:lineRule="auto" w:after="180"/>
+      </w:pPr>
+      <w:r>
+        <w:rPr>
+          <w:b w:val="0"/>
+        </w:rPr>
+        <w:t>Show the intermediate steps and give the conclusion with its scope.</w:t>
+      </w:r>
+    </w:p>
+    <w:p>
+      <w:pPr>
+        <w:pStyle w:val="Heading3"/>
+      </w:pPr>
+      <w:r>
+        <w:t>My reasoning and evidence</w:t>
+      </w:r>
+    </w:p>
+    <w:p>
+      <w:r>
+        <w:t>________________________________________________________________</w:t>
+      </w:r>
+    </w:p>
+    <w:p>
+      <w:r>
+        <w:t>________________________________________________________________</w:t>
+      </w:r>
+    </w:p>
+    <w:p>
+      <w:r>
+        <w:t>________________________________________________________________</w:t>
+      </w:r>
+    </w:p>
+    <w:p>
+      <w:r>
+        <w:t>________________________________________________________________</w:t>
+      </w:r>
+    </w:p>
+    <w:p>
+      <w:r>
+        <w:t>________________________________________________________________</w:t>
+      </w:r>
+    </w:p>
+    <w:p>
+      <w:r>
+        <w:t>________________________________________________________________</w:t>
+      </w:r>
+    </w:p>
+    <w:p>
+      <w:r>
+        <w:t>________________________________________________________________</w:t>
+      </w:r>
+    </w:p>
+    <w:p>
+      <w:pPr>
+        <w:pStyle w:val="Heading1"/>
+      </w:pPr>
+      <w:r>
+        <w:t>14. W3 · Repair a caption-to-certainty argument</w:t>
+      </w:r>
+    </w:p>
+    <w:p>
+      <w:r>
+        <w:t>New tasks use separate answer fields; earlier speech/conflict tasks retain saved responses.</w:t>
+      </w:r>
+    </w:p>
+    <w:p>
+      <w:pPr>
+        <w:pStyle w:val="Heading2"/>
+      </w:pPr>
+      <w:r>
+        <w:t>Current evidence and scope</w:t>
+      </w:r>
+    </w:p>
+    <w:p>
+      <w:pPr>
+        <w:spacing w:line="336" w:lineRule="auto" w:after="180"/>
+      </w:pPr>
+      <w:r>
+        <w:rPr>
+          <w:b w:val="0"/>
+        </w:rPr>
+        <w:t>Current desk record: description reports3visible pencils in openbox;closedopaquebox contentsunknown;captionclaims5total. No actual image inspected. At least3supported;no exacttotal or numericalupperbound supplied. Changed record adds verified2inside and nootherlocations,so5supported then. Keep the older speech/inventory15/50conflict separate.</w:t>
+      </w:r>
+    </w:p>
+    <w:p>
+      <w:pPr>
+        <w:pStyle w:val="Heading2"/>
+      </w:pPr>
+      <w:r>
+        <w:t>Current task and new response</w:t>
+      </w:r>
+    </w:p>
+    <w:p>
+      <w:pPr>
+        <w:pStyle w:val="ListBullet"/>
+      </w:pPr>
+      <w:r>
+        <w:t>A caption says five pencils, but the supplied description shows only three and leaves an opaque box unobserved. Does the caption establish the hidden count or does the view disprove five? Explain.</w:t>
+      </w:r>
+    </w:p>
+    <w:p>
+      <w:pPr>
+        <w:pStyle w:val="Heading3"/>
+      </w:pPr>
+      <w:r>
+        <w:t>My current multimodal-evidence reasoning</w:t>
+      </w:r>
+    </w:p>
+    <w:p>
+      <w:r>
+        <w:t>________________________________________________________________</w:t>
+      </w:r>
+    </w:p>
+    <w:p>
+      <w:r>
+        <w:t>________________________________________________________________</w:t>
+      </w:r>
+    </w:p>
+    <w:p>
+      <w:r>
+        <w:t>________________________________________________________________</w:t>
+      </w:r>
+    </w:p>
+    <w:p>
+      <w:r>
+        <w:t>________________________________________________________________</w:t>
+      </w:r>
+    </w:p>
+    <w:p>
+      <w:r>
+        <w:t>________________________________________________________________</w:t>
+      </w:r>
+    </w:p>
+    <w:p>
+      <w:r>
+        <w:t>________________________________________________________________</w:t>
+      </w:r>
+    </w:p>
+    <w:p>
+      <w:pPr>
+        <w:pStyle w:val="Heading2"/>
+      </w:pPr>
+      <w:r>
+        <w:t>Review · Earlier speech task and saved response · reference / check after trying</w:t>
+      </w:r>
+    </w:p>
+    <w:p>
+      <w:pPr>
+        <w:spacing w:line="336" w:lineRule="auto" w:after="180"/>
+      </w:pPr>
+      <w:r>
+        <w:rPr>
+          <w:b w:val="0"/>
+        </w:rPr>
+        <w:t xml:space="preserve">A report omits this qualification: A stage-level accuracy or authority policy does not establish every </w:t>
+      </w:r>
+      <w:r>
+        <w:rPr>
+          <w:b/>
+        </w:rPr>
+        <w:t>modality</w:t>
+      </w:r>
+      <w:r>
+        <w:rPr>
+          <w:b w:val="0"/>
+        </w:rPr>
+        <w:t xml:space="preserve"> agrees or every downstream claim is supported.</w:t>
+      </w:r>
+    </w:p>
+    <w:p>
+      <w:pPr>
+        <w:spacing w:line="336" w:lineRule="auto" w:after="180"/>
+      </w:pPr>
+      <w:r>
+        <w:rPr>
+          <w:b w:val="0"/>
+        </w:rPr>
+        <w:t>Explain how omitting it could change a reader's interpretation, and write an accurate replacement.</w:t>
+      </w:r>
+    </w:p>
+    <w:p>
+      <w:pPr>
+        <w:pStyle w:val="Heading3"/>
+      </w:pPr>
+      <w:r>
+        <w:t>My reasoning and evidence</w:t>
+      </w:r>
+    </w:p>
+    <w:p>
+      <w:r>
+        <w:t>________________________________________________________________</w:t>
+      </w:r>
+    </w:p>
+    <w:p>
+      <w:r>
+        <w:t>________________________________________________________________</w:t>
+      </w:r>
+    </w:p>
+    <w:p>
+      <w:r>
+        <w:t>________________________________________________________________</w:t>
+      </w:r>
+    </w:p>
+    <w:p>
+      <w:r>
+        <w:t>________________________________________________________________</w:t>
+      </w:r>
+    </w:p>
+    <w:p>
+      <w:r>
+        <w:t>________________________________________________________________</w:t>
+      </w:r>
+    </w:p>
+    <w:p>
+      <w:r>
+        <w:t>________________________________________________________________</w:t>
+      </w:r>
+    </w:p>
+    <w:p>
+      <w:pPr>
+        <w:pStyle w:val="Heading1"/>
+      </w:pPr>
+      <w:r>
+        <w:t>16. W5 · Design an aligned evidence check</w:t>
+      </w:r>
+    </w:p>
+    <w:p>
+      <w:r>
+        <w:t>New tasks use separate answer fields; earlier speech/conflict tasks retain saved responses.</w:t>
+      </w:r>
+    </w:p>
+    <w:p>
+      <w:pPr>
+        <w:pStyle w:val="Heading2"/>
+      </w:pPr>
+      <w:r>
+        <w:t>Current evidence and scope</w:t>
+      </w:r>
+    </w:p>
+    <w:p>
+      <w:pPr>
+        <w:spacing w:line="336" w:lineRule="auto" w:after="180"/>
+      </w:pPr>
+      <w:r>
+        <w:rPr>
+          <w:b w:val="0"/>
+        </w:rPr>
+        <w:t>Current desk record: description reports3visible pencils in openbox;closedopaquebox contentsunknown;captionclaims5total. No actual image inspected. At least3supported;no exacttotal or numericalupperbound supplied. Changed record adds verified2inside and nootherlocations,so5supported then. Keep the older speech/inventory15/50conflict separate.</w:t>
+      </w:r>
+    </w:p>
+    <w:p>
+      <w:pPr>
+        <w:pStyle w:val="Heading2"/>
+      </w:pPr>
+      <w:r>
+        <w:t>Current task and new response</w:t>
+      </w:r>
+    </w:p>
+    <w:p>
+      <w:pPr>
+        <w:pStyle w:val="ListBullet"/>
+      </w:pPr>
+      <w:r>
+        <w:t>Specify one new observation or source record that could resolve the desk’s unknown total. State required identity/time/location scope and the answer you could support if that evidence were supplied. Do not invent a result or reuse the independent plants case.</w:t>
+      </w:r>
+    </w:p>
+    <w:p>
+      <w:pPr>
+        <w:pStyle w:val="Heading3"/>
+      </w:pPr>
+      <w:r>
+        <w:t>My current multimodal-evidence reasoning</w:t>
+      </w:r>
+    </w:p>
+    <w:p>
+      <w:r>
+        <w:t>________________________________________________________________</w:t>
+      </w:r>
+    </w:p>
+    <w:p>
+      <w:r>
+        <w:t>________________________________________________________________</w:t>
+      </w:r>
+    </w:p>
+    <w:p>
+      <w:r>
+        <w:t>________________________________________________________________</w:t>
+      </w:r>
+    </w:p>
+    <w:p>
+      <w:r>
+        <w:t>________________________________________________________________</w:t>
+      </w:r>
+    </w:p>
+    <w:p>
+      <w:r>
+        <w:t>________________________________________________________________</w:t>
+      </w:r>
+    </w:p>
+    <w:p>
+      <w:r>
+        <w:t>________________________________________________________________</w:t>
+      </w:r>
+    </w:p>
+    <w:p>
+      <w:r>
+        <w:t>________________________________________________________________</w:t>
+      </w:r>
+    </w:p>
+    <w:p>
+      <w:pPr>
+        <w:pStyle w:val="Heading2"/>
+      </w:pPr>
+      <w:r>
+        <w:t>Review · Earlier speech task and saved response · reference / check after trying</w:t>
+      </w:r>
+    </w:p>
+    <w:p>
+      <w:pPr>
+        <w:spacing w:line="336" w:lineRule="auto" w:after="180"/>
+      </w:pPr>
+      <w:r>
+        <w:rPr>
+          <w:b w:val="0"/>
+        </w:rPr>
+        <w:t>Reference for this exercise: open this week’s student lesson, “Multimodal Evidence”, at “See how it works” and “Follow a worked example”. Use the original worked values or code named in the question; the later pictorial case is a separate example. Keep this reference beside your workbook while practising.</w:t>
+      </w:r>
+    </w:p>
+    <w:p>
+      <w:pPr>
+        <w:spacing w:line="336" w:lineRule="auto" w:after="180"/>
+      </w:pPr>
+      <w:r>
+        <w:rPr>
+          <w:b w:val="0"/>
+        </w:rPr>
+        <w:t>For the worked scenario, propose one additional case that could reveal a failure, describe its expected outcome before running it, and explain what would need to remain fixed for a fair comparison.</w:t>
+      </w:r>
+    </w:p>
+    <w:p>
+      <w:pPr>
+        <w:spacing w:line="336" w:lineRule="auto" w:after="180"/>
+      </w:pPr>
+      <w:r>
+        <w:rPr>
+          <w:b w:val="0"/>
+        </w:rPr>
+        <w:t>Do not reuse W4 as a new final test after receiving feedback.</w:t>
+      </w:r>
+    </w:p>
+    <w:p>
+      <w:pPr>
+        <w:pStyle w:val="Heading3"/>
+      </w:pPr>
+      <w:r>
+        <w:t>My reasoning and evidence</w:t>
+      </w:r>
+    </w:p>
+    <w:p>
+      <w:r>
+        <w:t>________________________________________________________________</w:t>
+      </w:r>
+    </w:p>
+    <w:p>
+      <w:r>
+        <w:t>________________________________________________________________</w:t>
+      </w:r>
+    </w:p>
+    <w:p>
+      <w:r>
+        <w:t>________________________________________________________________</w:t>
+      </w:r>
+    </w:p>
+    <w:p>
+      <w:r>
+        <w:t>________________________________________________________________</w:t>
+      </w:r>
+    </w:p>
+    <w:p>
+      <w:r>
+        <w:t>________________________________________________________________</w:t>
+      </w:r>
+    </w:p>
+    <w:p>
+      <w:r>
+        <w:t>________________________________________________________________</w:t>
+      </w:r>
+    </w:p>
+    <w:p>
+      <w:r>
+        <w:t>________________________________________________________________</w:t>
+      </w:r>
+    </w:p>
+    <w:p>
+      <w:pPr>
+        <w:pStyle w:val="Heading1"/>
+      </w:pPr>
+      <w:r>
+        <w:t>04. W4 · Evaluate a new hidden-content description independently</w:t>
+      </w:r>
+    </w:p>
+    <w:p>
+      <w:r>
+        <w:t>Keep one first attempt before hints or feedback.</w:t>
+      </w:r>
+    </w:p>
+    <w:p>
+      <w:pPr>
+        <w:pStyle w:val="Heading2"/>
+      </w:pPr>
+      <w:r>
+        <w:t>Read and explain independently</w:t>
+      </w:r>
+    </w:p>
+    <w:p>
+      <w:pPr>
+        <w:spacing w:line="336" w:lineRule="auto" w:after="180"/>
+      </w:pPr>
+      <w:r>
+        <w:rPr>
+          <w:b w:val="0"/>
+        </w:rPr>
+        <w:t>Evaluate only the supplied description and caption; no actual image inspection or outside inventory is provided. State which quantities are explicitly reported and which claims would need further evidence. Do not add facts about typical pot contents or unreported locations.</w:t>
+      </w:r>
+    </w:p>
+    <w:p>
+      <w:pPr>
+        <w:spacing w:line="336" w:lineRule="auto" w:after="180"/>
+      </w:pPr>
+      <w:r>
+        <w:rPr>
+          <w:b w:val="0"/>
+        </w:rPr>
+        <w:t>A description reports two visible plants and a third opaque pot whose contents cannot be seen. A caption says “three plants”. What is supported?</w:t>
+      </w:r>
+    </w:p>
+    <w:p>
+      <w:pPr>
+        <w:pStyle w:val="Heading3"/>
+      </w:pPr>
+      <w:r>
+        <w:t>My independent explanation, trace and limits</w:t>
+      </w:r>
+    </w:p>
+    <w:p>
+      <w:r>
+        <w:t>________________________________________________________________</w:t>
+      </w:r>
+    </w:p>
+    <w:p>
+      <w:r>
+        <w:t>________________________________________________________________</w:t>
+      </w:r>
+    </w:p>
+    <w:p>
+      <w:r>
+        <w:t>________________________________________________________________</w:t>
+      </w:r>
+    </w:p>
+    <w:p>
+      <w:r>
+        <w:t>________________________________________________________________</w:t>
+      </w:r>
+    </w:p>
+    <w:p>
+      <w:r>
+        <w:t>________________________________________________________________</w:t>
+      </w:r>
+    </w:p>
+    <w:p>
+      <w:r>
+        <w:t>________________________________________________________________</w:t>
+      </w:r>
+    </w:p>
+    <w:p>
+      <w:r>
+        <w:t>________________________________________________________________</w:t>
+      </w:r>
+    </w:p>
+    <w:p>
+      <w:pPr>
+        <w:pStyle w:val="Heading2"/>
+      </w:pPr>
+      <w:r>
+        <w:t>Keep a fair record</w:t>
+      </w:r>
+    </w:p>
+    <w:p>
+      <w:pPr>
+        <w:spacing w:line="336" w:lineRule="auto" w:after="180"/>
+      </w:pPr>
+      <w:r>
+        <w:rPr>
+          <w:b w:val="0"/>
+        </w:rPr>
+        <w:t>Attempt this case before feedback. Record any help. Earlier examples below are further practice; a case already practised with feedback cannot establish fresh transfer.</w:t>
+      </w:r>
+    </w:p>
+    <w:p>
+      <w:pPr>
+        <w:pStyle w:val="Heading2"/>
+      </w:pPr>
+      <w:r>
+        <w:t>Earlier wording, alternatives and picture transcripts · reference / check after trying</w:t>
+      </w:r>
+    </w:p>
+    <w:p>
+      <w:pPr>
+        <w:pStyle w:val="Heading3"/>
+      </w:pPr>
+      <w:r>
+        <w:t>Independent case: Changed independent case</w:t>
+      </w:r>
+    </w:p>
+    <w:p>
+      <w:pPr>
+        <w:pStyle w:val="Heading1"/>
+      </w:pPr>
+      <w:r>
+        <w:t>09. Project · Keep the decision and its evidence</w:t>
+      </w:r>
+    </w:p>
+    <w:p>
+      <w:r>
+        <w:t>Add this week’s change to your existing project record.</w:t>
+      </w:r>
+    </w:p>
+    <w:p>
+      <w:pPr>
+        <w:pStyle w:val="Heading2"/>
+      </w:pPr>
+      <w:r>
+        <w:t>Your evidence record</w:t>
+      </w:r>
+    </w:p>
+    <w:p>
+      <w:pPr>
+        <w:spacing w:line="336" w:lineRule="auto" w:after="180"/>
+      </w:pPr>
+      <w:r>
+        <w:rPr>
+          <w:b w:val="0"/>
+        </w:rPr>
+        <w:t>Accept diagrams plus questions only when the source and topic align with the learner’s task.</w:t>
+      </w:r>
+    </w:p>
+    <w:p>
+      <w:pPr>
+        <w:spacing w:line="336" w:lineRule="auto" w:after="180"/>
+      </w:pPr>
+      <w:r>
+        <w:rPr>
+          <w:b w:val="0"/>
+        </w:rPr>
+        <w:t xml:space="preserve">The project change and </w:t>
       </w:r>
       <w:r>
         <w:rPr>
@@ -203,107 +1071,15 @@
         <w:rPr>
           <w:b w:val="0"/>
         </w:rPr>
-        <w:t>. Record the answer once; the lesson and workbook refer to the same attempt.</w:t>
-      </w:r>
-    </w:p>
-    <w:tbl>
-      <w:tblPr>
-        <w:tblStyle w:val="LightShading-Accent1"/>
-        <w:tblW w:type="auto" w:w="0"/>
-        <w:tblLook w:firstColumn="1" w:firstRow="1" w:lastColumn="0" w:lastRow="0" w:noHBand="0" w:noVBand="1" w:val="04A0"/>
-      </w:tblPr>
-      <w:tblGrid>
-        <w:gridCol w:w="2556"/>
-        <w:gridCol w:w="2556"/>
-        <w:gridCol w:w="2556"/>
-        <w:gridCol w:w="2556"/>
-      </w:tblGrid>
-      <w:tr>
-        <w:trPr>
-          <w:tblHeader/>
-        </w:trPr>
-        <w:tc>
-          <w:tcPr>
-            <w:tcW w:type="dxa" w:w="2556"/>
-          </w:tcPr>
-          <w:p>
-            <w:r>
-              <w:t>Given inputs</w:t>
-            </w:r>
-          </w:p>
-        </w:tc>
-        <w:tc>
-          <w:tcPr>
-            <w:tcW w:type="dxa" w:w="2556"/>
-          </w:tcPr>
-          <w:p>
-            <w:r>
-              <w:t>Procedure I chose</w:t>
-            </w:r>
-          </w:p>
-        </w:tc>
-        <w:tc>
-          <w:tcPr>
-            <w:tcW w:type="dxa" w:w="2556"/>
-          </w:tcPr>
-          <w:p>
-            <w:r>
-              <w:t>Middle steps</w:t>
-            </w:r>
-          </w:p>
-        </w:tc>
-        <w:tc>
-          <w:tcPr>
-            <w:tcW w:type="dxa" w:w="2556"/>
-          </w:tcPr>
-          <w:p>
-            <w:r>
-              <w:t>Result and check</w:t>
-            </w:r>
-          </w:p>
-        </w:tc>
-      </w:tr>
-      <w:tr>
-        <w:tc>
-          <w:tcPr>
-            <w:tcW w:type="dxa" w:w="2556"/>
-          </w:tcPr>
-          <w:p>
-            <w:r/>
-          </w:p>
-        </w:tc>
-        <w:tc>
-          <w:tcPr>
-            <w:tcW w:type="dxa" w:w="2556"/>
-          </w:tcPr>
-          <w:p>
-            <w:r/>
-          </w:p>
-        </w:tc>
-        <w:tc>
-          <w:tcPr>
-            <w:tcW w:type="dxa" w:w="2556"/>
-          </w:tcPr>
-          <w:p>
-            <w:r/>
-          </w:p>
-        </w:tc>
-        <w:tc>
-          <w:tcPr>
-            <w:tcW w:type="dxa" w:w="2556"/>
-          </w:tcPr>
-          <w:p>
-            <w:r/>
-          </w:p>
-        </w:tc>
-      </w:tr>
-    </w:tbl>
+        <w:t xml:space="preserve"> I will keep</w:t>
+      </w:r>
+    </w:p>
     <w:p>
       <w:pPr>
         <w:pStyle w:val="Heading3"/>
       </w:pPr>
       <w:r>
-        <w:t>The step I completed without help, and the hint I needed</w:t>
+        <w:t>Write or draw your reasoning and evidence.</w:t>
       </w:r>
     </w:p>
     <w:p>
@@ -322,1243 +1098,34 @@
       </w:r>
     </w:p>
     <w:p>
+      <w:r>
+        <w:t>________________________________________________________________</w:t>
+      </w:r>
+    </w:p>
+    <w:p>
+      <w:r>
+        <w:t>________________________________________________________________</w:t>
+      </w:r>
+    </w:p>
+    <w:p>
       <w:pPr>
         <w:pStyle w:val="Heading1"/>
       </w:pPr>
       <w:r>
-        <w:t>03. Individual reasoning check</w:t>
-      </w:r>
-    </w:p>
-    <w:p>
-      <w:r>
-        <w:t>Check the proposed Multimodal Evidence explanation against the supplied facts before discussing it.</w:t>
-      </w:r>
-    </w:p>
-    <w:p>
-      <w:pPr>
-        <w:spacing w:line="336" w:lineRule="auto" w:after="180"/>
-      </w:pPr>
-      <w:r>
-        <w:rPr>
-          <w:b w:val="0"/>
-        </w:rPr>
-        <w:t xml:space="preserve">Use the worked case for Speech pipelines and multimodal </w:t>
-      </w:r>
-      <w:r>
-        <w:rPr>
-          <w:b/>
-        </w:rPr>
-        <w:t>evidence</w:t>
-      </w:r>
-      <w:r>
-        <w:rPr>
-          <w:b w:val="0"/>
-        </w:rPr>
-        <w:t>. Proposed explanation: “The worked result establishes every future case”. Decide whether this explanation is supported.</w:t>
-      </w:r>
-    </w:p>
-    <w:p>
-      <w:pPr>
-        <w:spacing w:line="336" w:lineRule="auto" w:after="180"/>
-      </w:pPr>
-      <w:r>
-        <w:rPr>
-          <w:b w:val="0"/>
-        </w:rPr>
-        <w:t>Point to the step or supplied fact that decides; explain your repair if needed.</w:t>
-      </w:r>
-    </w:p>
-    <w:p>
-      <w:pPr>
-        <w:pStyle w:val="Heading3"/>
-      </w:pPr>
-      <w:r>
-        <w:t>My explanation before partner discussion</w:t>
-      </w:r>
-    </w:p>
-    <w:p>
-      <w:r>
-        <w:t>________________________________________________________________</w:t>
-      </w:r>
-    </w:p>
-    <w:p>
-      <w:r>
-        <w:t>________________________________________________________________</w:t>
-      </w:r>
-    </w:p>
-    <w:p>
-      <w:r>
-        <w:t>________________________________________________________________</w:t>
-      </w:r>
-    </w:p>
-    <w:p>
-      <w:r>
-        <w:t>________________________________________________________________</w:t>
-      </w:r>
-    </w:p>
-    <w:p>
-      <w:pPr>
-        <w:pStyle w:val="Heading1"/>
-      </w:pPr>
-      <w:r>
-        <w:t>04. Independent transfer case</w:t>
-      </w:r>
-    </w:p>
-    <w:p>
-      <w:r>
-        <w:t>Write one first attempt at the reserved independent case before feedback. Repeated copies of that case refer to the same recorded attempt.</w:t>
-      </w:r>
-    </w:p>
-    <w:p>
-      <w:pPr>
-        <w:pStyle w:val="Heading3"/>
-      </w:pPr>
-      <w:r>
-        <w:t>Independent case: Changed independent case</w:t>
-      </w:r>
-    </w:p>
-    <w:p>
-      <w:pPr>
-        <w:spacing w:line="336" w:lineRule="auto" w:after="180"/>
-        <w:shd w:fill="F5F1FB"/>
-      </w:pPr>
-      <w:r>
-        <w:rPr>
-          <w:b w:val="0"/>
-        </w:rPr>
-        <w:t>A description reports two visible plants and a third opaque pot whose contents cannot be seen. A caption says “three plants”. What is supported?</w:t>
-      </w:r>
-    </w:p>
-    <w:p>
-      <w:pPr>
-        <w:pStyle w:val="Heading3"/>
-      </w:pPr>
-      <w:r>
-        <w:t>My independent explanation, trace and limits</w:t>
-      </w:r>
-    </w:p>
-    <w:p>
-      <w:r>
-        <w:t>________________________________________________________________</w:t>
-      </w:r>
-    </w:p>
-    <w:p>
-      <w:r>
-        <w:t>________________________________________________________________</w:t>
-      </w:r>
-    </w:p>
-    <w:p>
-      <w:r>
-        <w:t>________________________________________________________________</w:t>
-      </w:r>
-    </w:p>
-    <w:p>
-      <w:r>
-        <w:t>________________________________________________________________</w:t>
-      </w:r>
-    </w:p>
-    <w:p>
-      <w:r>
-        <w:t>________________________________________________________________</w:t>
-      </w:r>
-    </w:p>
-    <w:p>
-      <w:r>
-        <w:t>________________________________________________________________</w:t>
-      </w:r>
-    </w:p>
-    <w:p>
-      <w:r>
-        <w:t>________________________________________________________________</w:t>
-      </w:r>
-    </w:p>
-    <w:p>
-      <w:pPr>
-        <w:spacing w:line="336" w:lineRule="auto" w:after="180"/>
-      </w:pPr>
-      <w:r>
-        <w:rPr>
-          <w:b w:val="0"/>
-        </w:rPr>
-        <w:t>Attempt this case before feedback. Record any help. Earlier examples below are further practice; a case already practised with feedback cannot establish fresh transfer.</w:t>
-      </w:r>
-    </w:p>
-    <w:p>
-      <w:pPr>
-        <w:pStyle w:val="Heading1"/>
-      </w:pPr>
-      <w:r>
-        <w:t>05. Your learning target</w:t>
-      </w:r>
-    </w:p>
-    <w:p>
-      <w:r>
-        <w:t>Connect the Multimodal Evidence target to a trace and a justified conclusion.</w:t>
-      </w:r>
-    </w:p>
-    <w:p>
-      <w:pPr>
-        <w:spacing w:line="336" w:lineRule="auto" w:after="180"/>
-      </w:pPr>
-      <w:r>
-        <w:rPr>
-          <w:b w:val="0"/>
-        </w:rPr>
-        <w:t xml:space="preserve">A caption says four seedlings; the image shows three and an opaque box. Is a fourth seedling disproved? Write an </w:t>
-      </w:r>
-      <w:r>
-        <w:rPr>
-          <w:b/>
-        </w:rPr>
-        <w:t>evidence</w:t>
-      </w:r>
-      <w:r>
-        <w:rPr>
-          <w:b w:val="0"/>
-        </w:rPr>
-        <w:t>-aware response.</w:t>
-      </w:r>
-    </w:p>
-    <w:p>
-      <w:pPr>
-        <w:pStyle w:val="Heading1"/>
-      </w:pPr>
-      <w:r>
-        <w:t>06. Solve the given case</w:t>
-      </w:r>
-    </w:p>
-    <w:p>
-      <w:r>
-        <w:t>Solve the supplied Multimodal Evidence case and show the deciding evidence.</w:t>
-      </w:r>
-    </w:p>
-    <w:p>
-      <w:pPr>
-        <w:spacing w:line="336" w:lineRule="auto" w:after="180"/>
-      </w:pPr>
-      <w:r>
-        <w:rPr>
-          <w:b w:val="0"/>
-        </w:rPr>
-        <w:t>An image shows three plants; caption claims a fourth outside the frame.</w:t>
-      </w:r>
-    </w:p>
-    <w:p>
-      <w:pPr>
-        <w:spacing w:line="336" w:lineRule="auto" w:after="180"/>
-        <w:shd w:fill="F5F1FB"/>
-      </w:pPr>
-      <w:r>
-        <w:rPr>
-          <w:b w:val="0"/>
-        </w:rPr>
-        <w:t>What can the image establish?</w:t>
-      </w:r>
-    </w:p>
-    <w:p>
-      <w:pPr>
-        <w:spacing w:line="336" w:lineRule="auto" w:after="180"/>
-      </w:pPr>
-      <w:r>
-        <w:rPr>
-          <w:b w:val="0"/>
-        </w:rPr>
-        <w:t xml:space="preserve">Show your trace, calculation or </w:t>
-      </w:r>
-      <w:r>
-        <w:rPr>
-          <w:b/>
-        </w:rPr>
-        <w:t>evidence</w:t>
-      </w:r>
-    </w:p>
-    <w:p>
-      <w:pPr>
-        <w:pStyle w:val="Heading3"/>
-      </w:pPr>
-      <w:r>
-        <w:t>Write or draw your reasoning and evidence.</w:t>
-      </w:r>
-    </w:p>
-    <w:p>
-      <w:r>
-        <w:t>________________________________________________________________</w:t>
-      </w:r>
-    </w:p>
-    <w:p>
-      <w:r>
-        <w:t>________________________________________________________________</w:t>
-      </w:r>
-    </w:p>
-    <w:p>
-      <w:r>
-        <w:t>________________________________________________________________</w:t>
-      </w:r>
-    </w:p>
-    <w:p>
-      <w:r>
-        <w:t>________________________________________________________________</w:t>
-      </w:r>
-    </w:p>
-    <w:p>
-      <w:r>
-        <w:t>________________________________________________________________</w:t>
-      </w:r>
-    </w:p>
-    <w:p>
-      <w:pPr>
-        <w:pStyle w:val="Heading1"/>
-      </w:pPr>
-      <w:r>
-        <w:t>07. Check a changed case</w:t>
-      </w:r>
-    </w:p>
-    <w:p>
-      <w:r>
-        <w:t>Apply the procedure to the changed case and record why the conclusion follows.</w:t>
-      </w:r>
-    </w:p>
-    <w:p>
-      <w:pPr>
-        <w:spacing w:line="336" w:lineRule="auto" w:after="180"/>
-        <w:shd w:fill="F5F1FB"/>
-      </w:pPr>
-      <w:r>
-        <w:rPr>
-          <w:b w:val="0"/>
-        </w:rPr>
-        <w:t>A chart image shows 12 plants; its caption says 21. What should a multimodal assistant report before drawing a conclusion?</w:t>
-      </w:r>
-    </w:p>
-    <w:p>
-      <w:pPr>
-        <w:spacing w:line="336" w:lineRule="auto" w:after="180"/>
-      </w:pPr>
-      <w:r>
-        <w:rPr>
-          <w:b w:val="0"/>
-        </w:rPr>
-        <w:t>My independent answer and reason</w:t>
-      </w:r>
-    </w:p>
-    <w:p>
-      <w:pPr>
-        <w:pStyle w:val="Heading3"/>
-      </w:pPr>
-      <w:r>
-        <w:t>Write or draw your reasoning and evidence.</w:t>
-      </w:r>
-    </w:p>
-    <w:p>
-      <w:r>
-        <w:t>________________________________________________________________</w:t>
-      </w:r>
-    </w:p>
-    <w:p>
-      <w:r>
-        <w:t>________________________________________________________________</w:t>
-      </w:r>
-    </w:p>
-    <w:p>
-      <w:r>
-        <w:t>________________________________________________________________</w:t>
-      </w:r>
-    </w:p>
-    <w:p>
-      <w:r>
-        <w:t>________________________________________________________________</w:t>
-      </w:r>
-    </w:p>
-    <w:p>
-      <w:r>
-        <w:t>________________________________________________________________</w:t>
-      </w:r>
-    </w:p>
-    <w:p>
-      <w:pPr>
-        <w:pStyle w:val="Heading3"/>
-      </w:pPr>
-      <w:r>
-        <w:t>Week 13 Test and reflect</w:t>
-      </w:r>
-    </w:p>
-    <w:p>
-      <w:pPr>
-        <w:pStyle w:val="Heading1"/>
-      </w:pPr>
-      <w:r>
-        <w:t>08. Design a revealing test</w:t>
-      </w:r>
-    </w:p>
-    <w:p>
-      <w:r>
-        <w:t>Specify a changed input, expected result and observation separately.</w:t>
-      </w:r>
-    </w:p>
-    <w:p>
-      <w:pPr>
-        <w:spacing w:line="336" w:lineRule="auto" w:after="180"/>
-      </w:pPr>
-      <w:r>
-        <w:rPr>
-          <w:b w:val="0"/>
-        </w:rPr>
-        <w:t xml:space="preserve">Create a changed </w:t>
-      </w:r>
-      <w:r>
-        <w:rPr>
-          <w:b/>
-        </w:rPr>
-        <w:t>input</w:t>
-      </w:r>
-      <w:r>
-        <w:rPr>
-          <w:b w:val="0"/>
-        </w:rPr>
-        <w:t>, boundary case or missing-information case. Write the expected answer or safe response before testing.</w:t>
-      </w:r>
-    </w:p>
-    <w:tbl>
-      <w:tblPr>
-        <w:tblStyle w:val="LightShading-Accent1"/>
-        <w:tblW w:type="auto" w:w="0"/>
-        <w:tblLook w:firstColumn="1" w:firstRow="1" w:lastColumn="0" w:lastRow="0" w:noHBand="0" w:noVBand="1" w:val="04A0"/>
-      </w:tblPr>
-      <w:tblGrid>
-        <w:gridCol w:w="5112"/>
-        <w:gridCol w:w="5112"/>
-      </w:tblGrid>
-      <w:tr>
-        <w:trPr>
-          <w:tblHeader/>
-        </w:trPr>
-        <w:tc>
-          <w:tcPr>
-            <w:tcW w:type="dxa" w:w="5112"/>
-          </w:tcPr>
-          <w:p>
-            <w:r>
-              <w:t>Test record</w:t>
-            </w:r>
-          </w:p>
-        </w:tc>
-        <w:tc>
-          <w:tcPr>
-            <w:tcW w:type="dxa" w:w="5112"/>
-          </w:tcPr>
-          <w:p>
-            <w:r>
-              <w:t>My evidence</w:t>
-            </w:r>
-          </w:p>
-        </w:tc>
-      </w:tr>
-      <w:tr>
-        <w:tc>
-          <w:tcPr>
-            <w:tcW w:type="dxa" w:w="5112"/>
-          </w:tcPr>
-          <w:p>
-            <w:r>
-              <w:t>Changed input or condition</w:t>
-            </w:r>
-          </w:p>
-        </w:tc>
-        <w:tc>
-          <w:tcPr>
-            <w:tcW w:type="dxa" w:w="5112"/>
-          </w:tcPr>
-          <w:p>
-            <w:r/>
-          </w:p>
-        </w:tc>
-      </w:tr>
-      <w:tr>
-        <w:tc>
-          <w:tcPr>
-            <w:tcW w:type="dxa" w:w="5112"/>
-          </w:tcPr>
-          <w:p>
-            <w:r>
-              <w:t>Expected answer or fallback</w:t>
-            </w:r>
-          </w:p>
-        </w:tc>
-        <w:tc>
-          <w:tcPr>
-            <w:tcW w:type="dxa" w:w="5112"/>
-          </w:tcPr>
-          <w:p>
-            <w:r/>
-          </w:p>
-        </w:tc>
-      </w:tr>
-      <w:tr>
-        <w:tc>
-          <w:tcPr>
-            <w:tcW w:type="dxa" w:w="5112"/>
-          </w:tcPr>
-          <w:p>
-            <w:r>
-              <w:t>Observed result</w:t>
-            </w:r>
-          </w:p>
-        </w:tc>
-        <w:tc>
-          <w:tcPr>
-            <w:tcW w:type="dxa" w:w="5112"/>
-          </w:tcPr>
-          <w:p>
-            <w:r/>
-          </w:p>
-        </w:tc>
-      </w:tr>
-      <w:tr>
-        <w:tc>
-          <w:tcPr>
-            <w:tcW w:type="dxa" w:w="5112"/>
-          </w:tcPr>
-          <w:p>
-            <w:r>
-              <w:t>Why the result occurred</w:t>
-            </w:r>
-          </w:p>
-        </w:tc>
-        <w:tc>
-          <w:tcPr>
-            <w:tcW w:type="dxa" w:w="5112"/>
-          </w:tcPr>
-          <w:p>
-            <w:r/>
-          </w:p>
-        </w:tc>
-      </w:tr>
-    </w:tbl>
-    <w:p>
-      <w:pPr>
-        <w:pStyle w:val="Heading1"/>
-      </w:pPr>
-      <w:r>
-        <w:t>09. Project checkpoint</w:t>
-      </w:r>
-    </w:p>
-    <w:p>
-      <w:r>
-        <w:t>Justify what Multimodal Evidence adds to Verified Study Buddy and keep the evidence.</w:t>
-      </w:r>
-    </w:p>
-    <w:p>
-      <w:pPr>
-        <w:spacing w:line="336" w:lineRule="auto" w:after="180"/>
-      </w:pPr>
-      <w:r>
-        <w:rPr>
-          <w:b w:val="0"/>
-        </w:rPr>
-        <w:t>Accept diagrams plus questions only when the source and topic align with the learner’s task.</w:t>
-      </w:r>
-    </w:p>
-    <w:p>
-      <w:pPr>
-        <w:spacing w:line="336" w:lineRule="auto" w:after="180"/>
-      </w:pPr>
-      <w:r>
-        <w:rPr>
-          <w:b w:val="0"/>
-        </w:rPr>
-        <w:t xml:space="preserve">The project change and </w:t>
-      </w:r>
-      <w:r>
-        <w:rPr>
-          <w:b/>
-        </w:rPr>
-        <w:t>evidence</w:t>
-      </w:r>
-      <w:r>
-        <w:rPr>
-          <w:b w:val="0"/>
-        </w:rPr>
-        <w:t xml:space="preserve"> I will keep</w:t>
-      </w:r>
-    </w:p>
-    <w:p>
-      <w:pPr>
-        <w:pStyle w:val="Heading3"/>
-      </w:pPr>
-      <w:r>
-        <w:t>Write or draw your reasoning and evidence.</w:t>
-      </w:r>
-    </w:p>
-    <w:p>
-      <w:r>
-        <w:t>________________________________________________________________</w:t>
-      </w:r>
-    </w:p>
-    <w:p>
-      <w:r>
-        <w:t>________________________________________________________________</w:t>
-      </w:r>
-    </w:p>
-    <w:p>
-      <w:r>
-        <w:t>________________________________________________________________</w:t>
-      </w:r>
-    </w:p>
-    <w:p>
-      <w:r>
-        <w:t>________________________________________________________________</w:t>
-      </w:r>
-    </w:p>
-    <w:p>
-      <w:r>
-        <w:t>________________________________________________________________</w:t>
-      </w:r>
-    </w:p>
-    <w:p>
-      <w:pPr>
-        <w:pStyle w:val="Heading1"/>
-      </w:pPr>
-      <w:r>
-        <w:t>10. Self check</w:t>
-      </w:r>
-    </w:p>
-    <w:p>
-      <w:r>
-        <w:t>Judge explanation, evidence, transfer and limits separately; attach the work behind your judgement.</w:t>
-      </w:r>
-    </w:p>
-    <w:p>
-      <w:pPr>
-        <w:pStyle w:val="ListBullet"/>
-      </w:pPr>
-      <w:r>
-        <w:t>I can explain the mechanism.</w:t>
-      </w:r>
-    </w:p>
-    <w:p>
-      <w:pPr>
-        <w:pStyle w:val="ListBullet"/>
-      </w:pPr>
-      <w:r>
-        <w:t>I can show evidence.</w:t>
-      </w:r>
-    </w:p>
-    <w:p>
-      <w:pPr>
-        <w:pStyle w:val="ListBullet"/>
-      </w:pPr>
-      <w:r>
-        <w:t>I can handle a changed case.</w:t>
-      </w:r>
-    </w:p>
-    <w:p>
-      <w:pPr>
-        <w:pStyle w:val="ListBullet"/>
-      </w:pPr>
-      <w:r>
-        <w:t>I can name a limit.</w:t>
-      </w:r>
-    </w:p>
-    <w:p>
-      <w:r>
-        <w:t>Mark each as not yet, with help or independently, and attach supporting work.</w:t>
-      </w:r>
-    </w:p>
-    <w:p>
-      <w:pPr>
-        <w:spacing w:line="336" w:lineRule="auto" w:after="180"/>
-      </w:pPr>
-      <w:r>
-        <w:rPr>
-          <w:b w:val="0"/>
-        </w:rPr>
-        <w:t>Teacher review ____________________  Next step ____________________</w:t>
-      </w:r>
-    </w:p>
-    <w:p>
-      <w:pPr>
-        <w:pStyle w:val="Heading1"/>
-      </w:pPr>
-      <w:r>
-        <w:t>11. Transfer practice from the original programme</w:t>
-      </w:r>
-    </w:p>
-    <w:p>
-      <w:r>
-        <w:t>Use this earlier case as transfer practice. A case already discussed with feedback is not fresh assessment evidence.</w:t>
-      </w:r>
-    </w:p>
-    <w:p>
-      <w:pPr>
-        <w:spacing w:line="336" w:lineRule="auto" w:after="180"/>
-      </w:pPr>
-      <w:r>
-        <w:rPr>
-          <w:b w:val="0"/>
-        </w:rPr>
-        <w:t xml:space="preserve">A caption says four seedlings; the image shows three and an opaque box. Is a fourth seedling disproved? Write an </w:t>
-      </w:r>
-      <w:r>
-        <w:rPr>
-          <w:b/>
-        </w:rPr>
-        <w:t>evidence</w:t>
-      </w:r>
-      <w:r>
-        <w:rPr>
-          <w:b w:val="0"/>
-        </w:rPr>
-        <w:t>-aware response.</w:t>
-      </w:r>
-    </w:p>
-    <w:p>
-      <w:pPr>
-        <w:pStyle w:val="Heading3"/>
-      </w:pPr>
-      <w:r>
-        <w:t>My independently reasoned answer</w:t>
-      </w:r>
-    </w:p>
-    <w:p>
-      <w:r>
-        <w:t>________________________________________________________________</w:t>
-      </w:r>
-    </w:p>
-    <w:p>
-      <w:r>
-        <w:t>________________________________________________________________</w:t>
-      </w:r>
-    </w:p>
-    <w:p>
-      <w:r>
-        <w:t>________________________________________________________________</w:t>
-      </w:r>
-    </w:p>
-    <w:p>
-      <w:r>
-        <w:t>________________________________________________________________</w:t>
-      </w:r>
-    </w:p>
-    <w:p>
-      <w:r>
-        <w:t>________________________________________________________________</w:t>
-      </w:r>
-    </w:p>
-    <w:p>
-      <w:r>
-        <w:t>________________________________________________________________</w:t>
-      </w:r>
-    </w:p>
-    <w:p>
-      <w:r>
-        <w:t>________________________________________________________________</w:t>
-      </w:r>
-    </w:p>
-    <w:p>
-      <w:pPr>
-        <w:spacing w:line="336" w:lineRule="auto" w:after="180"/>
-      </w:pPr>
-      <w:r>
-        <w:rPr>
-          <w:b w:val="0"/>
-        </w:rPr>
-        <w:t>Record support used: none, hint or teacher explanation.</w:t>
-      </w:r>
-    </w:p>
-    <w:p>
-      <w:pPr>
-        <w:pStyle w:val="Heading1"/>
-      </w:pPr>
-      <w:r>
-        <w:t>12. W1 Explain the mechanism</w:t>
-      </w:r>
-    </w:p>
-    <w:p>
-      <w:r>
-        <w:t>Explain the mechanism. Apply the supplied Multimodal Evidence facts and keep your reasoning.</w:t>
-      </w:r>
-    </w:p>
-    <w:p>
-      <w:pPr>
-        <w:pStyle w:val="Heading3"/>
-      </w:pPr>
-      <w:r>
-        <w:t>Where to find the supplied example</w:t>
-      </w:r>
-    </w:p>
-    <w:p>
-      <w:pPr>
-        <w:spacing w:line="336" w:lineRule="auto" w:after="180"/>
-        <w:shd w:fill="F1F6F8"/>
-      </w:pPr>
-      <w:r>
-        <w:rPr>
-          <w:b w:val="0"/>
-        </w:rPr>
-        <w:t>Reference for this exercise: open this week’s student lesson, “Multimodal Evidence”, at “See how it works” and “Follow a worked example”. Use the original worked values or code named in the question; the later pictorial case is a separate example. Keep this reference beside your workbook while practising.</w:t>
-      </w:r>
-    </w:p>
-    <w:p>
-      <w:pPr>
-        <w:spacing w:line="336" w:lineRule="auto" w:after="180"/>
-      </w:pPr>
-      <w:r>
-        <w:rPr>
-          <w:b w:val="0"/>
-        </w:rPr>
-        <w:t xml:space="preserve">Explain the weekly </w:t>
-      </w:r>
-      <w:r>
-        <w:rPr>
-          <w:b/>
-        </w:rPr>
-        <w:t>mechanism</w:t>
-      </w:r>
-      <w:r>
-        <w:rPr>
-          <w:b w:val="0"/>
-        </w:rPr>
-        <w:t xml:space="preserve"> in your own words. Use the worked scenario to name its </w:t>
-      </w:r>
-      <w:r>
-        <w:rPr>
-          <w:b/>
-        </w:rPr>
-        <w:t>input</w:t>
-      </w:r>
-      <w:r>
-        <w:rPr>
-          <w:b w:val="0"/>
-        </w:rPr>
-        <w:t xml:space="preserve">, decision rule and </w:t>
-      </w:r>
-      <w:r>
-        <w:rPr>
-          <w:b/>
-        </w:rPr>
-        <w:t>output</w:t>
-      </w:r>
-      <w:r>
-        <w:rPr>
-          <w:b w:val="0"/>
-        </w:rPr>
-        <w:t>.</w:t>
-      </w:r>
-    </w:p>
-    <w:p>
-      <w:pPr>
-        <w:pStyle w:val="Heading3"/>
-      </w:pPr>
-      <w:r>
-        <w:t>My reasoning and evidence</w:t>
-      </w:r>
-    </w:p>
-    <w:p>
-      <w:r>
-        <w:t>________________________________________________________________</w:t>
-      </w:r>
-    </w:p>
-    <w:p>
-      <w:r>
-        <w:t>________________________________________________________________</w:t>
-      </w:r>
-    </w:p>
-    <w:p>
-      <w:r>
-        <w:t>________________________________________________________________</w:t>
-      </w:r>
-    </w:p>
-    <w:p>
-      <w:r>
-        <w:t>________________________________________________________________</w:t>
-      </w:r>
-    </w:p>
-    <w:p>
-      <w:r>
-        <w:t>________________________________________________________________</w:t>
-      </w:r>
-    </w:p>
-    <w:p>
-      <w:r>
-        <w:t>________________________________________________________________</w:t>
-      </w:r>
-    </w:p>
-    <w:p>
-      <w:pPr>
-        <w:pStyle w:val="Heading1"/>
-      </w:pPr>
-      <w:r>
-        <w:t>13. W2 Trace the worked case</w:t>
-      </w:r>
-    </w:p>
-    <w:p>
-      <w:r>
-        <w:t>Trace the worked case. Apply the supplied Multimodal Evidence facts and keep your reasoning.</w:t>
-      </w:r>
-    </w:p>
-    <w:p>
-      <w:pPr>
-        <w:pStyle w:val="Heading3"/>
-      </w:pPr>
-      <w:r>
-        <w:t>Where to find the supplied example</w:t>
-      </w:r>
-    </w:p>
-    <w:p>
-      <w:pPr>
-        <w:spacing w:line="336" w:lineRule="auto" w:after="180"/>
-        <w:shd w:fill="F1F6F8"/>
-      </w:pPr>
-      <w:r>
-        <w:rPr>
-          <w:b w:val="0"/>
-        </w:rPr>
-        <w:t>Reference for this exercise: open this week’s student lesson, “Multimodal Evidence”, at “See how it works” and “Follow a worked example”. Use the original worked values or code named in the question; the later pictorial case is a separate example. Keep this reference beside your workbook while practising.</w:t>
-      </w:r>
-    </w:p>
-    <w:p>
-      <w:pPr>
-        <w:spacing w:line="336" w:lineRule="auto" w:after="180"/>
-      </w:pPr>
-      <w:r>
-        <w:rPr>
-          <w:b w:val="0"/>
-        </w:rPr>
-        <w:t>Audio transcript reads fifteen boxes; a clear written inventory says fifty boxes. The original audio is unavailable and the assistant reports fifteen as certain.</w:t>
-      </w:r>
-    </w:p>
-    <w:p>
-      <w:pPr>
-        <w:spacing w:line="336" w:lineRule="auto" w:after="180"/>
-      </w:pPr>
-      <w:r>
-        <w:rPr>
-          <w:b w:val="0"/>
-        </w:rPr>
-        <w:t>Show the intermediate steps and give the conclusion with its scope.</w:t>
-      </w:r>
-    </w:p>
-    <w:p>
-      <w:pPr>
-        <w:pStyle w:val="Heading3"/>
-      </w:pPr>
-      <w:r>
-        <w:t>My reasoning and evidence</w:t>
-      </w:r>
-    </w:p>
-    <w:p>
-      <w:r>
-        <w:t>________________________________________________________________</w:t>
-      </w:r>
-    </w:p>
-    <w:p>
-      <w:r>
-        <w:t>________________________________________________________________</w:t>
-      </w:r>
-    </w:p>
-    <w:p>
-      <w:r>
-        <w:t>________________________________________________________________</w:t>
-      </w:r>
-    </w:p>
-    <w:p>
-      <w:r>
-        <w:t>________________________________________________________________</w:t>
-      </w:r>
-    </w:p>
-    <w:p>
-      <w:r>
-        <w:t>________________________________________________________________</w:t>
-      </w:r>
-    </w:p>
-    <w:p>
-      <w:r>
-        <w:t>________________________________________________________________</w:t>
-      </w:r>
-    </w:p>
-    <w:p>
-      <w:r>
-        <w:t>________________________________________________________________</w:t>
-      </w:r>
-    </w:p>
-    <w:p>
-      <w:pPr>
-        <w:pStyle w:val="Heading1"/>
-      </w:pPr>
-      <w:r>
-        <w:t>14. W3 Audit the limit</w:t>
-      </w:r>
-    </w:p>
-    <w:p>
-      <w:r>
-        <w:t>Audit the limit. Apply the supplied Multimodal Evidence facts and keep your reasoning.</w:t>
-      </w:r>
-    </w:p>
-    <w:p>
-      <w:pPr>
-        <w:spacing w:line="336" w:lineRule="auto" w:after="180"/>
-      </w:pPr>
-      <w:r>
-        <w:rPr>
-          <w:b w:val="0"/>
-        </w:rPr>
-        <w:t xml:space="preserve">A report omits this qualification: A stage-level accuracy or authority policy does not establish every </w:t>
-      </w:r>
-      <w:r>
-        <w:rPr>
-          <w:b/>
-        </w:rPr>
-        <w:t>modality</w:t>
-      </w:r>
-      <w:r>
-        <w:rPr>
-          <w:b w:val="0"/>
-        </w:rPr>
-        <w:t xml:space="preserve"> agrees or every downstream claim is supported.</w:t>
-      </w:r>
-    </w:p>
-    <w:p>
-      <w:pPr>
-        <w:spacing w:line="336" w:lineRule="auto" w:after="180"/>
-      </w:pPr>
-      <w:r>
-        <w:rPr>
-          <w:b w:val="0"/>
-        </w:rPr>
-        <w:t>Explain how omitting it could change a reader's interpretation, and write an accurate replacement.</w:t>
-      </w:r>
-    </w:p>
-    <w:p>
-      <w:pPr>
-        <w:pStyle w:val="Heading3"/>
-      </w:pPr>
-      <w:r>
-        <w:t>My reasoning and evidence</w:t>
-      </w:r>
-    </w:p>
-    <w:p>
-      <w:r>
-        <w:t>________________________________________________________________</w:t>
-      </w:r>
-    </w:p>
-    <w:p>
-      <w:r>
-        <w:t>________________________________________________________________</w:t>
-      </w:r>
-    </w:p>
-    <w:p>
-      <w:r>
-        <w:t>________________________________________________________________</w:t>
-      </w:r>
-    </w:p>
-    <w:p>
-      <w:r>
-        <w:t>________________________________________________________________</w:t>
-      </w:r>
-    </w:p>
-    <w:p>
-      <w:r>
-        <w:t>________________________________________________________________</w:t>
-      </w:r>
-    </w:p>
-    <w:p>
-      <w:r>
-        <w:t>________________________________________________________________</w:t>
-      </w:r>
-    </w:p>
-    <w:p>
-      <w:pPr>
-        <w:pStyle w:val="Heading1"/>
-      </w:pPr>
-      <w:r>
-        <w:t>15. W4 Apply a new case independently</w:t>
-      </w:r>
-    </w:p>
-    <w:p>
-      <w:r>
-        <w:t>Attempt before feedback. If this repeats the selected independent case, reuse that first attempt; otherwise keep a separate record. Apply a new case independently. Apply the supplied Multimodal Evidence facts and keep your reasoning.</w:t>
-      </w:r>
-    </w:p>
-    <w:p>
-      <w:pPr>
-        <w:spacing w:line="336" w:lineRule="auto" w:after="180"/>
-      </w:pPr>
-      <w:r>
-        <w:rPr>
-          <w:b w:val="0"/>
-        </w:rPr>
-        <w:t xml:space="preserve">Transcript says room E; a current written approval says room F. The task requires current approved room. Written approval is declared authoritative; trace the response and the </w:t>
-      </w:r>
-      <w:r>
-        <w:rPr>
-          <w:b/>
-        </w:rPr>
-        <w:t>transcription</w:t>
-      </w:r>
-      <w:r>
-        <w:rPr>
-          <w:b w:val="0"/>
-        </w:rPr>
-        <w:t xml:space="preserve"> limit.</w:t>
-      </w:r>
-    </w:p>
-    <w:p>
-      <w:pPr>
-        <w:pStyle w:val="Heading3"/>
-      </w:pPr>
-      <w:r>
-        <w:t>My reasoning and evidence</w:t>
-      </w:r>
-    </w:p>
-    <w:p>
-      <w:r>
-        <w:t>________________________________________________________________</w:t>
-      </w:r>
-    </w:p>
-    <w:p>
-      <w:r>
-        <w:t>________________________________________________________________</w:t>
-      </w:r>
-    </w:p>
-    <w:p>
-      <w:r>
-        <w:t>________________________________________________________________</w:t>
-      </w:r>
-    </w:p>
-    <w:p>
-      <w:r>
-        <w:t>________________________________________________________________</w:t>
-      </w:r>
-    </w:p>
-    <w:p>
-      <w:r>
-        <w:t>________________________________________________________________</w:t>
-      </w:r>
-    </w:p>
-    <w:p>
-      <w:r>
-        <w:t>________________________________________________________________</w:t>
-      </w:r>
-    </w:p>
-    <w:p>
-      <w:r>
-        <w:t>________________________________________________________________</w:t>
-      </w:r>
-    </w:p>
-    <w:p>
-      <w:r>
-        <w:t>________________________________________________________________</w:t>
-      </w:r>
-    </w:p>
-    <w:p>
-      <w:pPr>
-        <w:pStyle w:val="Heading1"/>
-      </w:pPr>
-      <w:r>
-        <w:t>16. W5 Design a revealing follow-up</w:t>
-      </w:r>
-    </w:p>
-    <w:p>
-      <w:r>
-        <w:t>Design a revealing follow-up. Apply the supplied Multimodal Evidence facts and keep your reasoning.</w:t>
-      </w:r>
-    </w:p>
-    <w:p>
-      <w:pPr>
-        <w:pStyle w:val="Heading3"/>
-      </w:pPr>
-      <w:r>
-        <w:t>Where to find the supplied example</w:t>
-      </w:r>
-    </w:p>
-    <w:p>
-      <w:pPr>
-        <w:spacing w:line="336" w:lineRule="auto" w:after="180"/>
-        <w:shd w:fill="F1F6F8"/>
-      </w:pPr>
-      <w:r>
-        <w:rPr>
-          <w:b w:val="0"/>
-        </w:rPr>
-        <w:t>Reference for this exercise: open this week’s student lesson, “Multimodal Evidence”, at “See how it works” and “Follow a worked example”. Use the original worked values or code named in the question; the later pictorial case is a separate example. Keep this reference beside your workbook while practising.</w:t>
-      </w:r>
-    </w:p>
-    <w:p>
-      <w:pPr>
-        <w:spacing w:line="336" w:lineRule="auto" w:after="180"/>
-      </w:pPr>
-      <w:r>
-        <w:rPr>
-          <w:b w:val="0"/>
-        </w:rPr>
-        <w:t>For the worked scenario, propose one additional case that could reveal a failure, describe its expected outcome before running it, and explain what would need to remain fixed for a fair comparison.</w:t>
-      </w:r>
-    </w:p>
-    <w:p>
-      <w:pPr>
-        <w:spacing w:line="336" w:lineRule="auto" w:after="180"/>
-      </w:pPr>
-      <w:r>
-        <w:rPr>
-          <w:b w:val="0"/>
-        </w:rPr>
-        <w:t>Do not reuse W4 as a new final test after receiving feedback.</w:t>
-      </w:r>
-    </w:p>
-    <w:p>
-      <w:pPr>
-        <w:pStyle w:val="Heading3"/>
-      </w:pPr>
-      <w:r>
-        <w:t>My reasoning and evidence</w:t>
-      </w:r>
-    </w:p>
-    <w:p>
-      <w:r>
-        <w:t>________________________________________________________________</w:t>
-      </w:r>
-    </w:p>
-    <w:p>
-      <w:r>
-        <w:t>________________________________________________________________</w:t>
-      </w:r>
-    </w:p>
-    <w:p>
-      <w:r>
-        <w:t>________________________________________________________________</w:t>
-      </w:r>
-    </w:p>
-    <w:p>
-      <w:r>
-        <w:t>________________________________________________________________</w:t>
-      </w:r>
-    </w:p>
-    <w:p>
-      <w:r>
-        <w:t>________________________________________________________________</w:t>
-      </w:r>
-    </w:p>
-    <w:p>
-      <w:r>
-        <w:t>________________________________________________________________</w:t>
-      </w:r>
-    </w:p>
-    <w:p>
-      <w:r>
-        <w:t>________________________________________________________________</w:t>
-      </w:r>
-    </w:p>
-    <w:p>
-      <w:pPr>
-        <w:pStyle w:val="Heading1"/>
-      </w:pPr>
-      <w:r>
-        <w:t>17. Feedback, return check and learning record</w:t>
-      </w:r>
-    </w:p>
-    <w:p>
-      <w:r>
-        <w:t>Record the first repaired step and a different case to revisit after a delay.</w:t>
+        <w:t>17. Feedback · Repair and return</w:t>
+      </w:r>
+    </w:p>
+    <w:p>
+      <w:r>
+        <w:t>Keep the first attempt, the repair and a changed-case return.</w:t>
+      </w:r>
+    </w:p>
+    <w:p>
+      <w:pPr>
+        <w:pStyle w:val="Heading2"/>
+      </w:pPr>
+      <w:r>
+        <w:t>Your evidence record</w:t>
       </w:r>
     </w:p>
     <w:tbl>
@@ -1713,12 +1280,895 @@
         <w:pStyle w:val="Heading1"/>
       </w:pPr>
       <w:r>
-        <w:t>18. Pictorial case practice: Multimodal Evidence</w:t>
-      </w:r>
-    </w:p>
-    <w:p>
-      <w:r>
-        <w:t>A fictional Study Buddy audits a desk description and a separate caption. Explain the labelled step before checking the changed condition.</w:t>
+        <w:t>10. Finish · Judge the evidence in your work</w:t>
+      </w:r>
+    </w:p>
+    <w:p>
+      <w:r>
+        <w:t>Point to work that supports your confidence level.</w:t>
+      </w:r>
+    </w:p>
+    <w:p>
+      <w:pPr>
+        <w:pStyle w:val="Heading2"/>
+      </w:pPr>
+      <w:r>
+        <w:t>Your evidence record</w:t>
+      </w:r>
+    </w:p>
+    <w:p>
+      <w:pPr>
+        <w:pStyle w:val="ListBullet"/>
+      </w:pPr>
+      <w:r>
+        <w:t>I can explain the mechanism.</w:t>
+      </w:r>
+    </w:p>
+    <w:p>
+      <w:pPr>
+        <w:pStyle w:val="ListBullet"/>
+      </w:pPr>
+      <w:r>
+        <w:t>I can show evidence.</w:t>
+      </w:r>
+    </w:p>
+    <w:p>
+      <w:pPr>
+        <w:pStyle w:val="ListBullet"/>
+      </w:pPr>
+      <w:r>
+        <w:t>I can handle a changed case.</w:t>
+      </w:r>
+    </w:p>
+    <w:p>
+      <w:pPr>
+        <w:pStyle w:val="ListBullet"/>
+      </w:pPr>
+      <w:r>
+        <w:t>I can name a limit.</w:t>
+      </w:r>
+    </w:p>
+    <w:p>
+      <w:r>
+        <w:t>Mark each as not yet, with help or independently, and attach supporting work.</w:t>
+      </w:r>
+    </w:p>
+    <w:p>
+      <w:pPr>
+        <w:spacing w:line="336" w:lineRule="auto" w:after="180"/>
+      </w:pPr>
+      <w:r>
+        <w:rPr>
+          <w:b w:val="0"/>
+        </w:rPr>
+        <w:t>Teacher review ____________________  Next step ____________________</w:t>
+      </w:r>
+    </w:p>
+    <w:p>
+      <w:pPr>
+        <w:pStyle w:val="Heading1"/>
+      </w:pPr>
+      <w:r>
+        <w:t>Reference bank and extra practice</w:t>
+      </w:r>
+    </w:p>
+    <w:p>
+      <w:pPr>
+        <w:pStyle w:val="Heading1"/>
+      </w:pPr>
+      <w:r>
+        <w:t>02. Reference · Supported W2 record</w:t>
+      </w:r>
+    </w:p>
+    <w:p>
+      <w:r>
+        <w:t>This is the same W2 attempt. Keep one response record.</w:t>
+      </w:r>
+    </w:p>
+    <w:p>
+      <w:pPr>
+        <w:pStyle w:val="Heading2"/>
+      </w:pPr>
+      <w:r>
+        <w:t>Use this when helpful</w:t>
+      </w:r>
+    </w:p>
+    <w:p>
+      <w:pPr>
+        <w:spacing w:line="336" w:lineRule="auto" w:after="180"/>
+      </w:pPr>
+      <w:r>
+        <w:rPr>
+          <w:b w:val="0"/>
+        </w:rPr>
+        <w:t xml:space="preserve">Earlier speech/inventory completion practice: retain this task and saved response as review. Use the current W2 visible/hidden </w:t>
+      </w:r>
+      <w:r>
+        <w:rPr>
+          <w:b/>
+        </w:rPr>
+        <w:t>evidence</w:t>
+      </w:r>
+      <w:r>
+        <w:rPr>
+          <w:b w:val="0"/>
+        </w:rPr>
+        <w:t xml:space="preserve"> task for this week’s supported practice.</w:t>
+      </w:r>
+    </w:p>
+    <w:tbl>
+      <w:tblPr>
+        <w:tblStyle w:val="LightShading-Accent1"/>
+        <w:tblW w:type="auto" w:w="0"/>
+        <w:tblLook w:firstColumn="1" w:firstRow="1" w:lastColumn="0" w:lastRow="0" w:noHBand="0" w:noVBand="1" w:val="04A0"/>
+      </w:tblPr>
+      <w:tblGrid>
+        <w:gridCol w:w="2556"/>
+        <w:gridCol w:w="2556"/>
+        <w:gridCol w:w="2556"/>
+        <w:gridCol w:w="2556"/>
+      </w:tblGrid>
+      <w:tr>
+        <w:trPr>
+          <w:tblHeader/>
+        </w:trPr>
+        <w:tc>
+          <w:tcPr>
+            <w:tcW w:type="dxa" w:w="2556"/>
+          </w:tcPr>
+          <w:p>
+            <w:r>
+              <w:t>Given inputs</w:t>
+            </w:r>
+          </w:p>
+        </w:tc>
+        <w:tc>
+          <w:tcPr>
+            <w:tcW w:type="dxa" w:w="2556"/>
+          </w:tcPr>
+          <w:p>
+            <w:r>
+              <w:t>Procedure I chose</w:t>
+            </w:r>
+          </w:p>
+        </w:tc>
+        <w:tc>
+          <w:tcPr>
+            <w:tcW w:type="dxa" w:w="2556"/>
+          </w:tcPr>
+          <w:p>
+            <w:r>
+              <w:t>Middle steps</w:t>
+            </w:r>
+          </w:p>
+        </w:tc>
+        <w:tc>
+          <w:tcPr>
+            <w:tcW w:type="dxa" w:w="2556"/>
+          </w:tcPr>
+          <w:p>
+            <w:r>
+              <w:t>Result and check</w:t>
+            </w:r>
+          </w:p>
+        </w:tc>
+      </w:tr>
+      <w:tr>
+        <w:tc>
+          <w:tcPr>
+            <w:tcW w:type="dxa" w:w="2556"/>
+          </w:tcPr>
+          <w:p>
+            <w:r/>
+          </w:p>
+        </w:tc>
+        <w:tc>
+          <w:tcPr>
+            <w:tcW w:type="dxa" w:w="2556"/>
+          </w:tcPr>
+          <w:p>
+            <w:r/>
+          </w:p>
+        </w:tc>
+        <w:tc>
+          <w:tcPr>
+            <w:tcW w:type="dxa" w:w="2556"/>
+          </w:tcPr>
+          <w:p>
+            <w:r/>
+          </w:p>
+        </w:tc>
+        <w:tc>
+          <w:tcPr>
+            <w:tcW w:type="dxa" w:w="2556"/>
+          </w:tcPr>
+          <w:p>
+            <w:r/>
+          </w:p>
+        </w:tc>
+      </w:tr>
+    </w:tbl>
+    <w:p>
+      <w:pPr>
+        <w:pStyle w:val="Heading3"/>
+      </w:pPr>
+      <w:r>
+        <w:t>The step I completed without help, and the hint I needed</w:t>
+      </w:r>
+    </w:p>
+    <w:p>
+      <w:r>
+        <w:t>________________________________________________________________</w:t>
+      </w:r>
+    </w:p>
+    <w:p>
+      <w:r>
+        <w:t>________________________________________________________________</w:t>
+      </w:r>
+    </w:p>
+    <w:p>
+      <w:r>
+        <w:t>________________________________________________________________</w:t>
+      </w:r>
+    </w:p>
+    <w:p>
+      <w:pPr>
+        <w:pStyle w:val="Heading1"/>
+      </w:pPr>
+      <w:r>
+        <w:t>03. Extra practice · Repair the explanation</w:t>
+      </w:r>
+    </w:p>
+    <w:p>
+      <w:r>
+        <w:t>Explain the deciding fact before discussing the answer.</w:t>
+      </w:r>
+    </w:p>
+    <w:p>
+      <w:pPr>
+        <w:pStyle w:val="Heading2"/>
+      </w:pPr>
+      <w:r>
+        <w:t>Use this when helpful</w:t>
+      </w:r>
+    </w:p>
+    <w:p>
+      <w:pPr>
+        <w:spacing w:line="336" w:lineRule="auto" w:after="180"/>
+      </w:pPr>
+      <w:r>
+        <w:rPr>
+          <w:b w:val="0"/>
+        </w:rPr>
+        <w:t xml:space="preserve">Use the worked case for Speech pipelines and multimodal </w:t>
+      </w:r>
+      <w:r>
+        <w:rPr>
+          <w:b/>
+        </w:rPr>
+        <w:t>evidence</w:t>
+      </w:r>
+      <w:r>
+        <w:rPr>
+          <w:b w:val="0"/>
+        </w:rPr>
+        <w:t>. Proposed explanation: “The worked result establishes every future case”. Decide whether this explanation is supported.</w:t>
+      </w:r>
+    </w:p>
+    <w:p>
+      <w:pPr>
+        <w:spacing w:line="336" w:lineRule="auto" w:after="180"/>
+      </w:pPr>
+      <w:r>
+        <w:rPr>
+          <w:b w:val="0"/>
+        </w:rPr>
+        <w:t>Point to the step or supplied fact that decides; explain your repair if needed.</w:t>
+      </w:r>
+    </w:p>
+    <w:p>
+      <w:pPr>
+        <w:pStyle w:val="Heading3"/>
+      </w:pPr>
+      <w:r>
+        <w:t>My explanation before partner discussion</w:t>
+      </w:r>
+    </w:p>
+    <w:p>
+      <w:r>
+        <w:t>________________________________________________________________</w:t>
+      </w:r>
+    </w:p>
+    <w:p>
+      <w:r>
+        <w:t>________________________________________________________________</w:t>
+      </w:r>
+    </w:p>
+    <w:p>
+      <w:r>
+        <w:t>________________________________________________________________</w:t>
+      </w:r>
+    </w:p>
+    <w:p>
+      <w:r>
+        <w:t>________________________________________________________________</w:t>
+      </w:r>
+    </w:p>
+    <w:p>
+      <w:pPr>
+        <w:pStyle w:val="Heading1"/>
+      </w:pPr>
+      <w:r>
+        <w:t>05. Reference · Original learning target</w:t>
+      </w:r>
+    </w:p>
+    <w:p>
+      <w:r>
+        <w:t>Use this target to inspect an explanation.</w:t>
+      </w:r>
+    </w:p>
+    <w:p>
+      <w:pPr>
+        <w:pStyle w:val="Heading2"/>
+      </w:pPr>
+      <w:r>
+        <w:t>Use this when helpful</w:t>
+      </w:r>
+    </w:p>
+    <w:p>
+      <w:pPr>
+        <w:spacing w:line="336" w:lineRule="auto" w:after="180"/>
+      </w:pPr>
+      <w:r>
+        <w:rPr>
+          <w:b w:val="0"/>
+        </w:rPr>
+        <w:t xml:space="preserve">A caption says four seedlings; the image shows three and an opaque box. Is a fourth seedling disproved? Write an </w:t>
+      </w:r>
+      <w:r>
+        <w:rPr>
+          <w:b/>
+        </w:rPr>
+        <w:t>evidence</w:t>
+      </w:r>
+      <w:r>
+        <w:rPr>
+          <w:b w:val="0"/>
+        </w:rPr>
+        <w:t>-aware response.</w:t>
+      </w:r>
+    </w:p>
+    <w:p>
+      <w:pPr>
+        <w:pStyle w:val="Heading1"/>
+      </w:pPr>
+      <w:r>
+        <w:t>06. Extra practice · A complete case</w:t>
+      </w:r>
+    </w:p>
+    <w:p>
+      <w:r>
+        <w:t>Try the question before checking the worked explanation.</w:t>
+      </w:r>
+    </w:p>
+    <w:p>
+      <w:pPr>
+        <w:pStyle w:val="Heading2"/>
+      </w:pPr>
+      <w:r>
+        <w:t>Use this when helpful</w:t>
+      </w:r>
+    </w:p>
+    <w:p>
+      <w:pPr>
+        <w:spacing w:line="336" w:lineRule="auto" w:after="180"/>
+      </w:pPr>
+      <w:r>
+        <w:rPr>
+          <w:b w:val="0"/>
+        </w:rPr>
+        <w:t>An image shows three plants; caption claims a fourth outside the frame.</w:t>
+      </w:r>
+    </w:p>
+    <w:p>
+      <w:pPr>
+        <w:spacing w:line="336" w:lineRule="auto" w:after="180"/>
+      </w:pPr>
+      <w:r>
+        <w:rPr>
+          <w:b w:val="0"/>
+        </w:rPr>
+        <w:t>What can the image establish?</w:t>
+      </w:r>
+    </w:p>
+    <w:p>
+      <w:pPr>
+        <w:spacing w:line="336" w:lineRule="auto" w:after="180"/>
+      </w:pPr>
+      <w:r>
+        <w:rPr>
+          <w:b w:val="0"/>
+        </w:rPr>
+        <w:t xml:space="preserve">Show your trace, calculation or </w:t>
+      </w:r>
+      <w:r>
+        <w:rPr>
+          <w:b/>
+        </w:rPr>
+        <w:t>evidence</w:t>
+      </w:r>
+    </w:p>
+    <w:p>
+      <w:pPr>
+        <w:pStyle w:val="Heading3"/>
+      </w:pPr>
+      <w:r>
+        <w:t>Write or draw your reasoning and evidence.</w:t>
+      </w:r>
+    </w:p>
+    <w:p>
+      <w:r>
+        <w:t>________________________________________________________________</w:t>
+      </w:r>
+    </w:p>
+    <w:p>
+      <w:r>
+        <w:t>________________________________________________________________</w:t>
+      </w:r>
+    </w:p>
+    <w:p>
+      <w:r>
+        <w:t>________________________________________________________________</w:t>
+      </w:r>
+    </w:p>
+    <w:p>
+      <w:r>
+        <w:t>________________________________________________________________</w:t>
+      </w:r>
+    </w:p>
+    <w:p>
+      <w:r>
+        <w:t>________________________________________________________________</w:t>
+      </w:r>
+    </w:p>
+    <w:p>
+      <w:pPr>
+        <w:pStyle w:val="Heading1"/>
+      </w:pPr>
+      <w:r>
+        <w:t>07. Extra practice · A changed case</w:t>
+      </w:r>
+    </w:p>
+    <w:p>
+      <w:r>
+        <w:t>Keep this practice separate from the reserved independent attempt.</w:t>
+      </w:r>
+    </w:p>
+    <w:p>
+      <w:pPr>
+        <w:pStyle w:val="Heading2"/>
+      </w:pPr>
+      <w:r>
+        <w:t>Use this when helpful</w:t>
+      </w:r>
+    </w:p>
+    <w:p>
+      <w:pPr>
+        <w:spacing w:line="336" w:lineRule="auto" w:after="180"/>
+      </w:pPr>
+      <w:r>
+        <w:rPr>
+          <w:b w:val="0"/>
+        </w:rPr>
+        <w:t>A chart image shows 12 plants; its caption says 21. What should a multimodal assistant report before drawing a conclusion?</w:t>
+      </w:r>
+    </w:p>
+    <w:p>
+      <w:pPr>
+        <w:spacing w:line="336" w:lineRule="auto" w:after="180"/>
+      </w:pPr>
+      <w:r>
+        <w:rPr>
+          <w:b w:val="0"/>
+        </w:rPr>
+        <w:t>My practice answer and reason</w:t>
+      </w:r>
+    </w:p>
+    <w:p>
+      <w:pPr>
+        <w:pStyle w:val="Heading3"/>
+      </w:pPr>
+      <w:r>
+        <w:t>Write or draw your reasoning and evidence.</w:t>
+      </w:r>
+    </w:p>
+    <w:p>
+      <w:r>
+        <w:t>________________________________________________________________</w:t>
+      </w:r>
+    </w:p>
+    <w:p>
+      <w:r>
+        <w:t>________________________________________________________________</w:t>
+      </w:r>
+    </w:p>
+    <w:p>
+      <w:r>
+        <w:t>________________________________________________________________</w:t>
+      </w:r>
+    </w:p>
+    <w:p>
+      <w:r>
+        <w:t>________________________________________________________________</w:t>
+      </w:r>
+    </w:p>
+    <w:p>
+      <w:r>
+        <w:t>________________________________________________________________</w:t>
+      </w:r>
+    </w:p>
+    <w:p>
+      <w:pPr>
+        <w:pStyle w:val="Heading3"/>
+      </w:pPr>
+      <w:r>
+        <w:t>Week 13 Test and reflect</w:t>
+      </w:r>
+    </w:p>
+    <w:p>
+      <w:pPr>
+        <w:pStyle w:val="Heading1"/>
+      </w:pPr>
+      <w:r>
+        <w:t>08. Extra practice · Design a revealing test</w:t>
+      </w:r>
+    </w:p>
+    <w:p>
+      <w:r>
+        <w:t>Predict before tracing or testing.</w:t>
+      </w:r>
+    </w:p>
+    <w:p>
+      <w:pPr>
+        <w:pStyle w:val="Heading2"/>
+      </w:pPr>
+      <w:r>
+        <w:t>Use this when helpful</w:t>
+      </w:r>
+    </w:p>
+    <w:p>
+      <w:pPr>
+        <w:spacing w:line="336" w:lineRule="auto" w:after="180"/>
+      </w:pPr>
+      <w:r>
+        <w:rPr>
+          <w:b w:val="0"/>
+        </w:rPr>
+        <w:t xml:space="preserve">Create a changed </w:t>
+      </w:r>
+      <w:r>
+        <w:rPr>
+          <w:b/>
+        </w:rPr>
+        <w:t>input</w:t>
+      </w:r>
+      <w:r>
+        <w:rPr>
+          <w:b w:val="0"/>
+        </w:rPr>
+        <w:t>, boundary case or missing-information case. Write the expected answer or safe response before testing.</w:t>
+      </w:r>
+    </w:p>
+    <w:tbl>
+      <w:tblPr>
+        <w:tblStyle w:val="LightShading-Accent1"/>
+        <w:tblW w:type="auto" w:w="0"/>
+        <w:tblLook w:firstColumn="1" w:firstRow="1" w:lastColumn="0" w:lastRow="0" w:noHBand="0" w:noVBand="1" w:val="04A0"/>
+      </w:tblPr>
+      <w:tblGrid>
+        <w:gridCol w:w="5112"/>
+        <w:gridCol w:w="5112"/>
+      </w:tblGrid>
+      <w:tr>
+        <w:trPr>
+          <w:tblHeader/>
+        </w:trPr>
+        <w:tc>
+          <w:tcPr>
+            <w:tcW w:type="dxa" w:w="5112"/>
+          </w:tcPr>
+          <w:p>
+            <w:r>
+              <w:t>Test record</w:t>
+            </w:r>
+          </w:p>
+        </w:tc>
+        <w:tc>
+          <w:tcPr>
+            <w:tcW w:type="dxa" w:w="5112"/>
+          </w:tcPr>
+          <w:p>
+            <w:r>
+              <w:t>My evidence</w:t>
+            </w:r>
+          </w:p>
+        </w:tc>
+      </w:tr>
+      <w:tr>
+        <w:tc>
+          <w:tcPr>
+            <w:tcW w:type="dxa" w:w="5112"/>
+          </w:tcPr>
+          <w:p>
+            <w:r>
+              <w:t>Changed input or condition</w:t>
+            </w:r>
+          </w:p>
+        </w:tc>
+        <w:tc>
+          <w:tcPr>
+            <w:tcW w:type="dxa" w:w="5112"/>
+          </w:tcPr>
+          <w:p>
+            <w:r/>
+          </w:p>
+        </w:tc>
+      </w:tr>
+      <w:tr>
+        <w:tc>
+          <w:tcPr>
+            <w:tcW w:type="dxa" w:w="5112"/>
+          </w:tcPr>
+          <w:p>
+            <w:r>
+              <w:t>Expected answer or fallback</w:t>
+            </w:r>
+          </w:p>
+        </w:tc>
+        <w:tc>
+          <w:tcPr>
+            <w:tcW w:type="dxa" w:w="5112"/>
+          </w:tcPr>
+          <w:p>
+            <w:r/>
+          </w:p>
+        </w:tc>
+      </w:tr>
+      <w:tr>
+        <w:tc>
+          <w:tcPr>
+            <w:tcW w:type="dxa" w:w="5112"/>
+          </w:tcPr>
+          <w:p>
+            <w:r>
+              <w:t>Observed result</w:t>
+            </w:r>
+          </w:p>
+        </w:tc>
+        <w:tc>
+          <w:tcPr>
+            <w:tcW w:type="dxa" w:w="5112"/>
+          </w:tcPr>
+          <w:p>
+            <w:r/>
+          </w:p>
+        </w:tc>
+      </w:tr>
+      <w:tr>
+        <w:tc>
+          <w:tcPr>
+            <w:tcW w:type="dxa" w:w="5112"/>
+          </w:tcPr>
+          <w:p>
+            <w:r>
+              <w:t>Why the result occurred</w:t>
+            </w:r>
+          </w:p>
+        </w:tc>
+        <w:tc>
+          <w:tcPr>
+            <w:tcW w:type="dxa" w:w="5112"/>
+          </w:tcPr>
+          <w:p>
+            <w:r/>
+          </w:p>
+        </w:tc>
+      </w:tr>
+    </w:tbl>
+    <w:p>
+      <w:pPr>
+        <w:pStyle w:val="Heading1"/>
+      </w:pPr>
+      <w:r>
+        <w:t>11. Reference · Original target response space</w:t>
+      </w:r>
+    </w:p>
+    <w:p>
+      <w:r>
+        <w:t>This teaching case is practice rather than a fresh assessment.</w:t>
+      </w:r>
+    </w:p>
+    <w:p>
+      <w:pPr>
+        <w:pStyle w:val="Heading2"/>
+      </w:pPr>
+      <w:r>
+        <w:t>Use this when helpful</w:t>
+      </w:r>
+    </w:p>
+    <w:p>
+      <w:pPr>
+        <w:spacing w:line="336" w:lineRule="auto" w:after="180"/>
+      </w:pPr>
+      <w:r>
+        <w:rPr>
+          <w:b w:val="0"/>
+        </w:rPr>
+        <w:t xml:space="preserve">A caption says four seedlings; the image shows three and an opaque box. Is a fourth seedling disproved? Write an </w:t>
+      </w:r>
+      <w:r>
+        <w:rPr>
+          <w:b/>
+        </w:rPr>
+        <w:t>evidence</w:t>
+      </w:r>
+      <w:r>
+        <w:rPr>
+          <w:b w:val="0"/>
+        </w:rPr>
+        <w:t>-aware response.</w:t>
+      </w:r>
+    </w:p>
+    <w:p>
+      <w:pPr>
+        <w:pStyle w:val="Heading3"/>
+      </w:pPr>
+      <w:r>
+        <w:t>My explanation after practice</w:t>
+      </w:r>
+    </w:p>
+    <w:p>
+      <w:r>
+        <w:t>________________________________________________________________</w:t>
+      </w:r>
+    </w:p>
+    <w:p>
+      <w:r>
+        <w:t>________________________________________________________________</w:t>
+      </w:r>
+    </w:p>
+    <w:p>
+      <w:r>
+        <w:t>________________________________________________________________</w:t>
+      </w:r>
+    </w:p>
+    <w:p>
+      <w:r>
+        <w:t>________________________________________________________________</w:t>
+      </w:r>
+    </w:p>
+    <w:p>
+      <w:r>
+        <w:t>________________________________________________________________</w:t>
+      </w:r>
+    </w:p>
+    <w:p>
+      <w:r>
+        <w:t>________________________________________________________________</w:t>
+      </w:r>
+    </w:p>
+    <w:p>
+      <w:r>
+        <w:t>________________________________________________________________</w:t>
+      </w:r>
+    </w:p>
+    <w:p>
+      <w:pPr>
+        <w:spacing w:line="336" w:lineRule="auto" w:after="180"/>
+      </w:pPr>
+      <w:r>
+        <w:rPr>
+          <w:b w:val="0"/>
+        </w:rPr>
+        <w:t>Record support used: none, hint or teacher explanation.</w:t>
+      </w:r>
+    </w:p>
+    <w:p>
+      <w:pPr>
+        <w:pStyle w:val="Heading1"/>
+      </w:pPr>
+      <w:r>
+        <w:t>15. Additional practice · Earlier room-authority task</w:t>
+      </w:r>
+    </w:p>
+    <w:p>
+      <w:r>
+        <w:t>This retained exercise differs from the selected visible-plants assessment.</w:t>
+      </w:r>
+    </w:p>
+    <w:p>
+      <w:pPr>
+        <w:pStyle w:val="Heading2"/>
+      </w:pPr>
+      <w:r>
+        <w:t>Earlier task and saved response</w:t>
+      </w:r>
+    </w:p>
+    <w:p>
+      <w:pPr>
+        <w:pStyle w:val="ListBullet"/>
+      </w:pPr>
+      <w:r>
+        <w:t>Transcript says room E; a current written approval says room F. The task requires current approved room. Written approval is declared authoritative; trace the response and the transcription limit.</w:t>
+      </w:r>
+    </w:p>
+    <w:p>
+      <w:pPr>
+        <w:pStyle w:val="Heading3"/>
+      </w:pPr>
+      <w:r>
+        <w:t>My reasoning and evidence</w:t>
+      </w:r>
+    </w:p>
+    <w:p>
+      <w:r>
+        <w:t>________________________________________________________________</w:t>
+      </w:r>
+    </w:p>
+    <w:p>
+      <w:r>
+        <w:t>________________________________________________________________</w:t>
+      </w:r>
+    </w:p>
+    <w:p>
+      <w:r>
+        <w:t>________________________________________________________________</w:t>
+      </w:r>
+    </w:p>
+    <w:p>
+      <w:r>
+        <w:t>________________________________________________________________</w:t>
+      </w:r>
+    </w:p>
+    <w:p>
+      <w:r>
+        <w:t>________________________________________________________________</w:t>
+      </w:r>
+    </w:p>
+    <w:p>
+      <w:r>
+        <w:t>________________________________________________________________</w:t>
+      </w:r>
+    </w:p>
+    <w:p>
+      <w:r>
+        <w:t>________________________________________________________________</w:t>
+      </w:r>
+    </w:p>
+    <w:p>
+      <w:r>
+        <w:t>________________________________________________________________</w:t>
+      </w:r>
+    </w:p>
+    <w:p>
+      <w:pPr>
+        <w:pStyle w:val="Heading1"/>
+      </w:pPr>
+      <w:r>
+        <w:t>18. Extra practice · Use the worked picture</w:t>
+      </w:r>
+    </w:p>
+    <w:p>
+      <w:r>
+        <w:t>Keep the explanation and the support you used.</w:t>
+      </w:r>
+    </w:p>
+    <w:p>
+      <w:pPr>
+        <w:pStyle w:val="Heading2"/>
+      </w:pPr>
+      <w:r>
+        <w:t>Use this when helpful</w:t>
       </w:r>
     </w:p>
     <w:p>
@@ -1805,7 +2255,6 @@
     <w:p>
       <w:pPr>
         <w:spacing w:line="336" w:lineRule="auto" w:after="180"/>
-        <w:shd w:fill="F5F1FB"/>
       </w:pPr>
       <w:r>
         <w:rPr>
@@ -1854,16 +2303,7 @@
     </w:p>
     <w:p>
       <w:pPr>
-        <w:pStyle w:val="Heading3"/>
-      </w:pPr>
-      <w:r>
-        <w:t>Record the help used</w:t>
-      </w:r>
-    </w:p>
-    <w:p>
-      <w:pPr>
         <w:spacing w:line="336" w:lineRule="auto" w:after="180"/>
-        <w:shd w:fill="F1F6F8"/>
       </w:pPr>
       <w:r>
         <w:rPr>
@@ -1912,12 +2352,20 @@
         <w:pStyle w:val="Heading1"/>
       </w:pPr>
       <w:r>
-        <w:t>19. Project portfolio milestone</w:t>
-      </w:r>
-    </w:p>
-    <w:p>
-      <w:r>
-        <w:t>Keep this week’s input, deciding step, result and limit together in the Verified Study Buddy record.</w:t>
+        <w:t>19. Reference · Project portfolio record</w:t>
+      </w:r>
+    </w:p>
+    <w:p>
+      <w:r>
+        <w:t>Extend your main project response when helpful.</w:t>
+      </w:r>
+    </w:p>
+    <w:p>
+      <w:pPr>
+        <w:pStyle w:val="Heading2"/>
+      </w:pPr>
+      <w:r>
+        <w:t>Use this when helpful</w:t>
       </w:r>
     </w:p>
     <w:p>
@@ -2119,12 +2567,487 @@
         <w:pStyle w:val="Heading1"/>
       </w:pPr>
       <w:r>
-        <w:t>20. Supported practice and learning evidence</w:t>
-      </w:r>
-    </w:p>
-    <w:p>
-      <w:r>
-        <w:t>Try the supported questions before comparing with hints and feedback. Record what you repaired and the evidence you retained.</w:t>
+        <w:t>20. Extra practice: pictures, repair and feedback</w:t>
+      </w:r>
+    </w:p>
+    <w:p>
+      <w:r>
+        <w:t>Attempt each question before opening its explanation. Use one browser or paper copy.</w:t>
+      </w:r>
+    </w:p>
+    <w:p>
+      <w:pPr>
+        <w:pStyle w:val="Heading2"/>
+      </w:pPr>
+      <w:r>
+        <w:t>First supported question</w:t>
+      </w:r>
+    </w:p>
+    <w:p>
+      <w:pPr>
+        <w:pStyle w:val="ListBullet"/>
+      </w:pPr>
+      <w:r>
+        <w:t>A fictional Study Buddy audits a desk description and a separate caption.</w:t>
+      </w:r>
+    </w:p>
+    <w:p>
+      <w:pPr>
+        <w:pStyle w:val="Heading3"/>
+      </w:pPr>
+      <w:r>
+        <w:t>Practice 1: explain the deciding evidence</w:t>
+      </w:r>
+    </w:p>
+    <w:p>
+      <w:pPr>
+        <w:pStyle w:val="ListBullet"/>
+      </w:pPr>
+      <w:r>
+        <w:t>Which labelled step matches this detail? At least three are supported; total five is not established by the description.</w:t>
+      </w:r>
+    </w:p>
+    <w:p>
+      <w:pPr>
+        <w:pStyle w:val="ListBullet"/>
+      </w:pPr>
+      <w:r>
+        <w:t>1. Caption claim</w:t>
+      </w:r>
+    </w:p>
+    <w:p>
+      <w:pPr>
+        <w:pStyle w:val="ListBullet"/>
+      </w:pPr>
+      <w:r>
+        <w:t>2. Supported response</w:t>
+      </w:r>
+    </w:p>
+    <w:p>
+      <w:pPr>
+        <w:pStyle w:val="ListBullet"/>
+      </w:pPr>
+      <w:r>
+        <w:t>3. Hidden region</w:t>
+      </w:r>
+    </w:p>
+    <w:p>
+      <w:pPr>
+        <w:pStyle w:val="ListBullet"/>
+      </w:pPr>
+      <w:r>
+        <w:t>4. Visible evidence</w:t>
+      </w:r>
+    </w:p>
+    <w:p>
+      <w:pPr>
+        <w:pStyle w:val="Heading3"/>
+      </w:pPr>
+      <w:r>
+        <w:t>My selected conclusion, deciding fact and explanation</w:t>
+      </w:r>
+    </w:p>
+    <w:p>
+      <w:r>
+        <w:t>________________________________________________________________</w:t>
+      </w:r>
+    </w:p>
+    <w:p>
+      <w:r>
+        <w:t>________________________________________________________________</w:t>
+      </w:r>
+    </w:p>
+    <w:p>
+      <w:r>
+        <w:t>________________________________________________________________</w:t>
+      </w:r>
+    </w:p>
+    <w:p>
+      <w:r>
+        <w:t>________________________________________________________________</w:t>
+      </w:r>
+    </w:p>
+    <w:p>
+      <w:r>
+        <w:t>________________________________________________________________</w:t>
+      </w:r>
+    </w:p>
+    <w:p>
+      <w:pPr>
+        <w:pStyle w:val="ListBullet"/>
+      </w:pPr>
+      <w:r>
+        <w:t>Hint if needed: Read the steps in the pictorial case. Match the supplied detail to the stage that performs or records it.</w:t>
+      </w:r>
+    </w:p>
+    <w:p>
+      <w:pPr>
+        <w:pStyle w:val="Heading2"/>
+      </w:pPr>
+      <w:r>
+        <w:t>Check the first explanation · reference / check after trying</w:t>
+      </w:r>
+    </w:p>
+    <w:p>
+      <w:pPr>
+        <w:spacing w:line="336" w:lineRule="auto" w:after="180"/>
+      </w:pPr>
+      <w:r>
+        <w:rPr>
+          <w:b w:val="0"/>
+        </w:rPr>
+        <w:t>After your attempt, compare with the supported explanation: Supported response At least three are supported; total five is not established by the description.</w:t>
+      </w:r>
+    </w:p>
+    <w:p>
+      <w:pPr>
+        <w:spacing w:line="336" w:lineRule="auto" w:after="180"/>
+      </w:pPr>
+      <w:r>
+        <w:rPr>
+          <w:b w:val="0"/>
+        </w:rPr>
+        <w:t>A caption is another claim, not a way of seeing through an opaque object. Keep observable information separate from inferences.</w:t>
+      </w:r>
+    </w:p>
+    <w:p>
+      <w:pPr>
+        <w:spacing w:line="336" w:lineRule="auto" w:after="180"/>
+      </w:pPr>
+      <w:r>
+        <w:rPr>
+          <w:b w:val="0"/>
+        </w:rPr>
+        <w:t>The visible three give a lower bound under the stated desk scope; there is no supplied maximum for the closed box. Do not replace unknown contents with zero merely because none are visible.</w:t>
+      </w:r>
+    </w:p>
+    <w:p>
+      <w:pPr>
+        <w:pStyle w:val="Heading2"/>
+      </w:pPr>
+      <w:r>
+        <w:t>Changed-case question</w:t>
+      </w:r>
+    </w:p>
+    <w:p>
+      <w:pPr>
+        <w:pStyle w:val="Heading3"/>
+      </w:pPr>
+      <w:r>
+        <w:t>Practice 2: explain the deciding evidence</w:t>
+      </w:r>
+    </w:p>
+    <w:p>
+      <w:pPr>
+        <w:pStyle w:val="ListBullet"/>
+      </w:pPr>
+      <w:r>
+        <w:t>Changed-case practice: Open the closed box and a verified observation shows two pencils inside, with no other desk locations. Which conclusion is supported by the supplied facts?</w:t>
+      </w:r>
+    </w:p>
+    <w:p>
+      <w:pPr>
+        <w:pStyle w:val="ListBullet"/>
+      </w:pPr>
+      <w:r>
+        <w:t>1. We can decide the result without examining the changed input or the procedure.</w:t>
+      </w:r>
+    </w:p>
+    <w:p>
+      <w:pPr>
+        <w:pStyle w:val="ListBullet"/>
+      </w:pPr>
+      <w:r>
+        <w:t>2. The total is now supported as five.</w:t>
+      </w:r>
+    </w:p>
+    <w:p>
+      <w:pPr>
+        <w:pStyle w:val="ListBullet"/>
+      </w:pPr>
+      <w:r>
+        <w:t>3. This one example guarantees correct results for every future input.</w:t>
+      </w:r>
+    </w:p>
+    <w:p>
+      <w:pPr>
+        <w:pStyle w:val="Heading3"/>
+      </w:pPr>
+      <w:r>
+        <w:t>My selected conclusion, deciding fact and explanation</w:t>
+      </w:r>
+    </w:p>
+    <w:p>
+      <w:r>
+        <w:t>________________________________________________________________</w:t>
+      </w:r>
+    </w:p>
+    <w:p>
+      <w:r>
+        <w:t>________________________________________________________________</w:t>
+      </w:r>
+    </w:p>
+    <w:p>
+      <w:r>
+        <w:t>________________________________________________________________</w:t>
+      </w:r>
+    </w:p>
+    <w:p>
+      <w:r>
+        <w:t>________________________________________________________________</w:t>
+      </w:r>
+    </w:p>
+    <w:p>
+      <w:r>
+        <w:t>________________________________________________________________</w:t>
+      </w:r>
+    </w:p>
+    <w:p>
+      <w:pPr>
+        <w:pStyle w:val="ListBullet"/>
+      </w:pPr>
+      <w:r>
+        <w:t>Hint if needed: Use the changed condition and the deciding step in the pictorial trace. The answer must say what follows from those facts.</w:t>
+      </w:r>
+    </w:p>
+    <w:p>
+      <w:pPr>
+        <w:pStyle w:val="Heading2"/>
+      </w:pPr>
+      <w:r>
+        <w:t>Check the changed case · reference / check after trying</w:t>
+      </w:r>
+    </w:p>
+    <w:p>
+      <w:pPr>
+        <w:spacing w:line="336" w:lineRule="auto" w:after="180"/>
+      </w:pPr>
+      <w:r>
+        <w:rPr>
+          <w:b w:val="0"/>
+        </w:rPr>
+        <w:t>After your attempt, compare with the supported explanation: The total is now supported as five. 3 visible initially plus 2 newly observed gives 5 under the complete-location assumption.</w:t>
+      </w:r>
+    </w:p>
+    <w:p>
+      <w:pPr>
+        <w:pStyle w:val="Heading2"/>
+      </w:pPr>
+      <w:r>
+        <w:t>Repair and save your work</w:t>
+      </w:r>
+    </w:p>
+    <w:p>
+      <w:pPr>
+        <w:spacing w:line="336" w:lineRule="auto" w:after="180"/>
+      </w:pPr>
+      <w:r>
+        <w:rPr>
+          <w:b w:val="0"/>
+        </w:rPr>
+        <w:t xml:space="preserve">Review Speech and Audio Systems (ai-3/12). Goal: Explain the </w:t>
+      </w:r>
+      <w:r>
+        <w:rPr>
+          <w:b/>
+        </w:rPr>
+        <w:t>mechanism</w:t>
+      </w:r>
+      <w:r>
+        <w:rPr>
+          <w:b w:val="0"/>
+        </w:rPr>
+        <w:t xml:space="preserve"> and terminology of speech pipelines and multimodal </w:t>
+      </w:r>
+      <w:r>
+        <w:rPr>
+          <w:b/>
+        </w:rPr>
+        <w:t>evidence</w:t>
+      </w:r>
+      <w:r>
+        <w:rPr>
+          <w:b w:val="0"/>
+        </w:rPr>
+        <w:t>.</w:t>
+      </w:r>
+    </w:p>
+    <w:p>
+      <w:pPr>
+        <w:spacing w:line="336" w:lineRule="auto" w:after="180"/>
+      </w:pPr>
+      <w:r>
+        <w:rPr>
+          <w:b w:val="0"/>
+        </w:rPr>
+        <w:t xml:space="preserve">Short practice: Which stage was initially wrong, and which stage was correctly operating on a wrong </w:t>
+      </w:r>
+      <w:r>
+        <w:rPr>
+          <w:b/>
+        </w:rPr>
+        <w:t>input</w:t>
+      </w:r>
+      <w:r>
+        <w:rPr>
+          <w:b w:val="0"/>
+        </w:rPr>
+        <w:t>?. Return to this week and explain what you changed.</w:t>
+      </w:r>
+    </w:p>
+    <w:p>
+      <w:pPr>
+        <w:spacing w:line="336" w:lineRule="auto" w:after="180"/>
+      </w:pPr>
+      <w:r>
+        <w:rPr>
+          <w:b w:val="0"/>
+        </w:rPr>
+        <w:t xml:space="preserve">Review Image Generation Models (ai-3/10). Goal: Explain the </w:t>
+      </w:r>
+      <w:r>
+        <w:rPr>
+          <w:b/>
+        </w:rPr>
+        <w:t>mechanism</w:t>
+      </w:r>
+      <w:r>
+        <w:rPr>
+          <w:b w:val="0"/>
+        </w:rPr>
+        <w:t xml:space="preserve"> and terminology of image generation and provenance.</w:t>
+      </w:r>
+    </w:p>
+    <w:p>
+      <w:pPr>
+        <w:spacing w:line="336" w:lineRule="auto" w:after="180"/>
+      </w:pPr>
+      <w:r>
+        <w:rPr>
+          <w:b w:val="0"/>
+        </w:rPr>
+        <w:t>Short practice: What may these two grids explain, and what can they not establish about a real generator?. Return to this week and explain what you changed.</w:t>
+      </w:r>
+    </w:p>
+    <w:p>
+      <w:pPr>
+        <w:spacing w:line="336" w:lineRule="auto" w:after="180"/>
+      </w:pPr>
+      <w:r>
+        <w:rPr>
+          <w:b w:val="0"/>
+        </w:rPr>
+        <w:t xml:space="preserve">Review Iterative Prompting (ai-3/7). Goal: Explain the </w:t>
+      </w:r>
+      <w:r>
+        <w:rPr>
+          <w:b/>
+        </w:rPr>
+        <w:t>mechanism</w:t>
+      </w:r>
+      <w:r>
+        <w:rPr>
+          <w:b w:val="0"/>
+        </w:rPr>
+        <w:t xml:space="preserve"> and terminology of controlled prompt experiments. Short practice: What </w:t>
+      </w:r>
+      <w:r>
+        <w:rPr>
+          <w:b/>
+        </w:rPr>
+        <w:t>evidence</w:t>
+      </w:r>
+      <w:r>
+        <w:rPr>
+          <w:b w:val="0"/>
+        </w:rPr>
+        <w:t xml:space="preserve"> supports improvement here, and what remains unproven?.</w:t>
+      </w:r>
+    </w:p>
+    <w:p>
+      <w:pPr>
+        <w:spacing w:line="336" w:lineRule="auto" w:after="180"/>
+      </w:pPr>
+      <w:r>
+        <w:rPr>
+          <w:b w:val="0"/>
+        </w:rPr>
+        <w:t>Return to this week and explain what you changed.</w:t>
+      </w:r>
+    </w:p>
+    <w:p>
+      <w:pPr>
+        <w:spacing w:line="336" w:lineRule="auto" w:after="180"/>
+      </w:pPr>
+      <w:r>
+        <w:rPr>
+          <w:b w:val="0"/>
+        </w:rPr>
+        <w:t xml:space="preserve">Use Download completed work in the hosted lesson to export your answers, reflections, practice feedback and code-run </w:t>
+      </w:r>
+      <w:r>
+        <w:rPr>
+          <w:b/>
+        </w:rPr>
+        <w:t>evidence</w:t>
+      </w:r>
+      <w:r>
+        <w:rPr>
+          <w:b w:val="0"/>
+        </w:rPr>
+        <w:t>. Open the HTML copy to read or print it.</w:t>
+      </w:r>
+    </w:p>
+    <w:p>
+      <w:pPr>
+        <w:spacing w:line="336" w:lineRule="auto" w:after="180"/>
+      </w:pPr>
+      <w:r>
+        <w:rPr>
+          <w:b w:val="0"/>
+        </w:rPr>
+        <w:t>Drafts stay in this browser when storage is available; clear drafts on a shared device.</w:t>
+      </w:r>
+    </w:p>
+    <w:p>
+      <w:pPr>
+        <w:pStyle w:val="Heading3"/>
+      </w:pPr>
+      <w:r>
+        <w:t>What I repaired, the evidence I kept and the next test</w:t>
+      </w:r>
+    </w:p>
+    <w:p>
+      <w:r>
+        <w:t>________________________________________________________________</w:t>
+      </w:r>
+    </w:p>
+    <w:p>
+      <w:r>
+        <w:t>________________________________________________________________</w:t>
+      </w:r>
+    </w:p>
+    <w:p>
+      <w:r>
+        <w:t>________________________________________________________________</w:t>
+      </w:r>
+    </w:p>
+    <w:p>
+      <w:r>
+        <w:t>________________________________________________________________</w:t>
+      </w:r>
+    </w:p>
+    <w:p>
+      <w:r>
+        <w:t>________________________________________________________________</w:t>
+      </w:r>
+    </w:p>
+    <w:p>
+      <w:pPr>
+        <w:pStyle w:val="Heading2"/>
+      </w:pPr>
+      <w:r>
+        <w:t>Earlier wording, alternatives and picture transcripts · reference / check after trying</w:t>
       </w:r>
     </w:p>
     <w:p>
@@ -2140,86 +3063,10 @@
     </w:p>
     <w:p>
       <w:pPr>
-        <w:spacing w:line="336" w:lineRule="auto" w:after="180"/>
-      </w:pPr>
-      <w:r>
-        <w:rPr>
-          <w:b w:val="0"/>
-        </w:rPr>
-        <w:t>A fictional Study Buddy audits a desk description and a separate caption.</w:t>
-      </w:r>
-    </w:p>
-    <w:p>
-      <w:pPr>
         <w:pStyle w:val="Heading3"/>
       </w:pPr>
       <w:r>
-        <w:t>Practice 1: explain the deciding evidence</w:t>
-      </w:r>
-    </w:p>
-    <w:p>
-      <w:pPr>
-        <w:spacing w:line="336" w:lineRule="auto" w:after="180"/>
-      </w:pPr>
-      <w:r>
-        <w:rPr>
-          <w:b w:val="0"/>
-        </w:rPr>
-        <w:t>Which labelled step matches this detail? At least three are supported; total five is not established by the description.</w:t>
-      </w:r>
-    </w:p>
-    <w:p>
-      <w:pPr>
-        <w:spacing w:line="336" w:lineRule="auto" w:after="180"/>
-        <w:shd w:fill="F4F9FC"/>
-      </w:pPr>
-      <w:r>
-        <w:rPr>
-          <w:b w:val="0"/>
-        </w:rPr>
-        <w:t>1. Caption claim</w:t>
-      </w:r>
-    </w:p>
-    <w:p>
-      <w:pPr>
-        <w:spacing w:line="336" w:lineRule="auto" w:after="180"/>
-        <w:shd w:fill="F4F9FC"/>
-      </w:pPr>
-      <w:r>
-        <w:rPr>
-          <w:b w:val="0"/>
-        </w:rPr>
-        <w:t>2. Supported response</w:t>
-      </w:r>
-    </w:p>
-    <w:p>
-      <w:pPr>
-        <w:spacing w:line="336" w:lineRule="auto" w:after="180"/>
-        <w:shd w:fill="F4F9FC"/>
-      </w:pPr>
-      <w:r>
-        <w:rPr>
-          <w:b w:val="0"/>
-        </w:rPr>
-        <w:t>3. Hidden region</w:t>
-      </w:r>
-    </w:p>
-    <w:p>
-      <w:pPr>
-        <w:spacing w:line="336" w:lineRule="auto" w:after="180"/>
-        <w:shd w:fill="F4F9FC"/>
-      </w:pPr>
-      <w:r>
-        <w:rPr>
-          <w:b w:val="0"/>
-        </w:rPr>
-        <w:t xml:space="preserve">4. Visible </w:t>
-      </w:r>
-      <w:r>
-        <w:rPr>
-          <w:b/>
-        </w:rPr>
-        <w:t>evidence</w:t>
+        <w:t>Repair a missing building block</w:t>
       </w:r>
     </w:p>
     <w:p>
@@ -2227,508 +3074,25 @@
         <w:pStyle w:val="Heading3"/>
       </w:pPr>
       <w:r>
-        <w:t>My selected conclusion, deciding fact and explanation</w:t>
-      </w:r>
-    </w:p>
-    <w:p>
-      <w:r>
-        <w:t>________________________________________________________________</w:t>
-      </w:r>
-    </w:p>
-    <w:p>
-      <w:r>
-        <w:t>________________________________________________________________</w:t>
-      </w:r>
-    </w:p>
-    <w:p>
-      <w:r>
-        <w:t>________________________________________________________________</w:t>
-      </w:r>
-    </w:p>
-    <w:p>
-      <w:r>
-        <w:t>________________________________________________________________</w:t>
-      </w:r>
-    </w:p>
-    <w:p>
-      <w:r>
-        <w:t>________________________________________________________________</w:t>
-      </w:r>
-    </w:p>
-    <w:p>
-      <w:pPr>
-        <w:pStyle w:val="Heading3"/>
-      </w:pPr>
-      <w:r>
-        <w:t>Hint · try first</w:t>
-      </w:r>
-    </w:p>
-    <w:p>
-      <w:pPr>
-        <w:spacing w:line="336" w:lineRule="auto" w:after="180"/>
-        <w:shd w:fill="F1F6F8"/>
-      </w:pPr>
-      <w:r>
-        <w:rPr>
-          <w:b w:val="0"/>
-        </w:rPr>
-        <w:t>Hint if needed: Read the steps in the pictorial case. Match the supplied detail to the stage that performs or records it.</w:t>
-      </w:r>
-    </w:p>
-    <w:p>
-      <w:pPr>
-        <w:pStyle w:val="Heading3"/>
-      </w:pPr>
-      <w:r>
-        <w:t>Feedback · compare after trying</w:t>
-      </w:r>
-    </w:p>
-    <w:p>
-      <w:pPr>
-        <w:spacing w:line="336" w:lineRule="auto" w:after="180"/>
-        <w:shd w:fill="F1F6FC"/>
-      </w:pPr>
-      <w:r>
-        <w:rPr>
-          <w:b w:val="0"/>
-        </w:rPr>
-        <w:t>After your attempt, compare with the supported explanation: Supported response At least three are supported; total five is not established by the description.</w:t>
-      </w:r>
-    </w:p>
-    <w:p>
-      <w:pPr>
-        <w:spacing w:line="336" w:lineRule="auto" w:after="180"/>
-        <w:shd w:fill="F1F6FC"/>
-      </w:pPr>
-      <w:r>
-        <w:rPr>
-          <w:b w:val="0"/>
-        </w:rPr>
-        <w:t>A caption is another claim, not a way of seeing through an opaque object. Keep observable information separate from inferences.</w:t>
-      </w:r>
-    </w:p>
-    <w:p>
-      <w:pPr>
-        <w:spacing w:line="336" w:lineRule="auto" w:after="180"/>
-        <w:shd w:fill="F1F6FC"/>
-      </w:pPr>
-      <w:r>
-        <w:rPr>
-          <w:b w:val="0"/>
-        </w:rPr>
-        <w:t>The visible three give a lower bound under the stated desk scope; there is no supplied maximum for the closed box. Do not replace unknown contents with zero merely because none are visible.</w:t>
-      </w:r>
-    </w:p>
-    <w:p>
-      <w:pPr>
-        <w:pStyle w:val="Heading3"/>
-      </w:pPr>
-      <w:r>
-        <w:t>Practice 2: explain the deciding evidence</w:t>
-      </w:r>
-    </w:p>
-    <w:p>
-      <w:pPr>
-        <w:pStyle w:val="Heading3"/>
-      </w:pPr>
-      <w:r>
-        <w:t>Changed case · predict first</w:t>
-      </w:r>
-    </w:p>
-    <w:p>
-      <w:pPr>
-        <w:spacing w:line="336" w:lineRule="auto" w:after="180"/>
-        <w:shd w:fill="F5F1FB"/>
-      </w:pPr>
-      <w:r>
-        <w:rPr>
-          <w:b w:val="0"/>
-        </w:rPr>
-        <w:t xml:space="preserve">Changed-case practice: Open the closed box and a verified </w:t>
-      </w:r>
-      <w:r>
-        <w:rPr>
-          <w:b/>
-        </w:rPr>
-        <w:t>observation</w:t>
-      </w:r>
-      <w:r>
-        <w:rPr>
-          <w:b w:val="0"/>
-        </w:rPr>
-        <w:t xml:space="preserve"> shows two pencils inside, with no other desk locations. Which conclusion is supported by the supplied facts?</w:t>
-      </w:r>
-    </w:p>
-    <w:p>
-      <w:pPr>
-        <w:spacing w:line="336" w:lineRule="auto" w:after="180"/>
-        <w:shd w:fill="F4F9FC"/>
-      </w:pPr>
-      <w:r>
-        <w:rPr>
-          <w:b w:val="0"/>
-        </w:rPr>
-        <w:t xml:space="preserve">1. We can decide the result without examining the changed </w:t>
-      </w:r>
-      <w:r>
-        <w:rPr>
-          <w:b/>
-        </w:rPr>
-        <w:t>input</w:t>
-      </w:r>
-      <w:r>
-        <w:rPr>
-          <w:b w:val="0"/>
-        </w:rPr>
-        <w:t xml:space="preserve"> or the procedure.</w:t>
-      </w:r>
-    </w:p>
-    <w:p>
-      <w:pPr>
-        <w:spacing w:line="336" w:lineRule="auto" w:after="180"/>
-        <w:shd w:fill="F4F9FC"/>
-      </w:pPr>
-      <w:r>
-        <w:rPr>
-          <w:b w:val="0"/>
-        </w:rPr>
-        <w:t>2. The total is now supported as five.</w:t>
-      </w:r>
-    </w:p>
-    <w:p>
-      <w:pPr>
-        <w:spacing w:line="336" w:lineRule="auto" w:after="180"/>
-        <w:shd w:fill="F4F9FC"/>
-      </w:pPr>
-      <w:r>
-        <w:rPr>
-          <w:b w:val="0"/>
-        </w:rPr>
-        <w:t xml:space="preserve">3. This one example guarantees correct results for every future </w:t>
-      </w:r>
-      <w:r>
-        <w:rPr>
-          <w:b/>
-        </w:rPr>
-        <w:t>input</w:t>
-      </w:r>
-      <w:r>
-        <w:rPr>
-          <w:b w:val="0"/>
-        </w:rPr>
-        <w:t>.</w:t>
-      </w:r>
-    </w:p>
-    <w:p>
-      <w:pPr>
-        <w:pStyle w:val="Heading3"/>
-      </w:pPr>
-      <w:r>
-        <w:t>My selected conclusion, deciding fact and explanation</w:t>
-      </w:r>
-    </w:p>
-    <w:p>
-      <w:r>
-        <w:t>________________________________________________________________</w:t>
-      </w:r>
-    </w:p>
-    <w:p>
-      <w:r>
-        <w:t>________________________________________________________________</w:t>
-      </w:r>
-    </w:p>
-    <w:p>
-      <w:r>
-        <w:t>________________________________________________________________</w:t>
-      </w:r>
-    </w:p>
-    <w:p>
-      <w:r>
-        <w:t>________________________________________________________________</w:t>
-      </w:r>
-    </w:p>
-    <w:p>
-      <w:r>
-        <w:t>________________________________________________________________</w:t>
-      </w:r>
-    </w:p>
-    <w:p>
-      <w:pPr>
-        <w:pStyle w:val="Heading3"/>
-      </w:pPr>
-      <w:r>
-        <w:t>Hint · try first</w:t>
-      </w:r>
-    </w:p>
-    <w:p>
-      <w:pPr>
-        <w:spacing w:line="336" w:lineRule="auto" w:after="180"/>
-        <w:shd w:fill="F1F6F8"/>
-      </w:pPr>
-      <w:r>
-        <w:rPr>
-          <w:b w:val="0"/>
-        </w:rPr>
-        <w:t>Hint if needed: Use the changed condition and the deciding step in the pictorial trace. The answer must say what follows from those facts.</w:t>
-      </w:r>
-    </w:p>
-    <w:p>
-      <w:pPr>
-        <w:pStyle w:val="Heading3"/>
-      </w:pPr>
-      <w:r>
-        <w:t>Feedback · compare after trying</w:t>
-      </w:r>
-    </w:p>
-    <w:p>
-      <w:pPr>
-        <w:spacing w:line="336" w:lineRule="auto" w:after="180"/>
-        <w:shd w:fill="F1F6FC"/>
-      </w:pPr>
-      <w:r>
-        <w:rPr>
-          <w:b w:val="0"/>
-        </w:rPr>
-        <w:t>After your attempt, compare with the supported explanation: The total is now supported as five. 3 visible initially plus 2 newly observed gives 5 under the complete-location assumption.</w:t>
-      </w:r>
-    </w:p>
-    <w:p>
-      <w:pPr>
-        <w:pStyle w:val="Heading3"/>
-      </w:pPr>
-      <w:r>
-        <w:t>Repair a missing building block</w:t>
-      </w:r>
-    </w:p>
-    <w:p>
-      <w:pPr>
-        <w:spacing w:line="336" w:lineRule="auto" w:after="180"/>
-      </w:pPr>
-      <w:r>
-        <w:rPr>
-          <w:b w:val="0"/>
-        </w:rPr>
-        <w:t xml:space="preserve">Review Speech and Audio Systems (ai-3/12). Goal: Explain the </w:t>
-      </w:r>
-      <w:r>
-        <w:rPr>
-          <w:b/>
-        </w:rPr>
-        <w:t>mechanism</w:t>
-      </w:r>
-      <w:r>
-        <w:rPr>
-          <w:b w:val="0"/>
-        </w:rPr>
-        <w:t xml:space="preserve"> and terminology of speech pipelines and multimodal </w:t>
-      </w:r>
-      <w:r>
-        <w:rPr>
-          <w:b/>
-        </w:rPr>
-        <w:t>evidence</w:t>
-      </w:r>
-      <w:r>
-        <w:rPr>
-          <w:b w:val="0"/>
-        </w:rPr>
-        <w:t>.</w:t>
-      </w:r>
-    </w:p>
-    <w:p>
-      <w:pPr>
-        <w:spacing w:line="336" w:lineRule="auto" w:after="180"/>
-      </w:pPr>
-      <w:r>
-        <w:rPr>
-          <w:b w:val="0"/>
-        </w:rPr>
-        <w:t xml:space="preserve">Short practice: Which stage was initially wrong, and which stage was correctly operating on a wrong </w:t>
-      </w:r>
-      <w:r>
-        <w:rPr>
-          <w:b/>
-        </w:rPr>
-        <w:t>input</w:t>
-      </w:r>
-      <w:r>
-        <w:rPr>
-          <w:b w:val="0"/>
-        </w:rPr>
-        <w:t>?. Return to this week and explain what you changed.</w:t>
-      </w:r>
-    </w:p>
-    <w:p>
-      <w:pPr>
-        <w:spacing w:line="336" w:lineRule="auto" w:after="180"/>
-      </w:pPr>
-      <w:r>
-        <w:rPr>
-          <w:b w:val="0"/>
-        </w:rPr>
-        <w:t xml:space="preserve">Review Image Generation Models (ai-3/10). Goal: Explain the </w:t>
-      </w:r>
-      <w:r>
-        <w:rPr>
-          <w:b/>
-        </w:rPr>
-        <w:t>mechanism</w:t>
-      </w:r>
-      <w:r>
-        <w:rPr>
-          <w:b w:val="0"/>
-        </w:rPr>
-        <w:t xml:space="preserve"> and terminology of image generation and provenance.</w:t>
-      </w:r>
-    </w:p>
-    <w:p>
-      <w:pPr>
-        <w:spacing w:line="336" w:lineRule="auto" w:after="180"/>
-      </w:pPr>
-      <w:r>
-        <w:rPr>
-          <w:b w:val="0"/>
-        </w:rPr>
-        <w:t>Short practice: What may these two grids explain, and what can they not establish about a real generator?. Return to this week and explain what you changed.</w:t>
-      </w:r>
-    </w:p>
-    <w:p>
-      <w:pPr>
-        <w:spacing w:line="336" w:lineRule="auto" w:after="180"/>
-      </w:pPr>
-      <w:r>
-        <w:rPr>
-          <w:b w:val="0"/>
-        </w:rPr>
-        <w:t xml:space="preserve">Review Iterative Prompting (ai-3/7). Goal: Explain the </w:t>
-      </w:r>
-      <w:r>
-        <w:rPr>
-          <w:b/>
-        </w:rPr>
-        <w:t>mechanism</w:t>
-      </w:r>
-      <w:r>
-        <w:rPr>
-          <w:b w:val="0"/>
-        </w:rPr>
-        <w:t xml:space="preserve"> and terminology of controlled prompt experiments. Short practice: What </w:t>
-      </w:r>
-      <w:r>
-        <w:rPr>
-          <w:b/>
-        </w:rPr>
-        <w:t>evidence</w:t>
-      </w:r>
-      <w:r>
-        <w:rPr>
-          <w:b w:val="0"/>
-        </w:rPr>
-        <w:t xml:space="preserve"> supports improvement here, and what remains unproven?.</w:t>
-      </w:r>
-    </w:p>
-    <w:p>
-      <w:pPr>
-        <w:spacing w:line="336" w:lineRule="auto" w:after="180"/>
-      </w:pPr>
-      <w:r>
-        <w:rPr>
-          <w:b w:val="0"/>
-        </w:rPr>
-        <w:t>Return to this week and explain what you changed.</w:t>
-      </w:r>
-    </w:p>
-    <w:p>
-      <w:pPr>
-        <w:pStyle w:val="Heading3"/>
-      </w:pPr>
-      <w:r>
         <w:t>Keep your completed work</w:t>
       </w:r>
     </w:p>
     <w:p>
       <w:pPr>
-        <w:spacing w:line="336" w:lineRule="auto" w:after="180"/>
-      </w:pPr>
-      <w:r>
-        <w:rPr>
-          <w:b w:val="0"/>
-        </w:rPr>
-        <w:t xml:space="preserve">Use Download completed work in the hosted lesson to export your answers, reflections, practice feedback and code-run </w:t>
-      </w:r>
-      <w:r>
-        <w:rPr>
-          <w:b/>
-        </w:rPr>
-        <w:t>evidence</w:t>
-      </w:r>
-      <w:r>
-        <w:rPr>
-          <w:b w:val="0"/>
-        </w:rPr>
-        <w:t>. Open the HTML copy to read or print it.</w:t>
-      </w:r>
-    </w:p>
-    <w:p>
-      <w:pPr>
-        <w:spacing w:line="336" w:lineRule="auto" w:after="180"/>
-      </w:pPr>
-      <w:r>
-        <w:rPr>
-          <w:b w:val="0"/>
-        </w:rPr>
-        <w:t>Drafts stay in this browser when storage is available; clear drafts on a shared device.</w:t>
-      </w:r>
-    </w:p>
-    <w:p>
-      <w:pPr>
-        <w:pStyle w:val="Heading3"/>
-      </w:pPr>
-      <w:r>
-        <w:t>What I repaired, the evidence I kept and the next test</w:t>
-      </w:r>
-    </w:p>
-    <w:p>
-      <w:r>
-        <w:t>________________________________________________________________</w:t>
-      </w:r>
-    </w:p>
-    <w:p>
-      <w:r>
-        <w:t>________________________________________________________________</w:t>
-      </w:r>
-    </w:p>
-    <w:p>
-      <w:r>
-        <w:t>________________________________________________________________</w:t>
-      </w:r>
-    </w:p>
-    <w:p>
-      <w:r>
-        <w:t>________________________________________________________________</w:t>
-      </w:r>
-    </w:p>
-    <w:p>
-      <w:r>
-        <w:t>________________________________________________________________</w:t>
-      </w:r>
-    </w:p>
-    <w:p>
-      <w:pPr>
         <w:pStyle w:val="Heading1"/>
       </w:pPr>
       <w:r>
-        <w:t>21. Visual concept journey</w:t>
-      </w:r>
-    </w:p>
-    <w:p>
-      <w:r>
-        <w:t>Explain each Multimodal Evidence picture from its labels, then record a relevant limit.</w:t>
-      </w:r>
-    </w:p>
-    <w:p>
-      <w:pPr>
-        <w:pStyle w:val="Heading3"/>
+        <w:t>21. Reference · Six-picture response sheets</w:t>
+      </w:r>
+    </w:p>
+    <w:p>
+      <w:r>
+        <w:t>Choose the image that helps rather than repeating all six.</w:t>
+      </w:r>
+    </w:p>
+    <w:p>
+      <w:pPr>
+        <w:pStyle w:val="Heading2"/>
       </w:pPr>
       <w:r>
         <w:t>01. Multimodal Evidence: the case</w:t>
@@ -2807,7 +3171,6 @@
     <w:p>
       <w:pPr>
         <w:spacing w:line="336" w:lineRule="auto" w:after="180"/>
-        <w:shd w:fill="F5F1FB"/>
       </w:pPr>
       <w:r>
         <w:rPr>
@@ -2846,7 +3209,7 @@
     </w:p>
     <w:p>
       <w:pPr>
-        <w:pStyle w:val="Heading3"/>
+        <w:pStyle w:val="Heading2"/>
       </w:pPr>
       <w:r>
         <w:t>02. Follow the deciding steps</w:t>
@@ -2914,7 +3277,6 @@
     <w:p>
       <w:pPr>
         <w:spacing w:line="336" w:lineRule="auto" w:after="180"/>
-        <w:shd w:fill="F5F1FB"/>
       </w:pPr>
       <w:r>
         <w:rPr>
@@ -2965,7 +3327,7 @@
     </w:p>
     <w:p>
       <w:pPr>
-        <w:pStyle w:val="Heading3"/>
+        <w:pStyle w:val="Heading2"/>
       </w:pPr>
       <w:r>
         <w:t>03. Speech pipelines and multimodal evidence — evidence trace</w:t>
@@ -3150,7 +3512,6 @@
     <w:p>
       <w:pPr>
         <w:spacing w:line="336" w:lineRule="auto" w:after="180"/>
-        <w:shd w:fill="F5F1FB"/>
       </w:pPr>
       <w:r>
         <w:rPr>
@@ -3189,7 +3550,7 @@
     </w:p>
     <w:p>
       <w:pPr>
-        <w:pStyle w:val="Heading3"/>
+        <w:pStyle w:val="Heading2"/>
       </w:pPr>
       <w:r>
         <w:t>04. Change one thing. Trace what follows.</w:t>
@@ -3268,7 +3629,6 @@
     <w:p>
       <w:pPr>
         <w:spacing w:line="336" w:lineRule="auto" w:after="180"/>
-        <w:shd w:fill="F5F1FB"/>
       </w:pPr>
       <w:r>
         <w:rPr>
@@ -3307,7 +3667,7 @@
     </w:p>
     <w:p>
       <w:pPr>
-        <w:pStyle w:val="Heading3"/>
+        <w:pStyle w:val="Heading2"/>
       </w:pPr>
       <w:r>
         <w:t>05. Connect the explanation to its limit</w:t>
@@ -3385,7 +3745,6 @@
     <w:p>
       <w:pPr>
         <w:spacing w:line="336" w:lineRule="auto" w:after="180"/>
-        <w:shd w:fill="F5F1FB"/>
       </w:pPr>
       <w:r>
         <w:rPr>
@@ -3424,7 +3783,7 @@
     </w:p>
     <w:p>
       <w:pPr>
-        <w:pStyle w:val="Heading3"/>
+        <w:pStyle w:val="Heading2"/>
       </w:pPr>
       <w:r>
         <w:t>06. Make the idea visible in your project</w:t>
@@ -3515,7 +3874,6 @@
     <w:p>
       <w:pPr>
         <w:spacing w:line="336" w:lineRule="auto" w:after="180"/>
-        <w:shd w:fill="F5F1FB"/>
       </w:pPr>
       <w:r>
         <w:rPr>
@@ -3562,6 +3920,62 @@
     <w:p>
       <w:r>
         <w:t>________________________________________________________________</w:t>
+      </w:r>
+    </w:p>
+    <w:p>
+      <w:pPr>
+        <w:pStyle w:val="Heading2"/>
+      </w:pPr>
+      <w:r>
+        <w:t>Earlier wording, alternatives and picture transcripts · reference / check after trying</w:t>
+      </w:r>
+    </w:p>
+    <w:p>
+      <w:pPr>
+        <w:pStyle w:val="Heading3"/>
+      </w:pPr>
+      <w:r>
+        <w:t>01. Multimodal Evidence: the case</w:t>
+      </w:r>
+    </w:p>
+    <w:p>
+      <w:pPr>
+        <w:pStyle w:val="Heading3"/>
+      </w:pPr>
+      <w:r>
+        <w:t>02. Follow the deciding steps</w:t>
+      </w:r>
+    </w:p>
+    <w:p>
+      <w:pPr>
+        <w:pStyle w:val="Heading3"/>
+      </w:pPr>
+      <w:r>
+        <w:t>03. Speech pipelines and multimodal evidence — evidence trace</w:t>
+      </w:r>
+    </w:p>
+    <w:p>
+      <w:pPr>
+        <w:pStyle w:val="Heading3"/>
+      </w:pPr>
+      <w:r>
+        <w:t>04. Change one thing. Trace what follows.</w:t>
+      </w:r>
+    </w:p>
+    <w:p>
+      <w:pPr>
+        <w:pStyle w:val="Heading3"/>
+      </w:pPr>
+      <w:r>
+        <w:t>05. Connect the explanation to its limit</w:t>
+      </w:r>
+    </w:p>
+    <w:p>
+      <w:pPr>
+        <w:pStyle w:val="Heading3"/>
+      </w:pPr>
+      <w:r>
+        <w:t>06. Make the idea visible in your project</w:t>
       </w:r>
     </w:p>
     <w:sectPr>
